--- a/relatorio.docx
+++ b/relatorio.docx
@@ -5,6 +5,7 @@
     <w:p>
       <w:pPr>
         <w:spacing w:before="1440" w:after="200"/>
+        <w:ind w:left="708" w:hanging="708"/>
         <w:jc w:val="center"/>
       </w:pPr>
       <w:r>
@@ -149,26 +150,85 @@
         <w:t xml:space="preserve">O trabalho está organizado em três cenários de classificação: binário (Problema A), cinco classes (Problema B) e dez classes (Problema C). Para cada cenário, o problema de negócio foi formalizado com um caso de uso real distinto, justificando as escolhas de discretização do target e das métricas de avaliação. Os métodos de Machine Learning utilizados são Support Vector Machines (SVM), Redes Neuronais (NN) e </w:t>
       </w:r>
       <w:r>
+        <w:rPr>
+          <w:highlight w:val="red"/>
+        </w:rPr>
         <w:t>[…]</w:t>
       </w:r>
       <w:r>
+        <w:rPr>
+          <w:highlight w:val="red"/>
+        </w:rPr>
         <w:t xml:space="preserve">, sendo os dois primeiros obrigatórios e </w:t>
       </w:r>
       <w:r>
+        <w:rPr>
+          <w:highlight w:val="red"/>
+        </w:rPr>
         <w:t>[</w:t>
       </w:r>
       <w:r>
+        <w:rPr>
+          <w:highlight w:val="red"/>
+        </w:rPr>
         <w:t>o terceiro seleccionado e justificado no Capítulo 4</w:t>
       </w:r>
       <w:r>
+        <w:rPr>
+          <w:highlight w:val="red"/>
+        </w:rPr>
         <w:t>]</w:t>
       </w:r>
       <w:r>
+        <w:rPr>
+          <w:highlight w:val="red"/>
+        </w:rPr>
         <w:t>.</w:t>
       </w:r>
     </w:p>
     <w:p>
       <w:pPr>
+        <w:spacing w:before="80" w:after="80"/>
+        <w:rPr>
+          <w:sz w:val="36"/>
+          <w:szCs w:val="36"/>
+        </w:rPr>
+      </w:pPr>
+      <w:r>
+        <w:rPr>
+          <w:sz w:val="36"/>
+          <w:szCs w:val="36"/>
+          <w:highlight w:val="lightGray"/>
+        </w:rPr>
+        <w:t>*</w:t>
+      </w:r>
+      <w:r>
+        <w:rPr>
+          <w:sz w:val="36"/>
+          <w:szCs w:val="36"/>
+          <w:highlight w:val="lightGray"/>
+        </w:rPr>
+        <w:t>(</w:t>
+      </w:r>
+      <w:r>
+        <w:rPr>
+          <w:sz w:val="36"/>
+          <w:szCs w:val="36"/>
+          <w:highlight w:val="lightGray"/>
+        </w:rPr>
+        <w:t>os nºs das secções que vão sendo mencionadas têm de ser revistos no final, for now doesnt matter much</w:t>
+      </w:r>
+      <w:r>
+        <w:rPr>
+          <w:sz w:val="36"/>
+          <w:szCs w:val="36"/>
+          <w:highlight w:val="lightGray"/>
+        </w:rPr>
+        <w:t>)</w:t>
+      </w:r>
+    </w:p>
+    <w:p>
+      <w:pPr>
         <w:pStyle w:val="Ttulo1"/>
       </w:pPr>
       <w:r>
@@ -194,16 +254,10 @@
         <w:spacing w:before="80" w:after="80"/>
       </w:pPr>
       <w:r>
-        <w:t xml:space="preserve">O dataset contém 15 000 instâncias, cada uma correspondendo a um indivíduo. Não foram encontrados valores nulos nem duplicados, pelo que não foi necessária qualquer intervenção de limpeza de dados. A variável user_id é um identificador sem valor preditivo e foi removida antes da modelação. As variáveis gender e occupation são categóricas e foram codificadas com OneHotEncoder (ver Secção 3.2). O target stress_level é uma variável contínua no intervalo [1, 10] que foi discretizada conforme descrito na Secção </w:t>
-      </w:r>
-      <w:r>
-        <w:t>[</w:t>
-      </w:r>
-      <w:r>
-        <w:t>3.1</w:t>
-      </w:r>
-      <w:r>
-        <w:t>]</w:t>
+        <w:t>O dataset contém 15 000 instâncias, cada uma correspondendo a um indivíduo. Não foram encontrados valores nulos nem duplicados, pelo que não foi necessária qualquer intervenção de limpeza de dados. A variável user_id é um identificador sem valor preditivo e foi removida antes da modelação. As variáveis gender e occupation são categóricas e foram codificadas com OneHotEncoder (ver Secção 3.2). O target stress_level é uma variável contínua no intervalo [1, 10] que foi discretizada conforme descrito na Secção 3.</w:t>
+      </w:r>
+      <w:r>
+        <w:t>0031</w:t>
       </w:r>
       <w:r>
         <w:t>.</w:t>
@@ -236,12 +290,6 @@
         <w:tc>
           <w:tcPr>
             <w:tcW w:w="2800" w:type="dxa"/>
-            <w:tcBorders>
-              <w:top w:val="single" w:sz="1" w:space="0" w:color="CCCCCC"/>
-              <w:left w:val="single" w:sz="1" w:space="0" w:color="CCCCCC"/>
-              <w:bottom w:val="single" w:sz="1" w:space="0" w:color="CCCCCC"/>
-              <w:right w:val="single" w:sz="1" w:space="0" w:color="CCCCCC"/>
-            </w:tcBorders>
             <w:shd w:val="clear" w:color="auto" w:fill="D5E8F0"/>
             <w:tcMar>
               <w:top w:w="80" w:type="dxa"/>
@@ -268,12 +316,6 @@
         <w:tc>
           <w:tcPr>
             <w:tcW w:w="3200" w:type="dxa"/>
-            <w:tcBorders>
-              <w:top w:val="single" w:sz="1" w:space="0" w:color="CCCCCC"/>
-              <w:left w:val="single" w:sz="1" w:space="0" w:color="CCCCCC"/>
-              <w:bottom w:val="single" w:sz="1" w:space="0" w:color="CCCCCC"/>
-              <w:right w:val="single" w:sz="1" w:space="0" w:color="CCCCCC"/>
-            </w:tcBorders>
             <w:shd w:val="clear" w:color="auto" w:fill="D5E8F0"/>
             <w:tcMar>
               <w:top w:w="80" w:type="dxa"/>
@@ -300,12 +342,6 @@
         <w:tc>
           <w:tcPr>
             <w:tcW w:w="1400" w:type="dxa"/>
-            <w:tcBorders>
-              <w:top w:val="single" w:sz="1" w:space="0" w:color="CCCCCC"/>
-              <w:left w:val="single" w:sz="1" w:space="0" w:color="CCCCCC"/>
-              <w:bottom w:val="single" w:sz="1" w:space="0" w:color="CCCCCC"/>
-              <w:right w:val="single" w:sz="1" w:space="0" w:color="CCCCCC"/>
-            </w:tcBorders>
             <w:shd w:val="clear" w:color="auto" w:fill="D5E8F0"/>
             <w:tcMar>
               <w:top w:w="80" w:type="dxa"/>
@@ -332,12 +368,6 @@
         <w:tc>
           <w:tcPr>
             <w:tcW w:w="1626" w:type="dxa"/>
-            <w:tcBorders>
-              <w:top w:val="single" w:sz="1" w:space="0" w:color="CCCCCC"/>
-              <w:left w:val="single" w:sz="1" w:space="0" w:color="CCCCCC"/>
-              <w:bottom w:val="single" w:sz="1" w:space="0" w:color="CCCCCC"/>
-              <w:right w:val="single" w:sz="1" w:space="0" w:color="CCCCCC"/>
-            </w:tcBorders>
             <w:shd w:val="clear" w:color="auto" w:fill="D5E8F0"/>
             <w:tcMar>
               <w:top w:w="80" w:type="dxa"/>
@@ -375,12 +405,6 @@
         <w:tc>
           <w:tcPr>
             <w:tcW w:w="2800" w:type="dxa"/>
-            <w:tcBorders>
-              <w:top w:val="single" w:sz="1" w:space="0" w:color="CCCCCC"/>
-              <w:left w:val="single" w:sz="1" w:space="0" w:color="CCCCCC"/>
-              <w:bottom w:val="single" w:sz="1" w:space="0" w:color="CCCCCC"/>
-              <w:right w:val="single" w:sz="1" w:space="0" w:color="CCCCCC"/>
-            </w:tcBorders>
             <w:tcMar>
               <w:top w:w="80" w:type="dxa"/>
               <w:left w:w="120" w:type="dxa"/>
@@ -404,12 +428,6 @@
         <w:tc>
           <w:tcPr>
             <w:tcW w:w="3200" w:type="dxa"/>
-            <w:tcBorders>
-              <w:top w:val="single" w:sz="1" w:space="0" w:color="CCCCCC"/>
-              <w:left w:val="single" w:sz="1" w:space="0" w:color="CCCCCC"/>
-              <w:bottom w:val="single" w:sz="1" w:space="0" w:color="CCCCCC"/>
-              <w:right w:val="single" w:sz="1" w:space="0" w:color="CCCCCC"/>
-            </w:tcBorders>
             <w:tcMar>
               <w:top w:w="80" w:type="dxa"/>
               <w:left w:w="120" w:type="dxa"/>
@@ -433,12 +451,6 @@
         <w:tc>
           <w:tcPr>
             <w:tcW w:w="1400" w:type="dxa"/>
-            <w:tcBorders>
-              <w:top w:val="single" w:sz="1" w:space="0" w:color="CCCCCC"/>
-              <w:left w:val="single" w:sz="1" w:space="0" w:color="CCCCCC"/>
-              <w:bottom w:val="single" w:sz="1" w:space="0" w:color="CCCCCC"/>
-              <w:right w:val="single" w:sz="1" w:space="0" w:color="CCCCCC"/>
-            </w:tcBorders>
             <w:tcMar>
               <w:top w:w="80" w:type="dxa"/>
               <w:left w:w="120" w:type="dxa"/>
@@ -462,12 +474,6 @@
         <w:tc>
           <w:tcPr>
             <w:tcW w:w="1626" w:type="dxa"/>
-            <w:tcBorders>
-              <w:top w:val="single" w:sz="1" w:space="0" w:color="CCCCCC"/>
-              <w:left w:val="single" w:sz="1" w:space="0" w:color="CCCCCC"/>
-              <w:bottom w:val="single" w:sz="1" w:space="0" w:color="CCCCCC"/>
-              <w:right w:val="single" w:sz="1" w:space="0" w:color="CCCCCC"/>
-            </w:tcBorders>
             <w:tcMar>
               <w:top w:w="80" w:type="dxa"/>
               <w:left w:w="120" w:type="dxa"/>
@@ -489,12 +495,6 @@
         <w:tc>
           <w:tcPr>
             <w:tcW w:w="2800" w:type="dxa"/>
-            <w:tcBorders>
-              <w:top w:val="single" w:sz="1" w:space="0" w:color="CCCCCC"/>
-              <w:left w:val="single" w:sz="1" w:space="0" w:color="CCCCCC"/>
-              <w:bottom w:val="single" w:sz="1" w:space="0" w:color="CCCCCC"/>
-              <w:right w:val="single" w:sz="1" w:space="0" w:color="CCCCCC"/>
-            </w:tcBorders>
             <w:tcMar>
               <w:top w:w="80" w:type="dxa"/>
               <w:left w:w="120" w:type="dxa"/>
@@ -518,12 +518,6 @@
         <w:tc>
           <w:tcPr>
             <w:tcW w:w="3200" w:type="dxa"/>
-            <w:tcBorders>
-              <w:top w:val="single" w:sz="1" w:space="0" w:color="CCCCCC"/>
-              <w:left w:val="single" w:sz="1" w:space="0" w:color="CCCCCC"/>
-              <w:bottom w:val="single" w:sz="1" w:space="0" w:color="CCCCCC"/>
-              <w:right w:val="single" w:sz="1" w:space="0" w:color="CCCCCC"/>
-            </w:tcBorders>
             <w:tcMar>
               <w:top w:w="80" w:type="dxa"/>
               <w:left w:w="120" w:type="dxa"/>
@@ -547,12 +541,6 @@
         <w:tc>
           <w:tcPr>
             <w:tcW w:w="1400" w:type="dxa"/>
-            <w:tcBorders>
-              <w:top w:val="single" w:sz="1" w:space="0" w:color="CCCCCC"/>
-              <w:left w:val="single" w:sz="1" w:space="0" w:color="CCCCCC"/>
-              <w:bottom w:val="single" w:sz="1" w:space="0" w:color="CCCCCC"/>
-              <w:right w:val="single" w:sz="1" w:space="0" w:color="CCCCCC"/>
-            </w:tcBorders>
             <w:tcMar>
               <w:top w:w="80" w:type="dxa"/>
               <w:left w:w="120" w:type="dxa"/>
@@ -576,12 +564,6 @@
         <w:tc>
           <w:tcPr>
             <w:tcW w:w="1626" w:type="dxa"/>
-            <w:tcBorders>
-              <w:top w:val="single" w:sz="1" w:space="0" w:color="CCCCCC"/>
-              <w:left w:val="single" w:sz="1" w:space="0" w:color="CCCCCC"/>
-              <w:bottom w:val="single" w:sz="1" w:space="0" w:color="CCCCCC"/>
-              <w:right w:val="single" w:sz="1" w:space="0" w:color="CCCCCC"/>
-            </w:tcBorders>
             <w:tcMar>
               <w:top w:w="80" w:type="dxa"/>
               <w:left w:w="120" w:type="dxa"/>
@@ -635,12 +617,6 @@
         <w:tc>
           <w:tcPr>
             <w:tcW w:w="2800" w:type="dxa"/>
-            <w:tcBorders>
-              <w:top w:val="single" w:sz="1" w:space="0" w:color="CCCCCC"/>
-              <w:left w:val="single" w:sz="1" w:space="0" w:color="CCCCCC"/>
-              <w:bottom w:val="single" w:sz="1" w:space="0" w:color="CCCCCC"/>
-              <w:right w:val="single" w:sz="1" w:space="0" w:color="CCCCCC"/>
-            </w:tcBorders>
             <w:tcMar>
               <w:top w:w="80" w:type="dxa"/>
               <w:left w:w="120" w:type="dxa"/>
@@ -664,12 +640,6 @@
         <w:tc>
           <w:tcPr>
             <w:tcW w:w="3200" w:type="dxa"/>
-            <w:tcBorders>
-              <w:top w:val="single" w:sz="1" w:space="0" w:color="CCCCCC"/>
-              <w:left w:val="single" w:sz="1" w:space="0" w:color="CCCCCC"/>
-              <w:bottom w:val="single" w:sz="1" w:space="0" w:color="CCCCCC"/>
-              <w:right w:val="single" w:sz="1" w:space="0" w:color="CCCCCC"/>
-            </w:tcBorders>
             <w:tcMar>
               <w:top w:w="80" w:type="dxa"/>
               <w:left w:w="120" w:type="dxa"/>
@@ -700,12 +670,6 @@
         <w:tc>
           <w:tcPr>
             <w:tcW w:w="1400" w:type="dxa"/>
-            <w:tcBorders>
-              <w:top w:val="single" w:sz="1" w:space="0" w:color="CCCCCC"/>
-              <w:left w:val="single" w:sz="1" w:space="0" w:color="CCCCCC"/>
-              <w:bottom w:val="single" w:sz="1" w:space="0" w:color="CCCCCC"/>
-              <w:right w:val="single" w:sz="1" w:space="0" w:color="CCCCCC"/>
-            </w:tcBorders>
             <w:tcMar>
               <w:top w:w="80" w:type="dxa"/>
               <w:left w:w="120" w:type="dxa"/>
@@ -729,12 +693,6 @@
         <w:tc>
           <w:tcPr>
             <w:tcW w:w="1626" w:type="dxa"/>
-            <w:tcBorders>
-              <w:top w:val="single" w:sz="1" w:space="0" w:color="CCCCCC"/>
-              <w:left w:val="single" w:sz="1" w:space="0" w:color="CCCCCC"/>
-              <w:bottom w:val="single" w:sz="1" w:space="0" w:color="CCCCCC"/>
-              <w:right w:val="single" w:sz="1" w:space="0" w:color="CCCCCC"/>
-            </w:tcBorders>
             <w:tcMar>
               <w:top w:w="80" w:type="dxa"/>
               <w:left w:w="120" w:type="dxa"/>
@@ -760,12 +718,6 @@
         <w:tc>
           <w:tcPr>
             <w:tcW w:w="2800" w:type="dxa"/>
-            <w:tcBorders>
-              <w:top w:val="single" w:sz="1" w:space="0" w:color="CCCCCC"/>
-              <w:left w:val="single" w:sz="1" w:space="0" w:color="CCCCCC"/>
-              <w:bottom w:val="single" w:sz="1" w:space="0" w:color="CCCCCC"/>
-              <w:right w:val="single" w:sz="1" w:space="0" w:color="CCCCCC"/>
-            </w:tcBorders>
             <w:tcMar>
               <w:top w:w="80" w:type="dxa"/>
               <w:left w:w="120" w:type="dxa"/>
@@ -789,12 +741,6 @@
         <w:tc>
           <w:tcPr>
             <w:tcW w:w="3200" w:type="dxa"/>
-            <w:tcBorders>
-              <w:top w:val="single" w:sz="1" w:space="0" w:color="CCCCCC"/>
-              <w:left w:val="single" w:sz="1" w:space="0" w:color="CCCCCC"/>
-              <w:bottom w:val="single" w:sz="1" w:space="0" w:color="CCCCCC"/>
-              <w:right w:val="single" w:sz="1" w:space="0" w:color="CCCCCC"/>
-            </w:tcBorders>
             <w:tcMar>
               <w:top w:w="80" w:type="dxa"/>
               <w:left w:w="120" w:type="dxa"/>
@@ -836,12 +782,6 @@
         <w:tc>
           <w:tcPr>
             <w:tcW w:w="1400" w:type="dxa"/>
-            <w:tcBorders>
-              <w:top w:val="single" w:sz="1" w:space="0" w:color="CCCCCC"/>
-              <w:left w:val="single" w:sz="1" w:space="0" w:color="CCCCCC"/>
-              <w:bottom w:val="single" w:sz="1" w:space="0" w:color="CCCCCC"/>
-              <w:right w:val="single" w:sz="1" w:space="0" w:color="CCCCCC"/>
-            </w:tcBorders>
             <w:tcMar>
               <w:top w:w="80" w:type="dxa"/>
               <w:left w:w="120" w:type="dxa"/>
@@ -865,12 +805,6 @@
         <w:tc>
           <w:tcPr>
             <w:tcW w:w="1626" w:type="dxa"/>
-            <w:tcBorders>
-              <w:top w:val="single" w:sz="1" w:space="0" w:color="CCCCCC"/>
-              <w:left w:val="single" w:sz="1" w:space="0" w:color="CCCCCC"/>
-              <w:bottom w:val="single" w:sz="1" w:space="0" w:color="CCCCCC"/>
-              <w:right w:val="single" w:sz="1" w:space="0" w:color="CCCCCC"/>
-            </w:tcBorders>
             <w:tcMar>
               <w:top w:w="80" w:type="dxa"/>
               <w:left w:w="120" w:type="dxa"/>
@@ -896,12 +830,6 @@
         <w:tc>
           <w:tcPr>
             <w:tcW w:w="2800" w:type="dxa"/>
-            <w:tcBorders>
-              <w:top w:val="single" w:sz="1" w:space="0" w:color="CCCCCC"/>
-              <w:left w:val="single" w:sz="1" w:space="0" w:color="CCCCCC"/>
-              <w:bottom w:val="single" w:sz="1" w:space="0" w:color="CCCCCC"/>
-              <w:right w:val="single" w:sz="1" w:space="0" w:color="CCCCCC"/>
-            </w:tcBorders>
             <w:tcMar>
               <w:top w:w="80" w:type="dxa"/>
               <w:left w:w="120" w:type="dxa"/>
@@ -925,12 +853,6 @@
         <w:tc>
           <w:tcPr>
             <w:tcW w:w="3200" w:type="dxa"/>
-            <w:tcBorders>
-              <w:top w:val="single" w:sz="1" w:space="0" w:color="CCCCCC"/>
-              <w:left w:val="single" w:sz="1" w:space="0" w:color="CCCCCC"/>
-              <w:bottom w:val="single" w:sz="1" w:space="0" w:color="CCCCCC"/>
-              <w:right w:val="single" w:sz="1" w:space="0" w:color="CCCCCC"/>
-            </w:tcBorders>
             <w:tcMar>
               <w:top w:w="80" w:type="dxa"/>
               <w:left w:w="120" w:type="dxa"/>
@@ -954,12 +876,6 @@
         <w:tc>
           <w:tcPr>
             <w:tcW w:w="1400" w:type="dxa"/>
-            <w:tcBorders>
-              <w:top w:val="single" w:sz="1" w:space="0" w:color="CCCCCC"/>
-              <w:left w:val="single" w:sz="1" w:space="0" w:color="CCCCCC"/>
-              <w:bottom w:val="single" w:sz="1" w:space="0" w:color="CCCCCC"/>
-              <w:right w:val="single" w:sz="1" w:space="0" w:color="CCCCCC"/>
-            </w:tcBorders>
             <w:tcMar>
               <w:top w:w="80" w:type="dxa"/>
               <w:left w:w="120" w:type="dxa"/>
@@ -983,12 +899,6 @@
         <w:tc>
           <w:tcPr>
             <w:tcW w:w="1626" w:type="dxa"/>
-            <w:tcBorders>
-              <w:top w:val="single" w:sz="1" w:space="0" w:color="CCCCCC"/>
-              <w:left w:val="single" w:sz="1" w:space="0" w:color="CCCCCC"/>
-              <w:bottom w:val="single" w:sz="1" w:space="0" w:color="CCCCCC"/>
-              <w:right w:val="single" w:sz="1" w:space="0" w:color="CCCCCC"/>
-            </w:tcBorders>
             <w:tcMar>
               <w:top w:w="80" w:type="dxa"/>
               <w:left w:w="120" w:type="dxa"/>
@@ -1042,12 +952,6 @@
         <w:tc>
           <w:tcPr>
             <w:tcW w:w="2800" w:type="dxa"/>
-            <w:tcBorders>
-              <w:top w:val="single" w:sz="1" w:space="0" w:color="CCCCCC"/>
-              <w:left w:val="single" w:sz="1" w:space="0" w:color="CCCCCC"/>
-              <w:bottom w:val="single" w:sz="1" w:space="0" w:color="CCCCCC"/>
-              <w:right w:val="single" w:sz="1" w:space="0" w:color="CCCCCC"/>
-            </w:tcBorders>
             <w:tcMar>
               <w:top w:w="80" w:type="dxa"/>
               <w:left w:w="120" w:type="dxa"/>
@@ -1071,12 +975,6 @@
         <w:tc>
           <w:tcPr>
             <w:tcW w:w="3200" w:type="dxa"/>
-            <w:tcBorders>
-              <w:top w:val="single" w:sz="1" w:space="0" w:color="CCCCCC"/>
-              <w:left w:val="single" w:sz="1" w:space="0" w:color="CCCCCC"/>
-              <w:bottom w:val="single" w:sz="1" w:space="0" w:color="CCCCCC"/>
-              <w:right w:val="single" w:sz="1" w:space="0" w:color="CCCCCC"/>
-            </w:tcBorders>
             <w:tcMar>
               <w:top w:w="80" w:type="dxa"/>
               <w:left w:w="120" w:type="dxa"/>
@@ -1100,12 +998,6 @@
         <w:tc>
           <w:tcPr>
             <w:tcW w:w="1400" w:type="dxa"/>
-            <w:tcBorders>
-              <w:top w:val="single" w:sz="1" w:space="0" w:color="CCCCCC"/>
-              <w:left w:val="single" w:sz="1" w:space="0" w:color="CCCCCC"/>
-              <w:bottom w:val="single" w:sz="1" w:space="0" w:color="CCCCCC"/>
-              <w:right w:val="single" w:sz="1" w:space="0" w:color="CCCCCC"/>
-            </w:tcBorders>
             <w:tcMar>
               <w:top w:w="80" w:type="dxa"/>
               <w:left w:w="120" w:type="dxa"/>
@@ -1129,12 +1021,6 @@
         <w:tc>
           <w:tcPr>
             <w:tcW w:w="1626" w:type="dxa"/>
-            <w:tcBorders>
-              <w:top w:val="single" w:sz="1" w:space="0" w:color="CCCCCC"/>
-              <w:left w:val="single" w:sz="1" w:space="0" w:color="CCCCCC"/>
-              <w:bottom w:val="single" w:sz="1" w:space="0" w:color="CCCCCC"/>
-              <w:right w:val="single" w:sz="1" w:space="0" w:color="CCCCCC"/>
-            </w:tcBorders>
             <w:tcMar>
               <w:top w:w="80" w:type="dxa"/>
               <w:left w:w="120" w:type="dxa"/>
@@ -1188,12 +1074,6 @@
         <w:tc>
           <w:tcPr>
             <w:tcW w:w="2800" w:type="dxa"/>
-            <w:tcBorders>
-              <w:top w:val="single" w:sz="1" w:space="0" w:color="CCCCCC"/>
-              <w:left w:val="single" w:sz="1" w:space="0" w:color="CCCCCC"/>
-              <w:bottom w:val="single" w:sz="1" w:space="0" w:color="CCCCCC"/>
-              <w:right w:val="single" w:sz="1" w:space="0" w:color="CCCCCC"/>
-            </w:tcBorders>
             <w:tcMar>
               <w:top w:w="80" w:type="dxa"/>
               <w:left w:w="120" w:type="dxa"/>
@@ -1217,12 +1097,6 @@
         <w:tc>
           <w:tcPr>
             <w:tcW w:w="3200" w:type="dxa"/>
-            <w:tcBorders>
-              <w:top w:val="single" w:sz="1" w:space="0" w:color="CCCCCC"/>
-              <w:left w:val="single" w:sz="1" w:space="0" w:color="CCCCCC"/>
-              <w:bottom w:val="single" w:sz="1" w:space="0" w:color="CCCCCC"/>
-              <w:right w:val="single" w:sz="1" w:space="0" w:color="CCCCCC"/>
-            </w:tcBorders>
             <w:tcMar>
               <w:top w:w="80" w:type="dxa"/>
               <w:left w:w="120" w:type="dxa"/>
@@ -1246,12 +1120,6 @@
         <w:tc>
           <w:tcPr>
             <w:tcW w:w="1400" w:type="dxa"/>
-            <w:tcBorders>
-              <w:top w:val="single" w:sz="1" w:space="0" w:color="CCCCCC"/>
-              <w:left w:val="single" w:sz="1" w:space="0" w:color="CCCCCC"/>
-              <w:bottom w:val="single" w:sz="1" w:space="0" w:color="CCCCCC"/>
-              <w:right w:val="single" w:sz="1" w:space="0" w:color="CCCCCC"/>
-            </w:tcBorders>
             <w:tcMar>
               <w:top w:w="80" w:type="dxa"/>
               <w:left w:w="120" w:type="dxa"/>
@@ -1275,12 +1143,6 @@
         <w:tc>
           <w:tcPr>
             <w:tcW w:w="1626" w:type="dxa"/>
-            <w:tcBorders>
-              <w:top w:val="single" w:sz="1" w:space="0" w:color="CCCCCC"/>
-              <w:left w:val="single" w:sz="1" w:space="0" w:color="CCCCCC"/>
-              <w:bottom w:val="single" w:sz="1" w:space="0" w:color="CCCCCC"/>
-              <w:right w:val="single" w:sz="1" w:space="0" w:color="CCCCCC"/>
-            </w:tcBorders>
             <w:tcMar>
               <w:top w:w="80" w:type="dxa"/>
               <w:left w:w="120" w:type="dxa"/>
@@ -1334,12 +1196,6 @@
         <w:tc>
           <w:tcPr>
             <w:tcW w:w="2800" w:type="dxa"/>
-            <w:tcBorders>
-              <w:top w:val="single" w:sz="1" w:space="0" w:color="CCCCCC"/>
-              <w:left w:val="single" w:sz="1" w:space="0" w:color="CCCCCC"/>
-              <w:bottom w:val="single" w:sz="4" w:space="0" w:color="auto"/>
-              <w:right w:val="single" w:sz="1" w:space="0" w:color="CCCCCC"/>
-            </w:tcBorders>
             <w:tcMar>
               <w:top w:w="80" w:type="dxa"/>
               <w:left w:w="120" w:type="dxa"/>
@@ -1363,12 +1219,6 @@
         <w:tc>
           <w:tcPr>
             <w:tcW w:w="3200" w:type="dxa"/>
-            <w:tcBorders>
-              <w:top w:val="single" w:sz="1" w:space="0" w:color="CCCCCC"/>
-              <w:left w:val="single" w:sz="1" w:space="0" w:color="CCCCCC"/>
-              <w:bottom w:val="single" w:sz="4" w:space="0" w:color="auto"/>
-              <w:right w:val="single" w:sz="1" w:space="0" w:color="CCCCCC"/>
-            </w:tcBorders>
             <w:tcMar>
               <w:top w:w="80" w:type="dxa"/>
               <w:left w:w="120" w:type="dxa"/>
@@ -1392,12 +1242,6 @@
         <w:tc>
           <w:tcPr>
             <w:tcW w:w="1400" w:type="dxa"/>
-            <w:tcBorders>
-              <w:top w:val="single" w:sz="1" w:space="0" w:color="CCCCCC"/>
-              <w:left w:val="single" w:sz="1" w:space="0" w:color="CCCCCC"/>
-              <w:bottom w:val="single" w:sz="4" w:space="0" w:color="auto"/>
-              <w:right w:val="single" w:sz="1" w:space="0" w:color="CCCCCC"/>
-            </w:tcBorders>
             <w:tcMar>
               <w:top w:w="80" w:type="dxa"/>
               <w:left w:w="120" w:type="dxa"/>
@@ -1421,12 +1265,6 @@
         <w:tc>
           <w:tcPr>
             <w:tcW w:w="1626" w:type="dxa"/>
-            <w:tcBorders>
-              <w:top w:val="single" w:sz="1" w:space="0" w:color="CCCCCC"/>
-              <w:left w:val="single" w:sz="1" w:space="0" w:color="CCCCCC"/>
-              <w:bottom w:val="single" w:sz="4" w:space="0" w:color="auto"/>
-              <w:right w:val="single" w:sz="1" w:space="0" w:color="CCCCCC"/>
-            </w:tcBorders>
             <w:tcMar>
               <w:top w:w="80" w:type="dxa"/>
               <w:left w:w="120" w:type="dxa"/>
@@ -1662,28 +1500,23 @@
         <w:tc>
           <w:tcPr>
             <w:tcW w:w="2800" w:type="dxa"/>
-            <w:tcBorders>
-              <w:top w:val="single" w:sz="4" w:space="0" w:color="auto"/>
-              <w:left w:val="single" w:sz="1" w:space="0" w:color="CCCCCC"/>
-              <w:bottom w:val="single" w:sz="1" w:space="0" w:color="CCCCCC"/>
-              <w:right w:val="single" w:sz="1" w:space="0" w:color="CCCCCC"/>
-            </w:tcBorders>
-            <w:tcMar>
-              <w:top w:w="80" w:type="dxa"/>
-              <w:left w:w="120" w:type="dxa"/>
-              <w:bottom w:w="80" w:type="dxa"/>
-              <w:right w:w="120" w:type="dxa"/>
-            </w:tcMar>
-          </w:tcPr>
-          <w:p>
-            <w:pPr>
-              <w:jc w:val="center"/>
-            </w:pPr>
-            <w:r>
-              <w:rPr>
-                <w:sz w:val="20"/>
-                <w:szCs w:val="20"/>
-              </w:rPr>
+            <w:tcMar>
+              <w:top w:w="80" w:type="dxa"/>
+              <w:left w:w="120" w:type="dxa"/>
+              <w:bottom w:w="80" w:type="dxa"/>
+              <w:right w:w="120" w:type="dxa"/>
+            </w:tcMar>
+          </w:tcPr>
+          <w:p>
+            <w:pPr>
+              <w:jc w:val="center"/>
+            </w:pPr>
+            <w:r>
+              <w:rPr>
+                <w:sz w:val="20"/>
+                <w:szCs w:val="20"/>
+              </w:rPr>
+              <w:lastRenderedPageBreak/>
               <w:t>caffeine_intake_cups</w:t>
             </w:r>
           </w:p>
@@ -1691,12 +1524,6 @@
         <w:tc>
           <w:tcPr>
             <w:tcW w:w="3200" w:type="dxa"/>
-            <w:tcBorders>
-              <w:top w:val="single" w:sz="4" w:space="0" w:color="auto"/>
-              <w:left w:val="single" w:sz="1" w:space="0" w:color="CCCCCC"/>
-              <w:bottom w:val="single" w:sz="1" w:space="0" w:color="CCCCCC"/>
-              <w:right w:val="single" w:sz="1" w:space="0" w:color="CCCCCC"/>
-            </w:tcBorders>
             <w:tcMar>
               <w:top w:w="80" w:type="dxa"/>
               <w:left w:w="120" w:type="dxa"/>
@@ -1720,12 +1547,6 @@
         <w:tc>
           <w:tcPr>
             <w:tcW w:w="1400" w:type="dxa"/>
-            <w:tcBorders>
-              <w:top w:val="single" w:sz="4" w:space="0" w:color="auto"/>
-              <w:left w:val="single" w:sz="1" w:space="0" w:color="CCCCCC"/>
-              <w:bottom w:val="single" w:sz="1" w:space="0" w:color="CCCCCC"/>
-              <w:right w:val="single" w:sz="1" w:space="0" w:color="CCCCCC"/>
-            </w:tcBorders>
             <w:tcMar>
               <w:top w:w="80" w:type="dxa"/>
               <w:left w:w="120" w:type="dxa"/>
@@ -1749,12 +1570,6 @@
         <w:tc>
           <w:tcPr>
             <w:tcW w:w="1626" w:type="dxa"/>
-            <w:tcBorders>
-              <w:top w:val="single" w:sz="4" w:space="0" w:color="auto"/>
-              <w:left w:val="single" w:sz="1" w:space="0" w:color="CCCCCC"/>
-              <w:bottom w:val="single" w:sz="1" w:space="0" w:color="CCCCCC"/>
-              <w:right w:val="single" w:sz="1" w:space="0" w:color="CCCCCC"/>
-            </w:tcBorders>
             <w:tcMar>
               <w:top w:w="80" w:type="dxa"/>
               <w:left w:w="120" w:type="dxa"/>
@@ -1808,12 +1623,6 @@
         <w:tc>
           <w:tcPr>
             <w:tcW w:w="2800" w:type="dxa"/>
-            <w:tcBorders>
-              <w:top w:val="single" w:sz="1" w:space="0" w:color="CCCCCC"/>
-              <w:left w:val="single" w:sz="1" w:space="0" w:color="CCCCCC"/>
-              <w:bottom w:val="single" w:sz="1" w:space="0" w:color="CCCCCC"/>
-              <w:right w:val="single" w:sz="1" w:space="0" w:color="CCCCCC"/>
-            </w:tcBorders>
             <w:tcMar>
               <w:top w:w="80" w:type="dxa"/>
               <w:left w:w="120" w:type="dxa"/>
@@ -1837,12 +1646,6 @@
         <w:tc>
           <w:tcPr>
             <w:tcW w:w="3200" w:type="dxa"/>
-            <w:tcBorders>
-              <w:top w:val="single" w:sz="1" w:space="0" w:color="CCCCCC"/>
-              <w:left w:val="single" w:sz="1" w:space="0" w:color="CCCCCC"/>
-              <w:bottom w:val="single" w:sz="1" w:space="0" w:color="CCCCCC"/>
-              <w:right w:val="single" w:sz="1" w:space="0" w:color="CCCCCC"/>
-            </w:tcBorders>
             <w:tcMar>
               <w:top w:w="80" w:type="dxa"/>
               <w:left w:w="120" w:type="dxa"/>
@@ -1866,12 +1669,6 @@
         <w:tc>
           <w:tcPr>
             <w:tcW w:w="1400" w:type="dxa"/>
-            <w:tcBorders>
-              <w:top w:val="single" w:sz="1" w:space="0" w:color="CCCCCC"/>
-              <w:left w:val="single" w:sz="1" w:space="0" w:color="CCCCCC"/>
-              <w:bottom w:val="single" w:sz="1" w:space="0" w:color="CCCCCC"/>
-              <w:right w:val="single" w:sz="1" w:space="0" w:color="CCCCCC"/>
-            </w:tcBorders>
             <w:tcMar>
               <w:top w:w="80" w:type="dxa"/>
               <w:left w:w="120" w:type="dxa"/>
@@ -1895,12 +1692,6 @@
         <w:tc>
           <w:tcPr>
             <w:tcW w:w="1626" w:type="dxa"/>
-            <w:tcBorders>
-              <w:top w:val="single" w:sz="1" w:space="0" w:color="CCCCCC"/>
-              <w:left w:val="single" w:sz="1" w:space="0" w:color="CCCCCC"/>
-              <w:bottom w:val="single" w:sz="1" w:space="0" w:color="CCCCCC"/>
-              <w:right w:val="single" w:sz="1" w:space="0" w:color="CCCCCC"/>
-            </w:tcBorders>
             <w:tcMar>
               <w:top w:w="80" w:type="dxa"/>
               <w:left w:w="120" w:type="dxa"/>
@@ -1954,12 +1745,6 @@
         <w:tc>
           <w:tcPr>
             <w:tcW w:w="2800" w:type="dxa"/>
-            <w:tcBorders>
-              <w:top w:val="single" w:sz="1" w:space="0" w:color="CCCCCC"/>
-              <w:left w:val="single" w:sz="1" w:space="0" w:color="CCCCCC"/>
-              <w:bottom w:val="single" w:sz="1" w:space="0" w:color="CCCCCC"/>
-              <w:right w:val="single" w:sz="1" w:space="0" w:color="CCCCCC"/>
-            </w:tcBorders>
             <w:tcMar>
               <w:top w:w="80" w:type="dxa"/>
               <w:left w:w="120" w:type="dxa"/>
@@ -1983,12 +1768,6 @@
         <w:tc>
           <w:tcPr>
             <w:tcW w:w="3200" w:type="dxa"/>
-            <w:tcBorders>
-              <w:top w:val="single" w:sz="1" w:space="0" w:color="CCCCCC"/>
-              <w:left w:val="single" w:sz="1" w:space="0" w:color="CCCCCC"/>
-              <w:bottom w:val="single" w:sz="1" w:space="0" w:color="CCCCCC"/>
-              <w:right w:val="single" w:sz="1" w:space="0" w:color="CCCCCC"/>
-            </w:tcBorders>
             <w:tcMar>
               <w:top w:w="80" w:type="dxa"/>
               <w:left w:w="120" w:type="dxa"/>
@@ -2012,12 +1791,6 @@
         <w:tc>
           <w:tcPr>
             <w:tcW w:w="1400" w:type="dxa"/>
-            <w:tcBorders>
-              <w:top w:val="single" w:sz="1" w:space="0" w:color="CCCCCC"/>
-              <w:left w:val="single" w:sz="1" w:space="0" w:color="CCCCCC"/>
-              <w:bottom w:val="single" w:sz="1" w:space="0" w:color="CCCCCC"/>
-              <w:right w:val="single" w:sz="1" w:space="0" w:color="CCCCCC"/>
-            </w:tcBorders>
             <w:tcMar>
               <w:top w:w="80" w:type="dxa"/>
               <w:left w:w="120" w:type="dxa"/>
@@ -2041,12 +1814,6 @@
         <w:tc>
           <w:tcPr>
             <w:tcW w:w="1626" w:type="dxa"/>
-            <w:tcBorders>
-              <w:top w:val="single" w:sz="1" w:space="0" w:color="CCCCCC"/>
-              <w:left w:val="single" w:sz="1" w:space="0" w:color="CCCCCC"/>
-              <w:bottom w:val="single" w:sz="1" w:space="0" w:color="CCCCCC"/>
-              <w:right w:val="single" w:sz="1" w:space="0" w:color="CCCCCC"/>
-            </w:tcBorders>
             <w:tcMar>
               <w:top w:w="80" w:type="dxa"/>
               <w:left w:w="120" w:type="dxa"/>
@@ -2100,12 +1867,6 @@
         <w:tc>
           <w:tcPr>
             <w:tcW w:w="2800" w:type="dxa"/>
-            <w:tcBorders>
-              <w:top w:val="single" w:sz="1" w:space="0" w:color="CCCCCC"/>
-              <w:left w:val="single" w:sz="1" w:space="0" w:color="CCCCCC"/>
-              <w:bottom w:val="single" w:sz="1" w:space="0" w:color="CCCCCC"/>
-              <w:right w:val="single" w:sz="1" w:space="0" w:color="CCCCCC"/>
-            </w:tcBorders>
             <w:tcMar>
               <w:top w:w="80" w:type="dxa"/>
               <w:left w:w="120" w:type="dxa"/>
@@ -2129,12 +1890,6 @@
         <w:tc>
           <w:tcPr>
             <w:tcW w:w="3200" w:type="dxa"/>
-            <w:tcBorders>
-              <w:top w:val="single" w:sz="1" w:space="0" w:color="CCCCCC"/>
-              <w:left w:val="single" w:sz="1" w:space="0" w:color="CCCCCC"/>
-              <w:bottom w:val="single" w:sz="1" w:space="0" w:color="CCCCCC"/>
-              <w:right w:val="single" w:sz="1" w:space="0" w:color="CCCCCC"/>
-            </w:tcBorders>
             <w:tcMar>
               <w:top w:w="80" w:type="dxa"/>
               <w:left w:w="120" w:type="dxa"/>
@@ -2158,12 +1913,6 @@
         <w:tc>
           <w:tcPr>
             <w:tcW w:w="1400" w:type="dxa"/>
-            <w:tcBorders>
-              <w:top w:val="single" w:sz="1" w:space="0" w:color="CCCCCC"/>
-              <w:left w:val="single" w:sz="1" w:space="0" w:color="CCCCCC"/>
-              <w:bottom w:val="single" w:sz="1" w:space="0" w:color="CCCCCC"/>
-              <w:right w:val="single" w:sz="1" w:space="0" w:color="CCCCCC"/>
-            </w:tcBorders>
             <w:tcMar>
               <w:top w:w="80" w:type="dxa"/>
               <w:left w:w="120" w:type="dxa"/>
@@ -2187,12 +1936,6 @@
         <w:tc>
           <w:tcPr>
             <w:tcW w:w="1626" w:type="dxa"/>
-            <w:tcBorders>
-              <w:top w:val="single" w:sz="1" w:space="0" w:color="CCCCCC"/>
-              <w:left w:val="single" w:sz="1" w:space="0" w:color="CCCCCC"/>
-              <w:bottom w:val="single" w:sz="1" w:space="0" w:color="CCCCCC"/>
-              <w:right w:val="single" w:sz="1" w:space="0" w:color="CCCCCC"/>
-            </w:tcBorders>
             <w:tcMar>
               <w:top w:w="80" w:type="dxa"/>
               <w:left w:w="120" w:type="dxa"/>
@@ -2252,14 +1995,27 @@
       <w:r>
         <w:t xml:space="preserve">Tabela </w:t>
       </w:r>
-      <w:fldSimple w:instr=" SEQ Tabela \* ARABIC ">
-        <w:r>
-          <w:rPr>
-            <w:noProof/>
-          </w:rPr>
-          <w:t>1</w:t>
-        </w:r>
-      </w:fldSimple>
+      <w:r>
+        <w:fldChar w:fldCharType="begin"/>
+      </w:r>
+      <w:r>
+        <w:instrText xml:space="preserve"> SEQ Tabela \* ARABIC </w:instrText>
+      </w:r>
+      <w:r>
+        <w:fldChar w:fldCharType="separate"/>
+      </w:r>
+      <w:r>
+        <w:rPr>
+          <w:noProof/>
+        </w:rPr>
+        <w:t>1</w:t>
+      </w:r>
+      <w:r>
+        <w:rPr>
+          <w:noProof/>
+        </w:rPr>
+        <w:fldChar w:fldCharType="end"/>
+      </w:r>
       <w:r>
         <w:t xml:space="preserve"> - </w:t>
       </w:r>
@@ -2348,6 +2104,36 @@
       </w:pPr>
       <w:r>
         <w:t>Variáveis com distribuições assimétricas</w:t>
+      </w:r>
+    </w:p>
+    <w:p>
+      <w:pPr>
+        <w:spacing w:before="80" w:after="80"/>
+        <w:rPr>
+          <w:sz w:val="36"/>
+          <w:szCs w:val="36"/>
+        </w:rPr>
+      </w:pPr>
+      <w:r>
+        <w:rPr>
+          <w:sz w:val="36"/>
+          <w:szCs w:val="36"/>
+        </w:rPr>
+        <w:t>*</w:t>
+      </w:r>
+      <w:r>
+        <w:rPr>
+          <w:sz w:val="36"/>
+          <w:szCs w:val="36"/>
+        </w:rPr>
+        <w:t>(</w:t>
+      </w:r>
+      <w:r>
+        <w:rPr>
+          <w:sz w:val="36"/>
+          <w:szCs w:val="36"/>
+        </w:rPr>
+        <w:t>aqui eu sinto que estas distribuições/desigualdades são particularmente importantes a nivel de detalhes que a prof pretende, mas n sei o que retirar disto. Temos de aplicar alguma coisa antes de usar os modelos, por exemplo, para mitigar os efeitos negativos? Ou tem efeitos positivos? Será que permite sei lá descobrir coisas novas? Não sei, só sinto que é algo importante)</w:t>
       </w:r>
     </w:p>
     <w:p>
@@ -2442,6 +2228,7 @@
         <w:spacing w:after="80"/>
       </w:pPr>
       <w:r>
+        <w:lastRenderedPageBreak/>
         <w:t>gender: a categoria "Other" representa apenas ~4% da população, constituindo uma minoria significativamente subrepresentada face às categorias "Male" e "Female"</w:t>
       </w:r>
     </w:p>
@@ -2641,6 +2428,136 @@
       </w:r>
       <w:r>
         <w:t>Correlações</w:t>
+      </w:r>
+    </w:p>
+    <w:p>
+      <w:pPr>
+        <w:spacing w:before="80" w:after="80"/>
+        <w:rPr>
+          <w:sz w:val="36"/>
+          <w:szCs w:val="36"/>
+        </w:rPr>
+      </w:pPr>
+      <w:r>
+        <w:rPr>
+          <w:sz w:val="36"/>
+          <w:szCs w:val="36"/>
+          <w:highlight w:val="lightGray"/>
+        </w:rPr>
+        <w:lastRenderedPageBreak/>
+        <w:t>*(</w:t>
+      </w:r>
+      <w:r>
+        <w:rPr>
+          <w:sz w:val="36"/>
+          <w:szCs w:val="36"/>
+          <w:highlight w:val="lightGray"/>
+        </w:rPr>
+        <w:t>depois na ablação percebi algo que me intrigou: os resultados sem as 3 variáveis principais nem foram assim tão péssimos, o que estranhei bué tendo em conta que as correlações, sem essas 3, são todas praticamente nulas… então como é que o modelo ainda continuava a conseguir prever? Entretanto descobri que a correlação é de Pearson e portanto só procura correlações num nível linear, por exemplo: se x aumenta, target aumenta ou diminui em alguma proporção qualquer, logo correlacionam-se dependendo do quão forte é essa proporção, tás a ver? No entanto, há mais relações possíveis que não as lineares, por exemplo esta aqui que está no EDA e for now n foi aproveitada, mas tbm sinto que se aproveitarmos esta teríamos de procurar tbm outras, otherwise pqq falamos especificamente desta relação e não de outras percebes? Pq notifications e não outra variável qualquer. Além do mais, é util ser notifications? Maybe not. Well, voltando ao ponto que estávamos:</w:t>
+      </w:r>
+    </w:p>
+    <w:p>
+      <w:pPr>
+        <w:spacing w:before="80" w:after="80"/>
+        <w:rPr>
+          <w:sz w:val="36"/>
+          <w:szCs w:val="36"/>
+          <w:highlight w:val="lightGray"/>
+        </w:rPr>
+      </w:pPr>
+      <w:r>
+        <w:rPr>
+          <w:sz w:val="36"/>
+          <w:szCs w:val="36"/>
+          <w:highlight w:val="lightGray"/>
+        </w:rPr>
+        <w:drawing>
+          <wp:inline distT="0" distB="0" distL="0" distR="0" wp14:anchorId="59849EC0" wp14:editId="4FCAFF38">
+            <wp:extent cx="5257800" cy="3743325"/>
+            <wp:effectExtent l="0" t="0" r="0" b="9525"/>
+            <wp:docPr id="1235605097" name="Imagem 1"/>
+            <wp:cNvGraphicFramePr>
+              <a:graphicFrameLocks xmlns:a="http://schemas.openxmlformats.org/drawingml/2006/main" noChangeAspect="1"/>
+            </wp:cNvGraphicFramePr>
+            <a:graphic xmlns:a="http://schemas.openxmlformats.org/drawingml/2006/main">
+              <a:graphicData uri="http://schemas.openxmlformats.org/drawingml/2006/picture">
+                <pic:pic xmlns:pic="http://schemas.openxmlformats.org/drawingml/2006/picture">
+                  <pic:nvPicPr>
+                    <pic:cNvPr id="1235605097" name=""/>
+                    <pic:cNvPicPr/>
+                  </pic:nvPicPr>
+                  <pic:blipFill>
+                    <a:blip r:embed="rId10"/>
+                    <a:stretch>
+                      <a:fillRect/>
+                    </a:stretch>
+                  </pic:blipFill>
+                  <pic:spPr>
+                    <a:xfrm>
+                      <a:off x="0" y="0"/>
+                      <a:ext cx="5257800" cy="3743325"/>
+                    </a:xfrm>
+                    <a:prstGeom prst="rect">
+                      <a:avLst/>
+                    </a:prstGeom>
+                  </pic:spPr>
+                </pic:pic>
+              </a:graphicData>
+            </a:graphic>
+          </wp:inline>
+        </w:drawing>
+      </w:r>
+    </w:p>
+    <w:p>
+      <w:pPr>
+        <w:spacing w:before="80" w:after="80"/>
+        <w:rPr>
+          <w:sz w:val="36"/>
+          <w:szCs w:val="36"/>
+          <w:highlight w:val="lightGray"/>
+        </w:rPr>
+      </w:pPr>
+      <w:r>
+        <w:rPr>
+          <w:sz w:val="36"/>
+          <w:szCs w:val="36"/>
+          <w:highlight w:val="lightGray"/>
+        </w:rPr>
+        <w:lastRenderedPageBreak/>
+        <w:t>Notifications e stress level têm correlação nula praticamente. No entanto, olhando, parece haver sim uma relação, no caso um range específico onde o stress dispara mais, mas depois volta a valores mais baixos. Se bem que olhando agora para a escala do eixo y, a mudança n é mto drástica</w:t>
+      </w:r>
+    </w:p>
+    <w:p>
+      <w:pPr>
+        <w:spacing w:before="80" w:after="80"/>
+        <w:rPr>
+          <w:sz w:val="36"/>
+          <w:szCs w:val="36"/>
+        </w:rPr>
+      </w:pPr>
+      <w:r>
+        <w:rPr>
+          <w:sz w:val="36"/>
+          <w:szCs w:val="36"/>
+          <w:highlight w:val="lightGray"/>
+        </w:rPr>
+        <w:t xml:space="preserve">Well, the point is: </w:t>
+      </w:r>
+      <w:r>
+        <w:rPr>
+          <w:sz w:val="36"/>
+          <w:szCs w:val="36"/>
+          <w:highlight w:val="lightGray"/>
+        </w:rPr>
+        <w:t>acho que a matriz de correlações n apanharia esta relação por ela n ser linear, não se parece em quase nada com uma reta you know? No entanto, n significa necessariamente q n se afetam. N sei se isto tem potencial de exploração ou não</w:t>
+      </w:r>
+      <w:r>
+        <w:rPr>
+          <w:sz w:val="36"/>
+          <w:szCs w:val="36"/>
+          <w:highlight w:val="lightGray"/>
+        </w:rPr>
+        <w:t>)</w:t>
       </w:r>
     </w:p>
     <w:p>
@@ -2773,7 +2690,7 @@
           </mc:Choice>
           <mc:Fallback>
             <w:pict>
-              <v:rect w14:anchorId="582275C6" id="Retângulo 1" o:spid="_x0000_s1026" style="position:absolute;margin-left:76.45pt;margin-top:125.85pt;width:325.5pt;height:18.45pt;z-index:251659264;visibility:visible;mso-wrap-style:square;mso-width-percent:0;mso-height-percent:0;mso-wrap-distance-left:9pt;mso-wrap-distance-top:0;mso-wrap-distance-right:9pt;mso-wrap-distance-bottom:0;mso-position-horizontal:absolute;mso-position-horizontal-relative:text;mso-position-vertical:absolute;mso-position-vertical-relative:text;mso-width-percent:0;mso-height-percent:0;mso-width-relative:margin;mso-height-relative:margin;v-text-anchor:middle" o:gfxdata="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" filled="f" strokecolor="#09101d [484]" strokeweight="2.25pt"/>
+              <v:rect w14:anchorId="077C62A2" id="Retângulo 1" o:spid="_x0000_s1026" style="position:absolute;margin-left:76.45pt;margin-top:125.85pt;width:325.5pt;height:18.45pt;z-index:251659264;visibility:visible;mso-wrap-style:square;mso-width-percent:0;mso-height-percent:0;mso-wrap-distance-left:9pt;mso-wrap-distance-top:0;mso-wrap-distance-right:9pt;mso-wrap-distance-bottom:0;mso-position-horizontal:absolute;mso-position-horizontal-relative:text;mso-position-vertical:absolute;mso-position-vertical-relative:text;mso-width-percent:0;mso-height-percent:0;mso-width-relative:margin;mso-height-relative:margin;v-text-anchor:middle" o:gfxdata="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" filled="f" strokecolor="#09101d [484]" strokeweight="2.25pt"/>
             </w:pict>
           </mc:Fallback>
         </mc:AlternateContent>
@@ -2798,7 +2715,7 @@
                     <pic:cNvPicPr/>
                   </pic:nvPicPr>
                   <pic:blipFill>
-                    <a:blip r:embed="rId10"/>
+                    <a:blip r:embed="rId11"/>
                     <a:stretch>
                       <a:fillRect/>
                     </a:stretch>
@@ -2823,11 +2740,16 @@
       <w:pPr>
         <w:spacing w:after="140"/>
         <w:jc w:val="both"/>
+        <w:rPr>
+          <w:sz w:val="36"/>
+          <w:szCs w:val="36"/>
+        </w:rPr>
       </w:pPr>
       <w:r>
         <w:rPr>
           <w:color w:val="000000"/>
         </w:rPr>
+        <w:lastRenderedPageBreak/>
         <w:t xml:space="preserve">Para além destes </w:t>
       </w:r>
       <w:r>
@@ -2840,55 +2762,89 @@
         <w:rPr>
           <w:color w:val="000000"/>
         </w:rPr>
-        <w:t>, todas as restantes correlações são praticamente nulas. Este resultado sugere que o stress é determinado essencialmente por três variáveis</w:t>
+        <w:t xml:space="preserve">, todas as restantes correlações são praticamente nulas. Este resultado sugere que o stress </w:t>
       </w:r>
       <w:r>
         <w:rPr>
           <w:color w:val="000000"/>
+          <w:highlight w:val="red"/>
+        </w:rPr>
+        <w:t>é determinado essencialmente por três variáveis</w:t>
+      </w:r>
+      <w:r>
+        <w:rPr>
+          <w:color w:val="000000"/>
+          <w:highlight w:val="red"/>
         </w:rPr>
         <w:t xml:space="preserve">: </w:t>
       </w:r>
       <w:r>
         <w:rPr>
           <w:color w:val="000000"/>
+          <w:highlight w:val="red"/>
         </w:rPr>
         <w:t xml:space="preserve">fadiga mental, tempo de ecrã e qualidade do sono, </w:t>
       </w:r>
       <w:r>
         <w:rPr>
           <w:color w:val="000000"/>
+          <w:highlight w:val="red"/>
         </w:rPr>
         <w:t>sendo</w:t>
       </w:r>
       <w:r>
         <w:rPr>
           <w:color w:val="000000"/>
+          <w:highlight w:val="red"/>
         </w:rPr>
         <w:t xml:space="preserve"> as restantes (idade, cafeína, actividade física, notificações, etc.) </w:t>
       </w:r>
       <w:r>
         <w:rPr>
           <w:color w:val="000000"/>
+          <w:highlight w:val="red"/>
         </w:rPr>
         <w:t xml:space="preserve">variáveis </w:t>
       </w:r>
       <w:r>
         <w:rPr>
           <w:color w:val="000000"/>
+          <w:highlight w:val="red"/>
         </w:rPr>
         <w:t>sem poder explicativo relevante sobre o target</w:t>
       </w:r>
       <w:r>
         <w:rPr>
           <w:color w:val="000000"/>
+          <w:highlight w:val="red"/>
         </w:rPr>
         <w:t xml:space="preserve"> (e também entre si).</w:t>
+      </w:r>
+      <w:r>
+        <w:rPr>
+          <w:color w:val="000000"/>
+        </w:rPr>
+        <w:t xml:space="preserve"> </w:t>
+      </w:r>
+      <w:r>
+        <w:rPr>
+          <w:color w:val="000000"/>
+          <w:sz w:val="36"/>
+          <w:szCs w:val="36"/>
+          <w:highlight w:val="lightGray"/>
+        </w:rPr>
+        <w:t>&lt;- tendo em conta o q disse antes, nem sei se isto é verdade. confusion</w:t>
       </w:r>
     </w:p>
     <w:p>
       <w:pPr>
         <w:spacing w:after="140"/>
         <w:jc w:val="both"/>
+        <w:rPr>
+          <w:color w:val="000000"/>
+          <w:sz w:val="36"/>
+          <w:szCs w:val="36"/>
+        </w:rPr>
       </w:pPr>
       <w:r>
         <w:rPr>
@@ -2932,6 +2888,61 @@
         <w:t>). A remoção de variáveis correlacionadas poderia ser explorada como extensão futura.</w:t>
       </w:r>
       <w:r>
+        <w:rPr>
+          <w:color w:val="000000"/>
+        </w:rPr>
+        <w:t xml:space="preserve"> </w:t>
+      </w:r>
+      <w:r>
+        <w:rPr>
+          <w:color w:val="000000"/>
+          <w:sz w:val="36"/>
+          <w:szCs w:val="36"/>
+          <w:highlight w:val="lightGray"/>
+        </w:rPr>
+        <w:t>&lt;- acabei por incluir testes de ablação então maybe isto está desatualizado</w:t>
+      </w:r>
+    </w:p>
+    <w:p>
+      <w:pPr>
+        <w:spacing w:after="140"/>
+        <w:jc w:val="both"/>
+        <w:rPr>
+          <w:color w:val="000000"/>
+          <w:sz w:val="36"/>
+          <w:szCs w:val="36"/>
+        </w:rPr>
+      </w:pPr>
+    </w:p>
+    <w:p>
+      <w:pPr>
+        <w:spacing w:after="140"/>
+        <w:jc w:val="both"/>
+      </w:pPr>
+      <w:r>
+        <w:rPr>
+          <w:color w:val="000000"/>
+          <w:sz w:val="36"/>
+          <w:szCs w:val="36"/>
+          <w:highlight w:val="darkGray"/>
+        </w:rPr>
+        <w:t>Extra q pode ou n ser add, n sei, mas de facto vejo bué falsidade neste dataset ahaha:</w:t>
+      </w:r>
+      <w:r>
+        <w:rPr>
+          <w:color w:val="000000"/>
+          <w:sz w:val="36"/>
+          <w:szCs w:val="36"/>
+        </w:rPr>
+        <w:t xml:space="preserve"> </w:t>
+      </w:r>
+      <w:r>
+        <w:rPr>
+          <w:color w:val="000000"/>
+        </w:rPr>
+        <w:t>O dataset utilizado neste trabalho é sintético, o que elimina ruído de recolha mas também limita a generalização dos resultados para populações reais. A forte correlação entre mental_fatigue_score e stress_level (r ≈ 0.95) sugere que o dataset foi gerado com uma relação linear explícita entre essas variáveis, o que pode inflacionar artificialmente o desempenho dos modelos em comparação com dados reais.</w:t>
+      </w:r>
+      <w:r>
         <w:br w:type="page"/>
       </w:r>
     </w:p>
@@ -2940,6 +2951,7 @@
         <w:pStyle w:val="Ttulo1"/>
       </w:pPr>
       <w:r>
+        <w:lastRenderedPageBreak/>
         <w:t>3. Pré-Processamento</w:t>
       </w:r>
     </w:p>
@@ -2972,7 +2984,43 @@
         <w:rPr>
           <w:color w:val="000000"/>
         </w:rPr>
-        <w:t>O equal-frequency binning para 5 e 10 classes revelou-se inviável: a concentração de dados no valor 10.0 faz com que os percentis 80%, 90% e 100% coincidam nesse valor, produzindo bins com limites duplicados (</w:t>
+        <w:t>O equal-frequency binning para 5 e 10 classes revelou-se inviável: a concentração de dados no valor 10.0 f</w:t>
+      </w:r>
+      <w:r>
+        <w:rPr>
+          <w:color w:val="000000"/>
+        </w:rPr>
+        <w:t>e</w:t>
+      </w:r>
+      <w:r>
+        <w:rPr>
+          <w:color w:val="000000"/>
+        </w:rPr>
+        <w:t>z com que os percentis 90% e 100% coincid</w:t>
+      </w:r>
+      <w:r>
+        <w:rPr>
+          <w:color w:val="000000"/>
+        </w:rPr>
+        <w:t>issem</w:t>
+      </w:r>
+      <w:r>
+        <w:rPr>
+          <w:color w:val="000000"/>
+        </w:rPr>
+        <w:t xml:space="preserve"> nesse valor</w:t>
+      </w:r>
+      <w:r>
+        <w:rPr>
+          <w:color w:val="000000"/>
+        </w:rPr>
+        <w:t xml:space="preserve"> para a divisão em 5 classes, e 80%, 90% e 100% para a divisão em 10 classes</w:t>
+      </w:r>
+      <w:r>
+        <w:rPr>
+          <w:color w:val="000000"/>
+        </w:rPr>
+        <w:t>, produzindo bins com limites duplicados (</w:t>
       </w:r>
       <w:r>
         <w:rPr>
@@ -2992,7 +3040,7 @@
         <w:rPr>
           <w:color w:val="000000"/>
         </w:rPr>
-        <w:t>possivelemente informativo</w:t>
+        <w:t>possivelmente informativo</w:t>
       </w:r>
       <w:r>
         <w:rPr>
@@ -3007,7 +3055,7 @@
         <w:rPr>
           <w:color w:val="000000"/>
         </w:rPr>
-        <w:t>. O equal-frequency binning para k=2 foi possível e foi mantido como comparação com o K-Means.</w:t>
+        <w:t>.</w:t>
       </w:r>
     </w:p>
     <w:p>
@@ -3022,7 +3070,23 @@
         <w:t>Para os três cenários, a abordagem adoptada foi K-Means aplicado à coluna stress_level, com k=2, 5 e 10 respectivamente</w:t>
       </w:r>
       <w:r>
-        <w:t>. O K-Means é robusto à assimetria da distribuição porque não trabalha com percentis, mas sim com a minimização da distância intra-cluster. As labels resultantes foram ordenadas por ordem crescente dos centroides, garantindo que a classe 0 corresponde sempre ao menor stress e a classe k-1 ao maior.</w:t>
+        <w:rPr>
+          <w:sz w:val="36"/>
+          <w:szCs w:val="36"/>
+          <w:highlight w:val="lightGray"/>
+        </w:rPr>
+        <w:t>.</w:t>
+      </w:r>
+      <w:r>
+        <w:rPr>
+          <w:sz w:val="36"/>
+          <w:szCs w:val="36"/>
+          <w:highlight w:val="lightGray"/>
+        </w:rPr>
+        <w:t>[&lt;- n testei outras abordagens, se é que existem, ent for now assumi que usamos k means para tudo, se bem q isso parece-me meio mau. Mas n necessariamente maybe, é mais o q a prof vai achar. Mas talvez compense em vários aspetos idk]</w:t>
+      </w:r>
+      <w:r>
+        <w:t xml:space="preserve"> O K-Means é robusto à assimetria da distribuição porque não trabalha com percentis, mas sim com a minimização da distância intra-cluster. As labels resultantes foram ordenadas por ordem crescente dos centroides, garantindo que a classe 0 corresponde sempre ao menor stress e a classe k-1 ao maior.</w:t>
       </w:r>
     </w:p>
     <w:p>
@@ -3075,12 +3139,6 @@
         <w:tc>
           <w:tcPr>
             <w:tcW w:w="2800" w:type="dxa"/>
-            <w:tcBorders>
-              <w:top w:val="single" w:sz="1" w:space="0" w:color="CCCCCC"/>
-              <w:left w:val="single" w:sz="1" w:space="0" w:color="CCCCCC"/>
-              <w:bottom w:val="single" w:sz="1" w:space="0" w:color="CCCCCC"/>
-              <w:right w:val="single" w:sz="1" w:space="0" w:color="CCCCCC"/>
-            </w:tcBorders>
             <w:shd w:val="clear" w:color="auto" w:fill="D5E8F0"/>
             <w:tcMar>
               <w:top w:w="80" w:type="dxa"/>
@@ -3107,12 +3165,6 @@
         <w:tc>
           <w:tcPr>
             <w:tcW w:w="2200" w:type="dxa"/>
-            <w:tcBorders>
-              <w:top w:val="single" w:sz="1" w:space="0" w:color="CCCCCC"/>
-              <w:left w:val="single" w:sz="1" w:space="0" w:color="CCCCCC"/>
-              <w:bottom w:val="single" w:sz="1" w:space="0" w:color="CCCCCC"/>
-              <w:right w:val="single" w:sz="1" w:space="0" w:color="CCCCCC"/>
-            </w:tcBorders>
             <w:shd w:val="clear" w:color="auto" w:fill="D5E8F0"/>
             <w:tcMar>
               <w:top w:w="80" w:type="dxa"/>
@@ -3139,12 +3191,6 @@
         <w:tc>
           <w:tcPr>
             <w:tcW w:w="1500" w:type="dxa"/>
-            <w:tcBorders>
-              <w:top w:val="single" w:sz="1" w:space="0" w:color="CCCCCC"/>
-              <w:left w:val="single" w:sz="1" w:space="0" w:color="CCCCCC"/>
-              <w:bottom w:val="single" w:sz="1" w:space="0" w:color="CCCCCC"/>
-              <w:right w:val="single" w:sz="1" w:space="0" w:color="CCCCCC"/>
-            </w:tcBorders>
             <w:shd w:val="clear" w:color="auto" w:fill="D5E8F0"/>
             <w:tcMar>
               <w:top w:w="80" w:type="dxa"/>
@@ -3171,12 +3217,6 @@
         <w:tc>
           <w:tcPr>
             <w:tcW w:w="2526" w:type="dxa"/>
-            <w:tcBorders>
-              <w:top w:val="single" w:sz="1" w:space="0" w:color="CCCCCC"/>
-              <w:left w:val="single" w:sz="1" w:space="0" w:color="CCCCCC"/>
-              <w:bottom w:val="single" w:sz="1" w:space="0" w:color="CCCCCC"/>
-              <w:right w:val="single" w:sz="1" w:space="0" w:color="CCCCCC"/>
-            </w:tcBorders>
             <w:shd w:val="clear" w:color="auto" w:fill="D5E8F0"/>
             <w:tcMar>
               <w:top w:w="80" w:type="dxa"/>
@@ -3205,12 +3245,6 @@
         <w:tc>
           <w:tcPr>
             <w:tcW w:w="2800" w:type="dxa"/>
-            <w:tcBorders>
-              <w:top w:val="single" w:sz="1" w:space="0" w:color="CCCCCC"/>
-              <w:left w:val="single" w:sz="1" w:space="0" w:color="CCCCCC"/>
-              <w:bottom w:val="single" w:sz="1" w:space="0" w:color="CCCCCC"/>
-              <w:right w:val="single" w:sz="1" w:space="0" w:color="CCCCCC"/>
-            </w:tcBorders>
             <w:tcMar>
               <w:top w:w="80" w:type="dxa"/>
               <w:left w:w="120" w:type="dxa"/>
@@ -3234,12 +3268,6 @@
         <w:tc>
           <w:tcPr>
             <w:tcW w:w="2200" w:type="dxa"/>
-            <w:tcBorders>
-              <w:top w:val="single" w:sz="1" w:space="0" w:color="CCCCCC"/>
-              <w:left w:val="single" w:sz="1" w:space="0" w:color="CCCCCC"/>
-              <w:bottom w:val="single" w:sz="1" w:space="0" w:color="CCCCCC"/>
-              <w:right w:val="single" w:sz="1" w:space="0" w:color="CCCCCC"/>
-            </w:tcBorders>
             <w:tcMar>
               <w:top w:w="80" w:type="dxa"/>
               <w:left w:w="120" w:type="dxa"/>
@@ -3263,12 +3291,6 @@
         <w:tc>
           <w:tcPr>
             <w:tcW w:w="1500" w:type="dxa"/>
-            <w:tcBorders>
-              <w:top w:val="single" w:sz="1" w:space="0" w:color="CCCCCC"/>
-              <w:left w:val="single" w:sz="1" w:space="0" w:color="CCCCCC"/>
-              <w:bottom w:val="single" w:sz="1" w:space="0" w:color="CCCCCC"/>
-              <w:right w:val="single" w:sz="1" w:space="0" w:color="CCCCCC"/>
-            </w:tcBorders>
             <w:tcMar>
               <w:top w:w="80" w:type="dxa"/>
               <w:left w:w="120" w:type="dxa"/>
@@ -3292,12 +3314,6 @@
         <w:tc>
           <w:tcPr>
             <w:tcW w:w="2526" w:type="dxa"/>
-            <w:tcBorders>
-              <w:top w:val="single" w:sz="1" w:space="0" w:color="CCCCCC"/>
-              <w:left w:val="single" w:sz="1" w:space="0" w:color="CCCCCC"/>
-              <w:bottom w:val="single" w:sz="1" w:space="0" w:color="CCCCCC"/>
-              <w:right w:val="single" w:sz="1" w:space="0" w:color="CCCCCC"/>
-            </w:tcBorders>
             <w:tcMar>
               <w:top w:w="80" w:type="dxa"/>
               <w:left w:w="120" w:type="dxa"/>
@@ -3323,12 +3339,6 @@
         <w:tc>
           <w:tcPr>
             <w:tcW w:w="2800" w:type="dxa"/>
-            <w:tcBorders>
-              <w:top w:val="single" w:sz="1" w:space="0" w:color="CCCCCC"/>
-              <w:left w:val="single" w:sz="1" w:space="0" w:color="CCCCCC"/>
-              <w:bottom w:val="single" w:sz="1" w:space="0" w:color="CCCCCC"/>
-              <w:right w:val="single" w:sz="1" w:space="0" w:color="CCCCCC"/>
-            </w:tcBorders>
             <w:tcMar>
               <w:top w:w="80" w:type="dxa"/>
               <w:left w:w="120" w:type="dxa"/>
@@ -3352,12 +3362,6 @@
         <w:tc>
           <w:tcPr>
             <w:tcW w:w="2200" w:type="dxa"/>
-            <w:tcBorders>
-              <w:top w:val="single" w:sz="1" w:space="0" w:color="CCCCCC"/>
-              <w:left w:val="single" w:sz="1" w:space="0" w:color="CCCCCC"/>
-              <w:bottom w:val="single" w:sz="1" w:space="0" w:color="CCCCCC"/>
-              <w:right w:val="single" w:sz="1" w:space="0" w:color="CCCCCC"/>
-            </w:tcBorders>
             <w:tcMar>
               <w:top w:w="80" w:type="dxa"/>
               <w:left w:w="120" w:type="dxa"/>
@@ -3381,12 +3385,6 @@
         <w:tc>
           <w:tcPr>
             <w:tcW w:w="1500" w:type="dxa"/>
-            <w:tcBorders>
-              <w:top w:val="single" w:sz="1" w:space="0" w:color="CCCCCC"/>
-              <w:left w:val="single" w:sz="1" w:space="0" w:color="CCCCCC"/>
-              <w:bottom w:val="single" w:sz="1" w:space="0" w:color="CCCCCC"/>
-              <w:right w:val="single" w:sz="1" w:space="0" w:color="CCCCCC"/>
-            </w:tcBorders>
             <w:tcMar>
               <w:top w:w="80" w:type="dxa"/>
               <w:left w:w="120" w:type="dxa"/>
@@ -3410,12 +3408,6 @@
         <w:tc>
           <w:tcPr>
             <w:tcW w:w="2526" w:type="dxa"/>
-            <w:tcBorders>
-              <w:top w:val="single" w:sz="1" w:space="0" w:color="CCCCCC"/>
-              <w:left w:val="single" w:sz="1" w:space="0" w:color="CCCCCC"/>
-              <w:bottom w:val="single" w:sz="1" w:space="0" w:color="CCCCCC"/>
-              <w:right w:val="single" w:sz="1" w:space="0" w:color="CCCCCC"/>
-            </w:tcBorders>
             <w:tcMar>
               <w:top w:w="80" w:type="dxa"/>
               <w:left w:w="120" w:type="dxa"/>
@@ -3479,12 +3471,6 @@
         <w:tc>
           <w:tcPr>
             <w:tcW w:w="1200" w:type="dxa"/>
-            <w:tcBorders>
-              <w:top w:val="single" w:sz="1" w:space="0" w:color="CCCCCC"/>
-              <w:left w:val="single" w:sz="1" w:space="0" w:color="CCCCCC"/>
-              <w:bottom w:val="single" w:sz="1" w:space="0" w:color="CCCCCC"/>
-              <w:right w:val="single" w:sz="1" w:space="0" w:color="CCCCCC"/>
-            </w:tcBorders>
             <w:shd w:val="clear" w:color="auto" w:fill="D5E8F0"/>
             <w:tcMar>
               <w:top w:w="80" w:type="dxa"/>
@@ -3511,12 +3497,6 @@
         <w:tc>
           <w:tcPr>
             <w:tcW w:w="1800" w:type="dxa"/>
-            <w:tcBorders>
-              <w:top w:val="single" w:sz="1" w:space="0" w:color="CCCCCC"/>
-              <w:left w:val="single" w:sz="1" w:space="0" w:color="CCCCCC"/>
-              <w:bottom w:val="single" w:sz="1" w:space="0" w:color="CCCCCC"/>
-              <w:right w:val="single" w:sz="1" w:space="0" w:color="CCCCCC"/>
-            </w:tcBorders>
             <w:shd w:val="clear" w:color="auto" w:fill="D5E8F0"/>
             <w:tcMar>
               <w:top w:w="80" w:type="dxa"/>
@@ -3543,12 +3523,6 @@
         <w:tc>
           <w:tcPr>
             <w:tcW w:w="1500" w:type="dxa"/>
-            <w:tcBorders>
-              <w:top w:val="single" w:sz="1" w:space="0" w:color="CCCCCC"/>
-              <w:left w:val="single" w:sz="1" w:space="0" w:color="CCCCCC"/>
-              <w:bottom w:val="single" w:sz="1" w:space="0" w:color="CCCCCC"/>
-              <w:right w:val="single" w:sz="1" w:space="0" w:color="CCCCCC"/>
-            </w:tcBorders>
             <w:shd w:val="clear" w:color="auto" w:fill="D5E8F0"/>
             <w:tcMar>
               <w:top w:w="80" w:type="dxa"/>
@@ -3575,12 +3549,6 @@
         <w:tc>
           <w:tcPr>
             <w:tcW w:w="2526" w:type="dxa"/>
-            <w:tcBorders>
-              <w:top w:val="single" w:sz="1" w:space="0" w:color="CCCCCC"/>
-              <w:left w:val="single" w:sz="1" w:space="0" w:color="CCCCCC"/>
-              <w:bottom w:val="single" w:sz="1" w:space="0" w:color="CCCCCC"/>
-              <w:right w:val="single" w:sz="1" w:space="0" w:color="CCCCCC"/>
-            </w:tcBorders>
             <w:shd w:val="clear" w:color="auto" w:fill="D5E8F0"/>
             <w:tcMar>
               <w:top w:w="80" w:type="dxa"/>
@@ -3609,12 +3577,6 @@
         <w:tc>
           <w:tcPr>
             <w:tcW w:w="1200" w:type="dxa"/>
-            <w:tcBorders>
-              <w:top w:val="single" w:sz="1" w:space="0" w:color="CCCCCC"/>
-              <w:left w:val="single" w:sz="1" w:space="0" w:color="CCCCCC"/>
-              <w:bottom w:val="single" w:sz="1" w:space="0" w:color="CCCCCC"/>
-              <w:right w:val="single" w:sz="1" w:space="0" w:color="CCCCCC"/>
-            </w:tcBorders>
             <w:tcMar>
               <w:top w:w="80" w:type="dxa"/>
               <w:left w:w="120" w:type="dxa"/>
@@ -3638,12 +3600,6 @@
         <w:tc>
           <w:tcPr>
             <w:tcW w:w="1800" w:type="dxa"/>
-            <w:tcBorders>
-              <w:top w:val="single" w:sz="1" w:space="0" w:color="CCCCCC"/>
-              <w:left w:val="single" w:sz="1" w:space="0" w:color="CCCCCC"/>
-              <w:bottom w:val="single" w:sz="1" w:space="0" w:color="CCCCCC"/>
-              <w:right w:val="single" w:sz="1" w:space="0" w:color="CCCCCC"/>
-            </w:tcBorders>
             <w:tcMar>
               <w:top w:w="80" w:type="dxa"/>
               <w:left w:w="120" w:type="dxa"/>
@@ -3667,12 +3623,6 @@
         <w:tc>
           <w:tcPr>
             <w:tcW w:w="1500" w:type="dxa"/>
-            <w:tcBorders>
-              <w:top w:val="single" w:sz="1" w:space="0" w:color="CCCCCC"/>
-              <w:left w:val="single" w:sz="1" w:space="0" w:color="CCCCCC"/>
-              <w:bottom w:val="single" w:sz="1" w:space="0" w:color="CCCCCC"/>
-              <w:right w:val="single" w:sz="1" w:space="0" w:color="CCCCCC"/>
-            </w:tcBorders>
             <w:tcMar>
               <w:top w:w="80" w:type="dxa"/>
               <w:left w:w="120" w:type="dxa"/>
@@ -3696,12 +3646,6 @@
         <w:tc>
           <w:tcPr>
             <w:tcW w:w="2526" w:type="dxa"/>
-            <w:tcBorders>
-              <w:top w:val="single" w:sz="1" w:space="0" w:color="CCCCCC"/>
-              <w:left w:val="single" w:sz="1" w:space="0" w:color="CCCCCC"/>
-              <w:bottom w:val="single" w:sz="1" w:space="0" w:color="CCCCCC"/>
-              <w:right w:val="single" w:sz="1" w:space="0" w:color="CCCCCC"/>
-            </w:tcBorders>
             <w:tcMar>
               <w:top w:w="80" w:type="dxa"/>
               <w:left w:w="120" w:type="dxa"/>
@@ -3727,12 +3671,6 @@
         <w:tc>
           <w:tcPr>
             <w:tcW w:w="1200" w:type="dxa"/>
-            <w:tcBorders>
-              <w:top w:val="single" w:sz="1" w:space="0" w:color="CCCCCC"/>
-              <w:left w:val="single" w:sz="1" w:space="0" w:color="CCCCCC"/>
-              <w:bottom w:val="single" w:sz="1" w:space="0" w:color="CCCCCC"/>
-              <w:right w:val="single" w:sz="1" w:space="0" w:color="CCCCCC"/>
-            </w:tcBorders>
             <w:tcMar>
               <w:top w:w="80" w:type="dxa"/>
               <w:left w:w="120" w:type="dxa"/>
@@ -3756,12 +3694,6 @@
         <w:tc>
           <w:tcPr>
             <w:tcW w:w="1800" w:type="dxa"/>
-            <w:tcBorders>
-              <w:top w:val="single" w:sz="1" w:space="0" w:color="CCCCCC"/>
-              <w:left w:val="single" w:sz="1" w:space="0" w:color="CCCCCC"/>
-              <w:bottom w:val="single" w:sz="1" w:space="0" w:color="CCCCCC"/>
-              <w:right w:val="single" w:sz="1" w:space="0" w:color="CCCCCC"/>
-            </w:tcBorders>
             <w:tcMar>
               <w:top w:w="80" w:type="dxa"/>
               <w:left w:w="120" w:type="dxa"/>
@@ -3785,12 +3717,6 @@
         <w:tc>
           <w:tcPr>
             <w:tcW w:w="1500" w:type="dxa"/>
-            <w:tcBorders>
-              <w:top w:val="single" w:sz="1" w:space="0" w:color="CCCCCC"/>
-              <w:left w:val="single" w:sz="1" w:space="0" w:color="CCCCCC"/>
-              <w:bottom w:val="single" w:sz="1" w:space="0" w:color="CCCCCC"/>
-              <w:right w:val="single" w:sz="1" w:space="0" w:color="CCCCCC"/>
-            </w:tcBorders>
             <w:tcMar>
               <w:top w:w="80" w:type="dxa"/>
               <w:left w:w="120" w:type="dxa"/>
@@ -3814,12 +3740,6 @@
         <w:tc>
           <w:tcPr>
             <w:tcW w:w="2526" w:type="dxa"/>
-            <w:tcBorders>
-              <w:top w:val="single" w:sz="1" w:space="0" w:color="CCCCCC"/>
-              <w:left w:val="single" w:sz="1" w:space="0" w:color="CCCCCC"/>
-              <w:bottom w:val="single" w:sz="1" w:space="0" w:color="CCCCCC"/>
-              <w:right w:val="single" w:sz="1" w:space="0" w:color="CCCCCC"/>
-            </w:tcBorders>
             <w:tcMar>
               <w:top w:w="80" w:type="dxa"/>
               <w:left w:w="120" w:type="dxa"/>
@@ -3845,12 +3765,6 @@
         <w:tc>
           <w:tcPr>
             <w:tcW w:w="1200" w:type="dxa"/>
-            <w:tcBorders>
-              <w:top w:val="single" w:sz="1" w:space="0" w:color="CCCCCC"/>
-              <w:left w:val="single" w:sz="1" w:space="0" w:color="CCCCCC"/>
-              <w:bottom w:val="single" w:sz="1" w:space="0" w:color="CCCCCC"/>
-              <w:right w:val="single" w:sz="1" w:space="0" w:color="CCCCCC"/>
-            </w:tcBorders>
             <w:tcMar>
               <w:top w:w="80" w:type="dxa"/>
               <w:left w:w="120" w:type="dxa"/>
@@ -3874,12 +3788,6 @@
         <w:tc>
           <w:tcPr>
             <w:tcW w:w="1800" w:type="dxa"/>
-            <w:tcBorders>
-              <w:top w:val="single" w:sz="1" w:space="0" w:color="CCCCCC"/>
-              <w:left w:val="single" w:sz="1" w:space="0" w:color="CCCCCC"/>
-              <w:bottom w:val="single" w:sz="1" w:space="0" w:color="CCCCCC"/>
-              <w:right w:val="single" w:sz="1" w:space="0" w:color="CCCCCC"/>
-            </w:tcBorders>
             <w:tcMar>
               <w:top w:w="80" w:type="dxa"/>
               <w:left w:w="120" w:type="dxa"/>
@@ -3903,12 +3811,6 @@
         <w:tc>
           <w:tcPr>
             <w:tcW w:w="1500" w:type="dxa"/>
-            <w:tcBorders>
-              <w:top w:val="single" w:sz="1" w:space="0" w:color="CCCCCC"/>
-              <w:left w:val="single" w:sz="1" w:space="0" w:color="CCCCCC"/>
-              <w:bottom w:val="single" w:sz="1" w:space="0" w:color="CCCCCC"/>
-              <w:right w:val="single" w:sz="1" w:space="0" w:color="CCCCCC"/>
-            </w:tcBorders>
             <w:tcMar>
               <w:top w:w="80" w:type="dxa"/>
               <w:left w:w="120" w:type="dxa"/>
@@ -3932,12 +3834,6 @@
         <w:tc>
           <w:tcPr>
             <w:tcW w:w="2526" w:type="dxa"/>
-            <w:tcBorders>
-              <w:top w:val="single" w:sz="1" w:space="0" w:color="CCCCCC"/>
-              <w:left w:val="single" w:sz="1" w:space="0" w:color="CCCCCC"/>
-              <w:bottom w:val="single" w:sz="1" w:space="0" w:color="CCCCCC"/>
-              <w:right w:val="single" w:sz="1" w:space="0" w:color="CCCCCC"/>
-            </w:tcBorders>
             <w:tcMar>
               <w:top w:w="80" w:type="dxa"/>
               <w:left w:w="120" w:type="dxa"/>
@@ -3963,12 +3859,6 @@
         <w:tc>
           <w:tcPr>
             <w:tcW w:w="1200" w:type="dxa"/>
-            <w:tcBorders>
-              <w:top w:val="single" w:sz="1" w:space="0" w:color="CCCCCC"/>
-              <w:left w:val="single" w:sz="1" w:space="0" w:color="CCCCCC"/>
-              <w:bottom w:val="single" w:sz="1" w:space="0" w:color="CCCCCC"/>
-              <w:right w:val="single" w:sz="1" w:space="0" w:color="CCCCCC"/>
-            </w:tcBorders>
             <w:tcMar>
               <w:top w:w="80" w:type="dxa"/>
               <w:left w:w="120" w:type="dxa"/>
@@ -3992,12 +3882,6 @@
         <w:tc>
           <w:tcPr>
             <w:tcW w:w="1800" w:type="dxa"/>
-            <w:tcBorders>
-              <w:top w:val="single" w:sz="1" w:space="0" w:color="CCCCCC"/>
-              <w:left w:val="single" w:sz="1" w:space="0" w:color="CCCCCC"/>
-              <w:bottom w:val="single" w:sz="1" w:space="0" w:color="CCCCCC"/>
-              <w:right w:val="single" w:sz="1" w:space="0" w:color="CCCCCC"/>
-            </w:tcBorders>
             <w:tcMar>
               <w:top w:w="80" w:type="dxa"/>
               <w:left w:w="120" w:type="dxa"/>
@@ -4021,12 +3905,6 @@
         <w:tc>
           <w:tcPr>
             <w:tcW w:w="1500" w:type="dxa"/>
-            <w:tcBorders>
-              <w:top w:val="single" w:sz="1" w:space="0" w:color="CCCCCC"/>
-              <w:left w:val="single" w:sz="1" w:space="0" w:color="CCCCCC"/>
-              <w:bottom w:val="single" w:sz="1" w:space="0" w:color="CCCCCC"/>
-              <w:right w:val="single" w:sz="1" w:space="0" w:color="CCCCCC"/>
-            </w:tcBorders>
             <w:tcMar>
               <w:top w:w="80" w:type="dxa"/>
               <w:left w:w="120" w:type="dxa"/>
@@ -4050,12 +3928,6 @@
         <w:tc>
           <w:tcPr>
             <w:tcW w:w="2526" w:type="dxa"/>
-            <w:tcBorders>
-              <w:top w:val="single" w:sz="1" w:space="0" w:color="CCCCCC"/>
-              <w:left w:val="single" w:sz="1" w:space="0" w:color="CCCCCC"/>
-              <w:bottom w:val="single" w:sz="1" w:space="0" w:color="CCCCCC"/>
-              <w:right w:val="single" w:sz="1" w:space="0" w:color="CCCCCC"/>
-            </w:tcBorders>
             <w:tcMar>
               <w:top w:w="80" w:type="dxa"/>
               <w:left w:w="120" w:type="dxa"/>
@@ -4081,12 +3953,6 @@
         <w:tc>
           <w:tcPr>
             <w:tcW w:w="1200" w:type="dxa"/>
-            <w:tcBorders>
-              <w:top w:val="single" w:sz="1" w:space="0" w:color="CCCCCC"/>
-              <w:left w:val="single" w:sz="1" w:space="0" w:color="CCCCCC"/>
-              <w:bottom w:val="single" w:sz="1" w:space="0" w:color="CCCCCC"/>
-              <w:right w:val="single" w:sz="1" w:space="0" w:color="CCCCCC"/>
-            </w:tcBorders>
             <w:tcMar>
               <w:top w:w="80" w:type="dxa"/>
               <w:left w:w="120" w:type="dxa"/>
@@ -4110,12 +3976,6 @@
         <w:tc>
           <w:tcPr>
             <w:tcW w:w="1800" w:type="dxa"/>
-            <w:tcBorders>
-              <w:top w:val="single" w:sz="1" w:space="0" w:color="CCCCCC"/>
-              <w:left w:val="single" w:sz="1" w:space="0" w:color="CCCCCC"/>
-              <w:bottom w:val="single" w:sz="1" w:space="0" w:color="CCCCCC"/>
-              <w:right w:val="single" w:sz="1" w:space="0" w:color="CCCCCC"/>
-            </w:tcBorders>
             <w:tcMar>
               <w:top w:w="80" w:type="dxa"/>
               <w:left w:w="120" w:type="dxa"/>
@@ -4139,12 +3999,6 @@
         <w:tc>
           <w:tcPr>
             <w:tcW w:w="1500" w:type="dxa"/>
-            <w:tcBorders>
-              <w:top w:val="single" w:sz="1" w:space="0" w:color="CCCCCC"/>
-              <w:left w:val="single" w:sz="1" w:space="0" w:color="CCCCCC"/>
-              <w:bottom w:val="single" w:sz="1" w:space="0" w:color="CCCCCC"/>
-              <w:right w:val="single" w:sz="1" w:space="0" w:color="CCCCCC"/>
-            </w:tcBorders>
             <w:tcMar>
               <w:top w:w="80" w:type="dxa"/>
               <w:left w:w="120" w:type="dxa"/>
@@ -4168,12 +4022,6 @@
         <w:tc>
           <w:tcPr>
             <w:tcW w:w="2526" w:type="dxa"/>
-            <w:tcBorders>
-              <w:top w:val="single" w:sz="1" w:space="0" w:color="CCCCCC"/>
-              <w:left w:val="single" w:sz="1" w:space="0" w:color="CCCCCC"/>
-              <w:bottom w:val="single" w:sz="1" w:space="0" w:color="CCCCCC"/>
-              <w:right w:val="single" w:sz="1" w:space="0" w:color="CCCCCC"/>
-            </w:tcBorders>
             <w:tcMar>
               <w:top w:w="80" w:type="dxa"/>
               <w:left w:w="120" w:type="dxa"/>
@@ -4237,12 +4085,6 @@
         <w:tc>
           <w:tcPr>
             <w:tcW w:w="1000" w:type="dxa"/>
-            <w:tcBorders>
-              <w:top w:val="single" w:sz="1" w:space="0" w:color="CCCCCC"/>
-              <w:left w:val="single" w:sz="1" w:space="0" w:color="CCCCCC"/>
-              <w:bottom w:val="single" w:sz="1" w:space="0" w:color="CCCCCC"/>
-              <w:right w:val="single" w:sz="1" w:space="0" w:color="CCCCCC"/>
-            </w:tcBorders>
             <w:shd w:val="clear" w:color="auto" w:fill="D5E8F0"/>
             <w:tcMar>
               <w:top w:w="80" w:type="dxa"/>
@@ -4262,6 +4104,7 @@
                 <w:sz w:val="20"/>
                 <w:szCs w:val="20"/>
               </w:rPr>
+              <w:lastRenderedPageBreak/>
               <w:t>Classe</w:t>
             </w:r>
           </w:p>
@@ -4269,12 +4112,6 @@
         <w:tc>
           <w:tcPr>
             <w:tcW w:w="1800" w:type="dxa"/>
-            <w:tcBorders>
-              <w:top w:val="single" w:sz="1" w:space="0" w:color="CCCCCC"/>
-              <w:left w:val="single" w:sz="1" w:space="0" w:color="CCCCCC"/>
-              <w:bottom w:val="single" w:sz="1" w:space="0" w:color="CCCCCC"/>
-              <w:right w:val="single" w:sz="1" w:space="0" w:color="CCCCCC"/>
-            </w:tcBorders>
             <w:shd w:val="clear" w:color="auto" w:fill="D5E8F0"/>
             <w:tcMar>
               <w:top w:w="80" w:type="dxa"/>
@@ -4301,12 +4138,6 @@
         <w:tc>
           <w:tcPr>
             <w:tcW w:w="1300" w:type="dxa"/>
-            <w:tcBorders>
-              <w:top w:val="single" w:sz="1" w:space="0" w:color="CCCCCC"/>
-              <w:left w:val="single" w:sz="1" w:space="0" w:color="CCCCCC"/>
-              <w:bottom w:val="single" w:sz="1" w:space="0" w:color="CCCCCC"/>
-              <w:right w:val="single" w:sz="1" w:space="0" w:color="CCCCCC"/>
-            </w:tcBorders>
             <w:shd w:val="clear" w:color="auto" w:fill="D5E8F0"/>
             <w:tcMar>
               <w:top w:w="80" w:type="dxa"/>
@@ -4333,12 +4164,6 @@
         <w:tc>
           <w:tcPr>
             <w:tcW w:w="2926" w:type="dxa"/>
-            <w:tcBorders>
-              <w:top w:val="single" w:sz="1" w:space="0" w:color="CCCCCC"/>
-              <w:left w:val="single" w:sz="1" w:space="0" w:color="CCCCCC"/>
-              <w:bottom w:val="single" w:sz="1" w:space="0" w:color="CCCCCC"/>
-              <w:right w:val="single" w:sz="1" w:space="0" w:color="CCCCCC"/>
-            </w:tcBorders>
             <w:shd w:val="clear" w:color="auto" w:fill="D5E8F0"/>
             <w:tcMar>
               <w:top w:w="80" w:type="dxa"/>
@@ -4367,12 +4192,6 @@
         <w:tc>
           <w:tcPr>
             <w:tcW w:w="1000" w:type="dxa"/>
-            <w:tcBorders>
-              <w:top w:val="single" w:sz="1" w:space="0" w:color="CCCCCC"/>
-              <w:left w:val="single" w:sz="1" w:space="0" w:color="CCCCCC"/>
-              <w:bottom w:val="single" w:sz="1" w:space="0" w:color="CCCCCC"/>
-              <w:right w:val="single" w:sz="1" w:space="0" w:color="CCCCCC"/>
-            </w:tcBorders>
             <w:tcMar>
               <w:top w:w="80" w:type="dxa"/>
               <w:left w:w="120" w:type="dxa"/>
@@ -4396,12 +4215,6 @@
         <w:tc>
           <w:tcPr>
             <w:tcW w:w="1800" w:type="dxa"/>
-            <w:tcBorders>
-              <w:top w:val="single" w:sz="1" w:space="0" w:color="CCCCCC"/>
-              <w:left w:val="single" w:sz="1" w:space="0" w:color="CCCCCC"/>
-              <w:bottom w:val="single" w:sz="1" w:space="0" w:color="CCCCCC"/>
-              <w:right w:val="single" w:sz="1" w:space="0" w:color="CCCCCC"/>
-            </w:tcBorders>
             <w:tcMar>
               <w:top w:w="80" w:type="dxa"/>
               <w:left w:w="120" w:type="dxa"/>
@@ -4425,12 +4238,6 @@
         <w:tc>
           <w:tcPr>
             <w:tcW w:w="1300" w:type="dxa"/>
-            <w:tcBorders>
-              <w:top w:val="single" w:sz="1" w:space="0" w:color="CCCCCC"/>
-              <w:left w:val="single" w:sz="1" w:space="0" w:color="CCCCCC"/>
-              <w:bottom w:val="single" w:sz="1" w:space="0" w:color="CCCCCC"/>
-              <w:right w:val="single" w:sz="1" w:space="0" w:color="CCCCCC"/>
-            </w:tcBorders>
             <w:tcMar>
               <w:top w:w="80" w:type="dxa"/>
               <w:left w:w="120" w:type="dxa"/>
@@ -4454,12 +4261,6 @@
         <w:tc>
           <w:tcPr>
             <w:tcW w:w="2926" w:type="dxa"/>
-            <w:tcBorders>
-              <w:top w:val="single" w:sz="1" w:space="0" w:color="CCCCCC"/>
-              <w:left w:val="single" w:sz="1" w:space="0" w:color="CCCCCC"/>
-              <w:bottom w:val="single" w:sz="1" w:space="0" w:color="CCCCCC"/>
-              <w:right w:val="single" w:sz="1" w:space="0" w:color="CCCCCC"/>
-            </w:tcBorders>
             <w:tcMar>
               <w:top w:w="80" w:type="dxa"/>
               <w:left w:w="120" w:type="dxa"/>
@@ -4485,12 +4286,6 @@
         <w:tc>
           <w:tcPr>
             <w:tcW w:w="1000" w:type="dxa"/>
-            <w:tcBorders>
-              <w:top w:val="single" w:sz="1" w:space="0" w:color="CCCCCC"/>
-              <w:left w:val="single" w:sz="1" w:space="0" w:color="CCCCCC"/>
-              <w:bottom w:val="single" w:sz="1" w:space="0" w:color="CCCCCC"/>
-              <w:right w:val="single" w:sz="1" w:space="0" w:color="CCCCCC"/>
-            </w:tcBorders>
             <w:tcMar>
               <w:top w:w="80" w:type="dxa"/>
               <w:left w:w="120" w:type="dxa"/>
@@ -4514,12 +4309,6 @@
         <w:tc>
           <w:tcPr>
             <w:tcW w:w="1800" w:type="dxa"/>
-            <w:tcBorders>
-              <w:top w:val="single" w:sz="1" w:space="0" w:color="CCCCCC"/>
-              <w:left w:val="single" w:sz="1" w:space="0" w:color="CCCCCC"/>
-              <w:bottom w:val="single" w:sz="1" w:space="0" w:color="CCCCCC"/>
-              <w:right w:val="single" w:sz="1" w:space="0" w:color="CCCCCC"/>
-            </w:tcBorders>
             <w:tcMar>
               <w:top w:w="80" w:type="dxa"/>
               <w:left w:w="120" w:type="dxa"/>
@@ -4543,12 +4332,6 @@
         <w:tc>
           <w:tcPr>
             <w:tcW w:w="1300" w:type="dxa"/>
-            <w:tcBorders>
-              <w:top w:val="single" w:sz="1" w:space="0" w:color="CCCCCC"/>
-              <w:left w:val="single" w:sz="1" w:space="0" w:color="CCCCCC"/>
-              <w:bottom w:val="single" w:sz="1" w:space="0" w:color="CCCCCC"/>
-              <w:right w:val="single" w:sz="1" w:space="0" w:color="CCCCCC"/>
-            </w:tcBorders>
             <w:tcMar>
               <w:top w:w="80" w:type="dxa"/>
               <w:left w:w="120" w:type="dxa"/>
@@ -4572,12 +4355,6 @@
         <w:tc>
           <w:tcPr>
             <w:tcW w:w="2926" w:type="dxa"/>
-            <w:tcBorders>
-              <w:top w:val="single" w:sz="1" w:space="0" w:color="CCCCCC"/>
-              <w:left w:val="single" w:sz="1" w:space="0" w:color="CCCCCC"/>
-              <w:bottom w:val="single" w:sz="1" w:space="0" w:color="CCCCCC"/>
-              <w:right w:val="single" w:sz="1" w:space="0" w:color="CCCCCC"/>
-            </w:tcBorders>
             <w:tcMar>
               <w:top w:w="80" w:type="dxa"/>
               <w:left w:w="120" w:type="dxa"/>
@@ -4603,12 +4380,6 @@
         <w:tc>
           <w:tcPr>
             <w:tcW w:w="1000" w:type="dxa"/>
-            <w:tcBorders>
-              <w:top w:val="single" w:sz="1" w:space="0" w:color="CCCCCC"/>
-              <w:left w:val="single" w:sz="1" w:space="0" w:color="CCCCCC"/>
-              <w:bottom w:val="single" w:sz="1" w:space="0" w:color="CCCCCC"/>
-              <w:right w:val="single" w:sz="1" w:space="0" w:color="CCCCCC"/>
-            </w:tcBorders>
             <w:tcMar>
               <w:top w:w="80" w:type="dxa"/>
               <w:left w:w="120" w:type="dxa"/>
@@ -4632,12 +4403,6 @@
         <w:tc>
           <w:tcPr>
             <w:tcW w:w="1800" w:type="dxa"/>
-            <w:tcBorders>
-              <w:top w:val="single" w:sz="1" w:space="0" w:color="CCCCCC"/>
-              <w:left w:val="single" w:sz="1" w:space="0" w:color="CCCCCC"/>
-              <w:bottom w:val="single" w:sz="1" w:space="0" w:color="CCCCCC"/>
-              <w:right w:val="single" w:sz="1" w:space="0" w:color="CCCCCC"/>
-            </w:tcBorders>
             <w:tcMar>
               <w:top w:w="80" w:type="dxa"/>
               <w:left w:w="120" w:type="dxa"/>
@@ -4661,12 +4426,6 @@
         <w:tc>
           <w:tcPr>
             <w:tcW w:w="1300" w:type="dxa"/>
-            <w:tcBorders>
-              <w:top w:val="single" w:sz="1" w:space="0" w:color="CCCCCC"/>
-              <w:left w:val="single" w:sz="1" w:space="0" w:color="CCCCCC"/>
-              <w:bottom w:val="single" w:sz="1" w:space="0" w:color="CCCCCC"/>
-              <w:right w:val="single" w:sz="1" w:space="0" w:color="CCCCCC"/>
-            </w:tcBorders>
             <w:tcMar>
               <w:top w:w="80" w:type="dxa"/>
               <w:left w:w="120" w:type="dxa"/>
@@ -4690,12 +4449,6 @@
         <w:tc>
           <w:tcPr>
             <w:tcW w:w="2926" w:type="dxa"/>
-            <w:tcBorders>
-              <w:top w:val="single" w:sz="1" w:space="0" w:color="CCCCCC"/>
-              <w:left w:val="single" w:sz="1" w:space="0" w:color="CCCCCC"/>
-              <w:bottom w:val="single" w:sz="1" w:space="0" w:color="CCCCCC"/>
-              <w:right w:val="single" w:sz="1" w:space="0" w:color="CCCCCC"/>
-            </w:tcBorders>
             <w:tcMar>
               <w:top w:w="80" w:type="dxa"/>
               <w:left w:w="120" w:type="dxa"/>
@@ -4721,12 +4474,6 @@
         <w:tc>
           <w:tcPr>
             <w:tcW w:w="1000" w:type="dxa"/>
-            <w:tcBorders>
-              <w:top w:val="single" w:sz="1" w:space="0" w:color="CCCCCC"/>
-              <w:left w:val="single" w:sz="1" w:space="0" w:color="CCCCCC"/>
-              <w:bottom w:val="single" w:sz="1" w:space="0" w:color="CCCCCC"/>
-              <w:right w:val="single" w:sz="1" w:space="0" w:color="CCCCCC"/>
-            </w:tcBorders>
             <w:tcMar>
               <w:top w:w="80" w:type="dxa"/>
               <w:left w:w="120" w:type="dxa"/>
@@ -4750,12 +4497,6 @@
         <w:tc>
           <w:tcPr>
             <w:tcW w:w="1800" w:type="dxa"/>
-            <w:tcBorders>
-              <w:top w:val="single" w:sz="1" w:space="0" w:color="CCCCCC"/>
-              <w:left w:val="single" w:sz="1" w:space="0" w:color="CCCCCC"/>
-              <w:bottom w:val="single" w:sz="1" w:space="0" w:color="CCCCCC"/>
-              <w:right w:val="single" w:sz="1" w:space="0" w:color="CCCCCC"/>
-            </w:tcBorders>
             <w:tcMar>
               <w:top w:w="80" w:type="dxa"/>
               <w:left w:w="120" w:type="dxa"/>
@@ -4779,12 +4520,6 @@
         <w:tc>
           <w:tcPr>
             <w:tcW w:w="1300" w:type="dxa"/>
-            <w:tcBorders>
-              <w:top w:val="single" w:sz="1" w:space="0" w:color="CCCCCC"/>
-              <w:left w:val="single" w:sz="1" w:space="0" w:color="CCCCCC"/>
-              <w:bottom w:val="single" w:sz="1" w:space="0" w:color="CCCCCC"/>
-              <w:right w:val="single" w:sz="1" w:space="0" w:color="CCCCCC"/>
-            </w:tcBorders>
             <w:tcMar>
               <w:top w:w="80" w:type="dxa"/>
               <w:left w:w="120" w:type="dxa"/>
@@ -4808,12 +4543,6 @@
         <w:tc>
           <w:tcPr>
             <w:tcW w:w="2926" w:type="dxa"/>
-            <w:tcBorders>
-              <w:top w:val="single" w:sz="1" w:space="0" w:color="CCCCCC"/>
-              <w:left w:val="single" w:sz="1" w:space="0" w:color="CCCCCC"/>
-              <w:bottom w:val="single" w:sz="1" w:space="0" w:color="CCCCCC"/>
-              <w:right w:val="single" w:sz="1" w:space="0" w:color="CCCCCC"/>
-            </w:tcBorders>
             <w:tcMar>
               <w:top w:w="80" w:type="dxa"/>
               <w:left w:w="120" w:type="dxa"/>
@@ -4839,12 +4568,6 @@
         <w:tc>
           <w:tcPr>
             <w:tcW w:w="1000" w:type="dxa"/>
-            <w:tcBorders>
-              <w:top w:val="single" w:sz="1" w:space="0" w:color="CCCCCC"/>
-              <w:left w:val="single" w:sz="1" w:space="0" w:color="CCCCCC"/>
-              <w:bottom w:val="single" w:sz="1" w:space="0" w:color="CCCCCC"/>
-              <w:right w:val="single" w:sz="1" w:space="0" w:color="CCCCCC"/>
-            </w:tcBorders>
             <w:tcMar>
               <w:top w:w="80" w:type="dxa"/>
               <w:left w:w="120" w:type="dxa"/>
@@ -4868,12 +4591,6 @@
         <w:tc>
           <w:tcPr>
             <w:tcW w:w="1800" w:type="dxa"/>
-            <w:tcBorders>
-              <w:top w:val="single" w:sz="1" w:space="0" w:color="CCCCCC"/>
-              <w:left w:val="single" w:sz="1" w:space="0" w:color="CCCCCC"/>
-              <w:bottom w:val="single" w:sz="1" w:space="0" w:color="CCCCCC"/>
-              <w:right w:val="single" w:sz="1" w:space="0" w:color="CCCCCC"/>
-            </w:tcBorders>
             <w:tcMar>
               <w:top w:w="80" w:type="dxa"/>
               <w:left w:w="120" w:type="dxa"/>
@@ -4897,12 +4614,6 @@
         <w:tc>
           <w:tcPr>
             <w:tcW w:w="1300" w:type="dxa"/>
-            <w:tcBorders>
-              <w:top w:val="single" w:sz="1" w:space="0" w:color="CCCCCC"/>
-              <w:left w:val="single" w:sz="1" w:space="0" w:color="CCCCCC"/>
-              <w:bottom w:val="single" w:sz="1" w:space="0" w:color="CCCCCC"/>
-              <w:right w:val="single" w:sz="1" w:space="0" w:color="CCCCCC"/>
-            </w:tcBorders>
             <w:tcMar>
               <w:top w:w="80" w:type="dxa"/>
               <w:left w:w="120" w:type="dxa"/>
@@ -4926,12 +4637,6 @@
         <w:tc>
           <w:tcPr>
             <w:tcW w:w="2926" w:type="dxa"/>
-            <w:tcBorders>
-              <w:top w:val="single" w:sz="1" w:space="0" w:color="CCCCCC"/>
-              <w:left w:val="single" w:sz="1" w:space="0" w:color="CCCCCC"/>
-              <w:bottom w:val="single" w:sz="1" w:space="0" w:color="CCCCCC"/>
-              <w:right w:val="single" w:sz="1" w:space="0" w:color="CCCCCC"/>
-            </w:tcBorders>
             <w:tcMar>
               <w:top w:w="80" w:type="dxa"/>
               <w:left w:w="120" w:type="dxa"/>
@@ -4957,12 +4662,6 @@
         <w:tc>
           <w:tcPr>
             <w:tcW w:w="1000" w:type="dxa"/>
-            <w:tcBorders>
-              <w:top w:val="single" w:sz="1" w:space="0" w:color="CCCCCC"/>
-              <w:left w:val="single" w:sz="1" w:space="0" w:color="CCCCCC"/>
-              <w:bottom w:val="single" w:sz="1" w:space="0" w:color="CCCCCC"/>
-              <w:right w:val="single" w:sz="1" w:space="0" w:color="CCCCCC"/>
-            </w:tcBorders>
             <w:tcMar>
               <w:top w:w="80" w:type="dxa"/>
               <w:left w:w="120" w:type="dxa"/>
@@ -4986,12 +4685,6 @@
         <w:tc>
           <w:tcPr>
             <w:tcW w:w="1800" w:type="dxa"/>
-            <w:tcBorders>
-              <w:top w:val="single" w:sz="1" w:space="0" w:color="CCCCCC"/>
-              <w:left w:val="single" w:sz="1" w:space="0" w:color="CCCCCC"/>
-              <w:bottom w:val="single" w:sz="1" w:space="0" w:color="CCCCCC"/>
-              <w:right w:val="single" w:sz="1" w:space="0" w:color="CCCCCC"/>
-            </w:tcBorders>
             <w:tcMar>
               <w:top w:w="80" w:type="dxa"/>
               <w:left w:w="120" w:type="dxa"/>
@@ -5015,12 +4708,6 @@
         <w:tc>
           <w:tcPr>
             <w:tcW w:w="1300" w:type="dxa"/>
-            <w:tcBorders>
-              <w:top w:val="single" w:sz="1" w:space="0" w:color="CCCCCC"/>
-              <w:left w:val="single" w:sz="1" w:space="0" w:color="CCCCCC"/>
-              <w:bottom w:val="single" w:sz="1" w:space="0" w:color="CCCCCC"/>
-              <w:right w:val="single" w:sz="1" w:space="0" w:color="CCCCCC"/>
-            </w:tcBorders>
             <w:tcMar>
               <w:top w:w="80" w:type="dxa"/>
               <w:left w:w="120" w:type="dxa"/>
@@ -5044,12 +4731,6 @@
         <w:tc>
           <w:tcPr>
             <w:tcW w:w="2926" w:type="dxa"/>
-            <w:tcBorders>
-              <w:top w:val="single" w:sz="1" w:space="0" w:color="CCCCCC"/>
-              <w:left w:val="single" w:sz="1" w:space="0" w:color="CCCCCC"/>
-              <w:bottom w:val="single" w:sz="1" w:space="0" w:color="CCCCCC"/>
-              <w:right w:val="single" w:sz="1" w:space="0" w:color="CCCCCC"/>
-            </w:tcBorders>
             <w:tcMar>
               <w:top w:w="80" w:type="dxa"/>
               <w:left w:w="120" w:type="dxa"/>
@@ -5075,12 +4756,6 @@
         <w:tc>
           <w:tcPr>
             <w:tcW w:w="1000" w:type="dxa"/>
-            <w:tcBorders>
-              <w:top w:val="single" w:sz="1" w:space="0" w:color="CCCCCC"/>
-              <w:left w:val="single" w:sz="1" w:space="0" w:color="CCCCCC"/>
-              <w:bottom w:val="single" w:sz="1" w:space="0" w:color="CCCCCC"/>
-              <w:right w:val="single" w:sz="1" w:space="0" w:color="CCCCCC"/>
-            </w:tcBorders>
             <w:tcMar>
               <w:top w:w="80" w:type="dxa"/>
               <w:left w:w="120" w:type="dxa"/>
@@ -5104,12 +4779,6 @@
         <w:tc>
           <w:tcPr>
             <w:tcW w:w="1800" w:type="dxa"/>
-            <w:tcBorders>
-              <w:top w:val="single" w:sz="1" w:space="0" w:color="CCCCCC"/>
-              <w:left w:val="single" w:sz="1" w:space="0" w:color="CCCCCC"/>
-              <w:bottom w:val="single" w:sz="1" w:space="0" w:color="CCCCCC"/>
-              <w:right w:val="single" w:sz="1" w:space="0" w:color="CCCCCC"/>
-            </w:tcBorders>
             <w:tcMar>
               <w:top w:w="80" w:type="dxa"/>
               <w:left w:w="120" w:type="dxa"/>
@@ -5133,12 +4802,6 @@
         <w:tc>
           <w:tcPr>
             <w:tcW w:w="1300" w:type="dxa"/>
-            <w:tcBorders>
-              <w:top w:val="single" w:sz="1" w:space="0" w:color="CCCCCC"/>
-              <w:left w:val="single" w:sz="1" w:space="0" w:color="CCCCCC"/>
-              <w:bottom w:val="single" w:sz="1" w:space="0" w:color="CCCCCC"/>
-              <w:right w:val="single" w:sz="1" w:space="0" w:color="CCCCCC"/>
-            </w:tcBorders>
             <w:tcMar>
               <w:top w:w="80" w:type="dxa"/>
               <w:left w:w="120" w:type="dxa"/>
@@ -5162,12 +4825,6 @@
         <w:tc>
           <w:tcPr>
             <w:tcW w:w="2926" w:type="dxa"/>
-            <w:tcBorders>
-              <w:top w:val="single" w:sz="1" w:space="0" w:color="CCCCCC"/>
-              <w:left w:val="single" w:sz="1" w:space="0" w:color="CCCCCC"/>
-              <w:bottom w:val="single" w:sz="1" w:space="0" w:color="CCCCCC"/>
-              <w:right w:val="single" w:sz="1" w:space="0" w:color="CCCCCC"/>
-            </w:tcBorders>
             <w:tcMar>
               <w:top w:w="80" w:type="dxa"/>
               <w:left w:w="120" w:type="dxa"/>
@@ -5193,12 +4850,6 @@
         <w:tc>
           <w:tcPr>
             <w:tcW w:w="1000" w:type="dxa"/>
-            <w:tcBorders>
-              <w:top w:val="single" w:sz="1" w:space="0" w:color="CCCCCC"/>
-              <w:left w:val="single" w:sz="1" w:space="0" w:color="CCCCCC"/>
-              <w:bottom w:val="single" w:sz="1" w:space="0" w:color="CCCCCC"/>
-              <w:right w:val="single" w:sz="1" w:space="0" w:color="CCCCCC"/>
-            </w:tcBorders>
             <w:tcMar>
               <w:top w:w="80" w:type="dxa"/>
               <w:left w:w="120" w:type="dxa"/>
@@ -5222,12 +4873,6 @@
         <w:tc>
           <w:tcPr>
             <w:tcW w:w="1800" w:type="dxa"/>
-            <w:tcBorders>
-              <w:top w:val="single" w:sz="1" w:space="0" w:color="CCCCCC"/>
-              <w:left w:val="single" w:sz="1" w:space="0" w:color="CCCCCC"/>
-              <w:bottom w:val="single" w:sz="1" w:space="0" w:color="CCCCCC"/>
-              <w:right w:val="single" w:sz="1" w:space="0" w:color="CCCCCC"/>
-            </w:tcBorders>
             <w:tcMar>
               <w:top w:w="80" w:type="dxa"/>
               <w:left w:w="120" w:type="dxa"/>
@@ -5251,12 +4896,6 @@
         <w:tc>
           <w:tcPr>
             <w:tcW w:w="1300" w:type="dxa"/>
-            <w:tcBorders>
-              <w:top w:val="single" w:sz="1" w:space="0" w:color="CCCCCC"/>
-              <w:left w:val="single" w:sz="1" w:space="0" w:color="CCCCCC"/>
-              <w:bottom w:val="single" w:sz="1" w:space="0" w:color="CCCCCC"/>
-              <w:right w:val="single" w:sz="1" w:space="0" w:color="CCCCCC"/>
-            </w:tcBorders>
             <w:tcMar>
               <w:top w:w="80" w:type="dxa"/>
               <w:left w:w="120" w:type="dxa"/>
@@ -5280,12 +4919,6 @@
         <w:tc>
           <w:tcPr>
             <w:tcW w:w="2926" w:type="dxa"/>
-            <w:tcBorders>
-              <w:top w:val="single" w:sz="1" w:space="0" w:color="CCCCCC"/>
-              <w:left w:val="single" w:sz="1" w:space="0" w:color="CCCCCC"/>
-              <w:bottom w:val="single" w:sz="1" w:space="0" w:color="CCCCCC"/>
-              <w:right w:val="single" w:sz="1" w:space="0" w:color="CCCCCC"/>
-            </w:tcBorders>
             <w:tcMar>
               <w:top w:w="80" w:type="dxa"/>
               <w:left w:w="120" w:type="dxa"/>
@@ -5311,12 +4944,6 @@
         <w:tc>
           <w:tcPr>
             <w:tcW w:w="1000" w:type="dxa"/>
-            <w:tcBorders>
-              <w:top w:val="single" w:sz="1" w:space="0" w:color="CCCCCC"/>
-              <w:left w:val="single" w:sz="1" w:space="0" w:color="CCCCCC"/>
-              <w:bottom w:val="single" w:sz="1" w:space="0" w:color="CCCCCC"/>
-              <w:right w:val="single" w:sz="1" w:space="0" w:color="CCCCCC"/>
-            </w:tcBorders>
             <w:tcMar>
               <w:top w:w="80" w:type="dxa"/>
               <w:left w:w="120" w:type="dxa"/>
@@ -5340,12 +4967,6 @@
         <w:tc>
           <w:tcPr>
             <w:tcW w:w="1800" w:type="dxa"/>
-            <w:tcBorders>
-              <w:top w:val="single" w:sz="1" w:space="0" w:color="CCCCCC"/>
-              <w:left w:val="single" w:sz="1" w:space="0" w:color="CCCCCC"/>
-              <w:bottom w:val="single" w:sz="1" w:space="0" w:color="CCCCCC"/>
-              <w:right w:val="single" w:sz="1" w:space="0" w:color="CCCCCC"/>
-            </w:tcBorders>
             <w:tcMar>
               <w:top w:w="80" w:type="dxa"/>
               <w:left w:w="120" w:type="dxa"/>
@@ -5369,12 +4990,6 @@
         <w:tc>
           <w:tcPr>
             <w:tcW w:w="1300" w:type="dxa"/>
-            <w:tcBorders>
-              <w:top w:val="single" w:sz="1" w:space="0" w:color="CCCCCC"/>
-              <w:left w:val="single" w:sz="1" w:space="0" w:color="CCCCCC"/>
-              <w:bottom w:val="single" w:sz="1" w:space="0" w:color="CCCCCC"/>
-              <w:right w:val="single" w:sz="1" w:space="0" w:color="CCCCCC"/>
-            </w:tcBorders>
             <w:tcMar>
               <w:top w:w="80" w:type="dxa"/>
               <w:left w:w="120" w:type="dxa"/>
@@ -5398,12 +5013,6 @@
         <w:tc>
           <w:tcPr>
             <w:tcW w:w="2926" w:type="dxa"/>
-            <w:tcBorders>
-              <w:top w:val="single" w:sz="1" w:space="0" w:color="CCCCCC"/>
-              <w:left w:val="single" w:sz="1" w:space="0" w:color="CCCCCC"/>
-              <w:bottom w:val="single" w:sz="1" w:space="0" w:color="CCCCCC"/>
-              <w:right w:val="single" w:sz="1" w:space="0" w:color="CCCCCC"/>
-            </w:tcBorders>
             <w:tcMar>
               <w:top w:w="80" w:type="dxa"/>
               <w:left w:w="120" w:type="dxa"/>
@@ -5429,12 +5038,6 @@
         <w:tc>
           <w:tcPr>
             <w:tcW w:w="1000" w:type="dxa"/>
-            <w:tcBorders>
-              <w:top w:val="single" w:sz="1" w:space="0" w:color="CCCCCC"/>
-              <w:left w:val="single" w:sz="1" w:space="0" w:color="CCCCCC"/>
-              <w:bottom w:val="single" w:sz="1" w:space="0" w:color="CCCCCC"/>
-              <w:right w:val="single" w:sz="1" w:space="0" w:color="CCCCCC"/>
-            </w:tcBorders>
             <w:tcMar>
               <w:top w:w="80" w:type="dxa"/>
               <w:left w:w="120" w:type="dxa"/>
@@ -5458,12 +5061,6 @@
         <w:tc>
           <w:tcPr>
             <w:tcW w:w="1800" w:type="dxa"/>
-            <w:tcBorders>
-              <w:top w:val="single" w:sz="1" w:space="0" w:color="CCCCCC"/>
-              <w:left w:val="single" w:sz="1" w:space="0" w:color="CCCCCC"/>
-              <w:bottom w:val="single" w:sz="1" w:space="0" w:color="CCCCCC"/>
-              <w:right w:val="single" w:sz="1" w:space="0" w:color="CCCCCC"/>
-            </w:tcBorders>
             <w:tcMar>
               <w:top w:w="80" w:type="dxa"/>
               <w:left w:w="120" w:type="dxa"/>
@@ -5487,12 +5084,6 @@
         <w:tc>
           <w:tcPr>
             <w:tcW w:w="1300" w:type="dxa"/>
-            <w:tcBorders>
-              <w:top w:val="single" w:sz="1" w:space="0" w:color="CCCCCC"/>
-              <w:left w:val="single" w:sz="1" w:space="0" w:color="CCCCCC"/>
-              <w:bottom w:val="single" w:sz="1" w:space="0" w:color="CCCCCC"/>
-              <w:right w:val="single" w:sz="1" w:space="0" w:color="CCCCCC"/>
-            </w:tcBorders>
             <w:tcMar>
               <w:top w:w="80" w:type="dxa"/>
               <w:left w:w="120" w:type="dxa"/>
@@ -5516,12 +5107,6 @@
         <w:tc>
           <w:tcPr>
             <w:tcW w:w="2926" w:type="dxa"/>
-            <w:tcBorders>
-              <w:top w:val="single" w:sz="1" w:space="0" w:color="CCCCCC"/>
-              <w:left w:val="single" w:sz="1" w:space="0" w:color="CCCCCC"/>
-              <w:bottom w:val="single" w:sz="1" w:space="0" w:color="CCCCCC"/>
-              <w:right w:val="single" w:sz="1" w:space="0" w:color="CCCCCC"/>
-            </w:tcBorders>
             <w:tcMar>
               <w:top w:w="80" w:type="dxa"/>
               <w:left w:w="120" w:type="dxa"/>
@@ -5628,6 +5213,7 @@
         <w:pStyle w:val="Ttulo1"/>
       </w:pPr>
       <w:r>
+        <w:lastRenderedPageBreak/>
         <w:t>4. Metodologias</w:t>
       </w:r>
     </w:p>
@@ -5674,7 +5260,19 @@
         <w:jc w:val="both"/>
       </w:pPr>
       <w:r>
-        <w:t xml:space="preserve">Métrica principal: </w:t>
+        <w:t>Métrica principal</w:t>
+      </w:r>
+      <w:r>
+        <w:t xml:space="preserve"> </w:t>
+      </w:r>
+      <w:r>
+        <w:rPr>
+          <w:highlight w:val="lightGray"/>
+        </w:rPr>
+        <w:t>[by claude]</w:t>
+      </w:r>
+      <w:r>
+        <w:t xml:space="preserve">: </w:t>
       </w:r>
       <w:r>
         <w:rPr>
@@ -5686,13 +5284,7 @@
         <w:t xml:space="preserve">. </w:t>
       </w:r>
       <w:r>
-        <w:t>No contexto segurador, não é nada desejável ser comum classificar erradamente um cliente de alto risco como normal (falso negativo, levando a lucros consideravelmente menores). Apesar desse facto, a seguradora também não pretende classificar muitos dos seus clientes como de alto risco</w:t>
-      </w:r>
-      <w:r>
-        <w:t>, muito menos ainda de forma errada</w:t>
-      </w:r>
-      <w:r>
-        <w:t>, porque isso poderia levar à perda de clientes em nome de não se aceitar um lucro menor, o que é menos vantajoso ainda do que o lucro menor em si.</w:t>
+        <w:t>No contexto segurador, não é nada desejável ser comum classificar erradamente um cliente de alto risco como normal (falso negativo, levando a lucros consideravelmente menores). Apesar desse facto, a seguradora também não pretende classificar muitos dos seus clientes como de alto risco, muito menos ainda de forma errada, porque isso poderia levar à perda de clientes em nome de não se aceitar um lucro menor, o que é menos vantajoso ainda do que o lucro menor em si.</w:t>
       </w:r>
       <w:r>
         <w:t xml:space="preserve"> O trade-off precision/recall deve ser </w:t>
@@ -5756,6 +5348,17 @@
       <w:r>
         <w:t xml:space="preserve"> do ponto de vista organizacional, dado que se o grupo de stress mais elevado representa 36% da população, faz sentido que seja o nível de recursos mais utilizado.</w:t>
       </w:r>
+      <w:r>
+        <w:t xml:space="preserve"> </w:t>
+      </w:r>
+      <w:r>
+        <w:rPr>
+          <w:sz w:val="36"/>
+          <w:szCs w:val="36"/>
+          <w:highlight w:val="lightGray"/>
+        </w:rPr>
+        <w:t>&lt;- eu n sei até q ponto esta justificação faz mto sentido mas pronto</w:t>
+      </w:r>
     </w:p>
     <w:p>
       <w:pPr>
@@ -5763,7 +5366,19 @@
         <w:jc w:val="both"/>
       </w:pPr>
       <w:r>
-        <w:t xml:space="preserve">Métrica principal: </w:t>
+        <w:t>Métrica principal</w:t>
+      </w:r>
+      <w:r>
+        <w:t xml:space="preserve"> </w:t>
+      </w:r>
+      <w:r>
+        <w:rPr>
+          <w:highlight w:val="lightGray"/>
+        </w:rPr>
+        <w:t>[by claude]</w:t>
+      </w:r>
+      <w:r>
+        <w:t xml:space="preserve">: </w:t>
       </w:r>
       <w:r>
         <w:rPr>
@@ -5822,7 +5437,22 @@
         <w:jc w:val="both"/>
       </w:pPr>
       <w:r>
-        <w:t xml:space="preserve">Métrica principal: </w:t>
+        <w:t>Métrica principal</w:t>
+      </w:r>
+      <w:r>
+        <w:t xml:space="preserve"> </w:t>
+      </w:r>
+      <w:r>
+        <w:t>[</w:t>
+      </w:r>
+      <w:r>
+        <w:rPr>
+          <w:highlight w:val="lightGray"/>
+        </w:rPr>
+        <w:t>by claude]</w:t>
+      </w:r>
+      <w:r>
+        <w:t xml:space="preserve">: </w:t>
       </w:r>
       <w:r>
         <w:rPr>
@@ -5845,6 +5475,7 @@
         <w:pStyle w:val="Ttulo2"/>
       </w:pPr>
       <w:r>
+        <w:lastRenderedPageBreak/>
         <w:t>4.2. Modelos Utilizados</w:t>
       </w:r>
     </w:p>
@@ -5876,8 +5507,65 @@
       <w:r>
         <w:rPr>
           <w:color w:val="000000"/>
-        </w:rPr>
-        <w:t>Foram considerados três kernels: RBF (função de base radial), linear e polinomial. Os hiperparâmetros C (regularização), gamma e degree foram optimizados via Optuna. O parâmetro class_weight='balanced' foi utilizado para mitigar o desequilíbrio de classes.</w:t>
+          <w:highlight w:val="yellow"/>
+        </w:rPr>
+        <w:t xml:space="preserve">Foram considerados </w:t>
+      </w:r>
+      <w:r>
+        <w:rPr>
+          <w:color w:val="000000"/>
+          <w:highlight w:val="yellow"/>
+        </w:rPr>
+        <w:t>dois</w:t>
+      </w:r>
+      <w:r>
+        <w:rPr>
+          <w:color w:val="000000"/>
+          <w:highlight w:val="yellow"/>
+        </w:rPr>
+        <w:t xml:space="preserve"> kernels: RBF (função de base radial)</w:t>
+      </w:r>
+      <w:r>
+        <w:rPr>
+          <w:color w:val="000000"/>
+          <w:highlight w:val="yellow"/>
+        </w:rPr>
+        <w:t xml:space="preserve"> e linear</w:t>
+      </w:r>
+      <w:r>
+        <w:rPr>
+          <w:color w:val="000000"/>
+        </w:rPr>
+        <w:t xml:space="preserve"> </w:t>
+      </w:r>
+      <w:r>
+        <w:rPr>
+          <w:sz w:val="36"/>
+          <w:szCs w:val="36"/>
+          <w:highlight w:val="darkGray"/>
+        </w:rPr>
+        <w:t xml:space="preserve">&lt;- </w:t>
+      </w:r>
+      <w:r>
+        <w:rPr>
+          <w:sz w:val="36"/>
+          <w:szCs w:val="36"/>
+          <w:highlight w:val="darkGray"/>
+        </w:rPr>
+        <w:t>podes confirmar isto? Demos isto? Demos outros kernels? Estamos a usar bem? N sei mesmo</w:t>
+      </w:r>
+      <w:r>
+        <w:rPr>
+          <w:color w:val="000000"/>
+          <w:highlight w:val="darkGray"/>
+        </w:rPr>
+        <w:t>.</w:t>
+      </w:r>
+      <w:r>
+        <w:rPr>
+          <w:color w:val="000000"/>
+        </w:rPr>
+        <w:t xml:space="preserve"> Os hiperparâmetros C (regularização), gamma e degree foram optimizados via Optuna. O parâmetro class_weight='balanced' foi utilizado para mitigar o desequilíbrio de classes.</w:t>
       </w:r>
     </w:p>
     <w:p>
@@ -5945,80 +5633,60 @@
       <w:pPr>
         <w:spacing w:after="140"/>
         <w:jc w:val="both"/>
+        <w:rPr>
+          <w:highlight w:val="yellow"/>
+        </w:rPr>
       </w:pPr>
       <w:r>
         <w:rPr>
           <w:color w:val="000000"/>
-        </w:rPr>
-        <w:t xml:space="preserve">A selecção de hiperparâmetros foi realizada com Optuna, um framework de optimização bayesiana que utiliza o algoritmo TPE (Tree-structured Parzen Estimator) para guiar a pesquisa no espaço de hiperparâmetros de forma inteligente, em contraste com grid search ou random search exaustivos. </w:t>
+          <w:sz w:val="36"/>
+          <w:szCs w:val="36"/>
+          <w:highlight w:val="darkGray"/>
+        </w:rPr>
+        <w:t>Ig que toda esta parte tem que ser revista dps de definirmos exatmente como vamos fazer pq so far está meio messy o q de facto vamos fazer ou não</w:t>
+      </w:r>
+      <w:r>
+        <w:rPr>
+          <w:color w:val="000000"/>
+        </w:rPr>
+        <w:t xml:space="preserve"> </w:t>
       </w:r>
       <w:r>
         <w:rPr>
           <w:color w:val="000000"/>
           <w:highlight w:val="yellow"/>
         </w:rPr>
-        <w:t>Para cada trial, a métrica de avaliação foi calculada por cross-validation (cv=3) no conjunto de treino</w:t>
+        <w:t>A selecção de hiperparâmetros foi realizada com Optuna, um framework de optimização bayesiana que utiliza o algoritmo TPE (Tree-structured Parzen Estimator) para guiar a pesquisa no espaço de hiperparâmetros de forma mais eficiente do que grid search ou random search exaustivos. Por restrições computacionais, foram realizados 10 trials por modelo, utilizando uma validation split interna (80/20 do conjunto de treino) em vez de cross-validation, o que reduz significativamente o tempo de execução sem comprometer a capacidade de discriminação entre configurações. Para o SVM, a optimização foi realizada sobre um subconjunto estratificado de 3000 amostras do treino, sendo o modelo final treinado sobre o conjunto de treino completo. O parâmetro class_weight='balanced' foi utilizado em todos os modelos que o suportam para mitigar o desequilíbrio de classes.</w:t>
       </w:r>
       <w:r>
         <w:rPr>
           <w:color w:val="000000"/>
-        </w:rPr>
-        <w:t xml:space="preserve">, garantindo que o conjunto de teste não influencia a selecção. Foram realizados </w:t>
-      </w:r>
-      <w:r>
-        <w:rPr>
-          <w:color w:val="000000"/>
-          <w:highlight w:val="red"/>
-        </w:rPr>
-        <w:t>30 trials</w:t>
-      </w:r>
-      <w:r>
-        <w:rPr>
-          <w:color w:val="000000"/>
-        </w:rPr>
-        <w:t xml:space="preserve"> por modelo e por cenário.</w:t>
+          <w:highlight w:val="yellow"/>
+        </w:rPr>
+        <w:t xml:space="preserve"> </w:t>
+      </w:r>
+      <w:r>
+        <w:rPr>
+          <w:highlight w:val="yellow"/>
+        </w:rPr>
+        <w:t>4.4. Pipeline Experimental</w:t>
       </w:r>
     </w:p>
     <w:p>
       <w:pPr>
         <w:spacing w:after="140"/>
         <w:jc w:val="both"/>
+        <w:rPr>
+          <w:highlight w:val="yellow"/>
+        </w:rPr>
       </w:pPr>
       <w:r>
         <w:rPr>
           <w:color w:val="000000"/>
-          <w:highlight w:val="red"/>
-        </w:rPr>
-        <w:t>Cada modelo final foi treinado com 30 random seeds distintos para obter resultados com média e desvio padrão, permitindo avaliar a estabilidade dos modelos e não apenas um resultado pontual.</w:t>
-      </w:r>
-      <w:r>
-        <w:rPr>
-          <w:color w:val="000000"/>
-        </w:rPr>
-        <w:t xml:space="preserve"> O desequilíbrio de classes é tratado em todos os modelos através de class_weight='balanced'.</w:t>
-      </w:r>
-    </w:p>
-    <w:p>
-      <w:pPr>
-        <w:pStyle w:val="Ttulo2"/>
-      </w:pPr>
-      <w:r>
-        <w:t>4.4. Pipeline Experimental</w:t>
-      </w:r>
-    </w:p>
-    <w:p>
-      <w:pPr>
-        <w:spacing w:after="140"/>
-        <w:jc w:val="both"/>
-        <w:rPr>
-          <w:highlight w:val="red"/>
-        </w:rPr>
-      </w:pPr>
-      <w:r>
-        <w:rPr>
-          <w:color w:val="000000"/>
-          <w:highlight w:val="red"/>
-        </w:rPr>
+          <w:highlight w:val="yellow"/>
+        </w:rPr>
+        <w:lastRenderedPageBreak/>
         <w:t>O pipeline experimental seguido para cada cenário (A, B, C) foi o seguinte:</w:t>
       </w:r>
     </w:p>
@@ -6031,12 +5699,12 @@
         </w:numPr>
         <w:spacing w:after="80"/>
         <w:rPr>
-          <w:highlight w:val="red"/>
-        </w:rPr>
-      </w:pPr>
-      <w:r>
-        <w:rPr>
-          <w:highlight w:val="red"/>
+          <w:highlight w:val="yellow"/>
+        </w:rPr>
+      </w:pPr>
+      <w:r>
+        <w:rPr>
+          <w:highlight w:val="yellow"/>
         </w:rPr>
         <w:t>Separação prévia do conjunto de teste (30%), com stratify pelo target do cenário.</w:t>
       </w:r>
@@ -6050,12 +5718,12 @@
         </w:numPr>
         <w:spacing w:after="80"/>
         <w:rPr>
-          <w:highlight w:val="red"/>
-        </w:rPr>
-      </w:pPr>
-      <w:r>
-        <w:rPr>
-          <w:highlight w:val="red"/>
+          <w:highlight w:val="yellow"/>
+        </w:rPr>
+      </w:pPr>
+      <w:r>
+        <w:rPr>
+          <w:highlight w:val="yellow"/>
         </w:rPr>
         <w:t>Pré-processamento das features (normalização com StandardScaler) ajustado apenas no conjunto de treino.</w:t>
       </w:r>
@@ -6088,12 +5756,12 @@
         </w:numPr>
         <w:spacing w:after="80"/>
         <w:rPr>
-          <w:highlight w:val="red"/>
-        </w:rPr>
-      </w:pPr>
-      <w:r>
-        <w:rPr>
-          <w:highlight w:val="red"/>
+          <w:highlight w:val="yellow"/>
+        </w:rPr>
+      </w:pPr>
+      <w:r>
+        <w:rPr>
+          <w:highlight w:val="yellow"/>
         </w:rPr>
         <w:t>Treino do modelo final com os melhores hiperparâmetros encontrados.</w:t>
       </w:r>
@@ -6107,12 +5775,12 @@
         </w:numPr>
         <w:spacing w:after="80"/>
         <w:rPr>
-          <w:highlight w:val="red"/>
-        </w:rPr>
-      </w:pPr>
-      <w:r>
-        <w:rPr>
-          <w:highlight w:val="red"/>
+          <w:highlight w:val="yellow"/>
+        </w:rPr>
+      </w:pPr>
+      <w:r>
+        <w:rPr>
+          <w:highlight w:val="yellow"/>
         </w:rPr>
         <w:t>Avaliação única no conjunto de teste com as métricas definidas para cada cenário.</w:t>
       </w:r>
@@ -6144,7 +5812,7 @@
       <w:r>
         <w:rPr>
           <w:color w:val="000000"/>
-          <w:highlight w:val="red"/>
+          <w:highlight w:val="yellow"/>
         </w:rPr>
         <w:t>Este pipeline garante separação rigorosa entre dados de treino e teste e impede qualquer forma de data leakage. A avaliação no conjunto de teste é realizada uma única vez, após a selecção de hiperparâmetros, para que os resultados reportados sejam verdadeiramente indicativos do desempenho em dados não vistos.</w:t>
       </w:r>
@@ -6157,6 +5825,7 @@
         <w:pStyle w:val="Ttulo1"/>
       </w:pPr>
       <w:r>
+        <w:lastRenderedPageBreak/>
         <w:t>5. Resultados e Discussão</w:t>
       </w:r>
     </w:p>
@@ -6165,120 +5834,994 @@
         <w:pStyle w:val="Ttulo2"/>
       </w:pPr>
       <w:r>
-        <w:t>5</w:t>
-      </w:r>
-      <w:r>
-        <w:t xml:space="preserve">.1. </w:t>
-      </w:r>
-      <w:r>
-        <w:t>experiencias de ablação ou sla o nome</w:t>
-      </w:r>
-      <w:r>
-        <w:t xml:space="preserve"> (apenas para o problema binário for now)</w:t>
-      </w:r>
-    </w:p>
-    <w:p>
-      <w:r>
-        <w:t>config a:</w:t>
-      </w:r>
-      <w:r>
-        <w:t xml:space="preserve"> sem qualquer remoção de colunas</w:t>
-      </w:r>
-    </w:p>
-    <w:p>
-      <w:r>
-        <w:t xml:space="preserve">config </w:t>
-      </w:r>
-      <w:r>
-        <w:t>b</w:t>
-      </w:r>
-      <w:r>
-        <w:t>:</w:t>
-      </w:r>
-      <w:r>
-        <w:t xml:space="preserve"> removendo variavel mental_fadigue_score</w:t>
-      </w:r>
-    </w:p>
-    <w:p>
-      <w:r>
-        <w:t xml:space="preserve">config </w:t>
-      </w:r>
-      <w:r>
-        <w:t>c</w:t>
-      </w:r>
-      <w:r>
-        <w:t>:</w:t>
-      </w:r>
-      <w:r>
-        <w:t xml:space="preserve"> </w:t>
-      </w:r>
-      <w:r>
-        <w:t>removendo variavel mental_fadigue_score</w:t>
-      </w:r>
-      <w:r>
-        <w:t xml:space="preserve"> e daily_screen_time_hours</w:t>
-      </w:r>
-    </w:p>
-    <w:p>
-      <w:r>
-        <w:t xml:space="preserve">config </w:t>
-      </w:r>
-      <w:r>
-        <w:t>d</w:t>
-      </w:r>
-      <w:r>
-        <w:t>:</w:t>
-      </w:r>
-      <w:r>
-        <w:t xml:space="preserve"> </w:t>
-      </w:r>
-      <w:r>
-        <w:t>incluindo apenas as duas anteriores+sleep_quality_score</w:t>
-      </w:r>
-    </w:p>
-    <w:p>
-      <w:r>
-        <w:t xml:space="preserve">config </w:t>
+        <w:t xml:space="preserve">5.1. </w:t>
       </w:r>
       <w:r>
         <w:t>e</w:t>
       </w:r>
       <w:r>
-        <w:t>:</w:t>
-      </w:r>
-      <w:r>
-        <w:t xml:space="preserve"> </w:t>
-      </w:r>
-      <w:r>
-        <w:t xml:space="preserve">removendo as </w:t>
-      </w:r>
-      <w:r>
-        <w:t>3 anteriores</w:t>
+        <w:t>xperiencias de ablação ou sla o nome</w:t>
+      </w:r>
+    </w:p>
+    <w:p>
+      <w:r>
+        <w:t>Para compreender a contribuição relativa das features para o desempenho dos modelos, foi realizado um estudo de ablação no cenário binário com cinco configurações de features:</w:t>
+      </w:r>
+    </w:p>
+    <w:p/>
+    <w:p>
+      <w:r>
+        <w:t>Config. a) Todas as features (baseline completo)</w:t>
+      </w:r>
+    </w:p>
+    <w:p>
+      <w:r>
+        <w:t>Config. b) Remoção de mental_fatigue_score</w:t>
+      </w:r>
+    </w:p>
+    <w:p>
+      <w:r>
+        <w:t>Config. c) Remoção de mental_fatigue_score e daily_screen_time_hours</w:t>
+      </w:r>
+    </w:p>
+    <w:p>
+      <w:r>
+        <w:t>Config. d) Remoção das três features mais correlacionadas (mental_fatigue_score, daily_screen_time_hours, sleep_quality_score)</w:t>
+      </w:r>
+    </w:p>
+    <w:p>
+      <w:r>
+        <w:t xml:space="preserve">Config. e) Inclusão </w:t>
+      </w:r>
+      <w:r>
+        <w:t>apenas</w:t>
+      </w:r>
+      <w:r>
+        <w:t xml:space="preserve"> das três features acima</w:t>
+      </w:r>
+    </w:p>
+    <w:p/>
+    <w:p>
+      <w:r>
+        <w:rPr>
+          <w:highlight w:val="darkGray"/>
+        </w:rPr>
+        <w:t>Nota: nem sempre apliquei todas as config por 1.) duvidar se é realmente util e 2) complexidade temporal e espacial grande para as classes 5 e 10. O AGNES é computacionalmente inviável às vezes ent pode n aparecer nas classes 5 e 10. Isso n é uma falha, removi de propósito pq haja paciencia, ainda mais é capaz de ser dos mais inuteis lol</w:t>
+      </w:r>
+    </w:p>
+    <w:tbl>
+      <w:tblPr>
+        <w:tblStyle w:val="TabelacomGrelha"/>
+        <w:tblW w:w="6411" w:type="dxa"/>
+        <w:jc w:val="center"/>
+        <w:tblLook w:val="04A0" w:firstRow="1" w:lastRow="0" w:firstColumn="1" w:lastColumn="0" w:noHBand="0" w:noVBand="1"/>
+      </w:tblPr>
+      <w:tblGrid>
+        <w:gridCol w:w="1846"/>
+        <w:gridCol w:w="913"/>
+        <w:gridCol w:w="913"/>
+        <w:gridCol w:w="913"/>
+        <w:gridCol w:w="913"/>
+        <w:gridCol w:w="913"/>
+      </w:tblGrid>
+      <w:tr>
+        <w:trPr>
+          <w:trHeight w:val="440"/>
+          <w:jc w:val="center"/>
+        </w:trPr>
+        <w:tc>
+          <w:tcPr>
+            <w:tcW w:w="1846" w:type="dxa"/>
+            <w:vAlign w:val="center"/>
+          </w:tcPr>
+          <w:p>
+            <w:pPr>
+              <w:jc w:val="center"/>
+              <w:rPr>
+                <w:b/>
+                <w:bCs/>
+              </w:rPr>
+            </w:pPr>
+            <w:r>
+              <w:rPr>
+                <w:b/>
+                <w:bCs/>
+              </w:rPr>
+              <w:t>Modelo</w:t>
+            </w:r>
+          </w:p>
+        </w:tc>
+        <w:tc>
+          <w:tcPr>
+            <w:tcW w:w="913" w:type="dxa"/>
+            <w:vAlign w:val="center"/>
+          </w:tcPr>
+          <w:p>
+            <w:pPr>
+              <w:jc w:val="center"/>
+              <w:rPr>
+                <w:b/>
+                <w:bCs/>
+              </w:rPr>
+            </w:pPr>
+            <w:r>
+              <w:rPr>
+                <w:b/>
+                <w:bCs/>
+              </w:rPr>
+              <w:t>Config a)</w:t>
+            </w:r>
+          </w:p>
+        </w:tc>
+        <w:tc>
+          <w:tcPr>
+            <w:tcW w:w="913" w:type="dxa"/>
+            <w:vAlign w:val="center"/>
+          </w:tcPr>
+          <w:p>
+            <w:pPr>
+              <w:jc w:val="center"/>
+              <w:rPr>
+                <w:b/>
+                <w:bCs/>
+              </w:rPr>
+            </w:pPr>
+            <w:r>
+              <w:rPr>
+                <w:b/>
+                <w:bCs/>
+              </w:rPr>
+              <w:t>Config b)</w:t>
+            </w:r>
+          </w:p>
+        </w:tc>
+        <w:tc>
+          <w:tcPr>
+            <w:tcW w:w="913" w:type="dxa"/>
+            <w:vAlign w:val="center"/>
+          </w:tcPr>
+          <w:p>
+            <w:pPr>
+              <w:jc w:val="center"/>
+              <w:rPr>
+                <w:b/>
+                <w:bCs/>
+              </w:rPr>
+            </w:pPr>
+            <w:r>
+              <w:rPr>
+                <w:b/>
+                <w:bCs/>
+              </w:rPr>
+              <w:t>Config c)</w:t>
+            </w:r>
+          </w:p>
+        </w:tc>
+        <w:tc>
+          <w:tcPr>
+            <w:tcW w:w="913" w:type="dxa"/>
+            <w:vAlign w:val="center"/>
+          </w:tcPr>
+          <w:p>
+            <w:pPr>
+              <w:jc w:val="center"/>
+              <w:rPr>
+                <w:b/>
+                <w:bCs/>
+              </w:rPr>
+            </w:pPr>
+            <w:r>
+              <w:rPr>
+                <w:b/>
+                <w:bCs/>
+              </w:rPr>
+              <w:t>Config d)</w:t>
+            </w:r>
+          </w:p>
+        </w:tc>
+        <w:tc>
+          <w:tcPr>
+            <w:tcW w:w="913" w:type="dxa"/>
+            <w:vAlign w:val="center"/>
+          </w:tcPr>
+          <w:p>
+            <w:pPr>
+              <w:jc w:val="center"/>
+              <w:rPr>
+                <w:b/>
+                <w:bCs/>
+              </w:rPr>
+            </w:pPr>
+            <w:r>
+              <w:rPr>
+                <w:b/>
+                <w:bCs/>
+              </w:rPr>
+              <w:t>Config e)</w:t>
+            </w:r>
+          </w:p>
+        </w:tc>
+      </w:tr>
+      <w:tr>
+        <w:trPr>
+          <w:trHeight w:val="432"/>
+          <w:jc w:val="center"/>
+        </w:trPr>
+        <w:tc>
+          <w:tcPr>
+            <w:tcW w:w="1846" w:type="dxa"/>
+            <w:vAlign w:val="center"/>
+          </w:tcPr>
+          <w:p>
+            <w:pPr>
+              <w:jc w:val="center"/>
+              <w:rPr>
+                <w:b/>
+                <w:bCs/>
+              </w:rPr>
+            </w:pPr>
+            <w:r>
+              <w:rPr>
+                <w:b/>
+                <w:bCs/>
+              </w:rPr>
+              <w:t>Decision Trees</w:t>
+            </w:r>
+          </w:p>
+        </w:tc>
+        <w:tc>
+          <w:tcPr>
+            <w:tcW w:w="913" w:type="dxa"/>
+            <w:vAlign w:val="center"/>
+          </w:tcPr>
+          <w:p>
+            <w:pPr>
+              <w:jc w:val="center"/>
+            </w:pPr>
+          </w:p>
+        </w:tc>
+        <w:tc>
+          <w:tcPr>
+            <w:tcW w:w="913" w:type="dxa"/>
+            <w:vAlign w:val="center"/>
+          </w:tcPr>
+          <w:p>
+            <w:pPr>
+              <w:jc w:val="center"/>
+            </w:pPr>
+          </w:p>
+        </w:tc>
+        <w:tc>
+          <w:tcPr>
+            <w:tcW w:w="913" w:type="dxa"/>
+            <w:vAlign w:val="center"/>
+          </w:tcPr>
+          <w:p>
+            <w:pPr>
+              <w:jc w:val="center"/>
+            </w:pPr>
+          </w:p>
+        </w:tc>
+        <w:tc>
+          <w:tcPr>
+            <w:tcW w:w="913" w:type="dxa"/>
+            <w:vAlign w:val="center"/>
+          </w:tcPr>
+          <w:p>
+            <w:pPr>
+              <w:jc w:val="center"/>
+            </w:pPr>
+          </w:p>
+        </w:tc>
+        <w:tc>
+          <w:tcPr>
+            <w:tcW w:w="913" w:type="dxa"/>
+            <w:vAlign w:val="center"/>
+          </w:tcPr>
+          <w:p>
+            <w:pPr>
+              <w:jc w:val="center"/>
+            </w:pPr>
+          </w:p>
+        </w:tc>
+      </w:tr>
+      <w:tr>
+        <w:trPr>
+          <w:trHeight w:val="216"/>
+          <w:jc w:val="center"/>
+        </w:trPr>
+        <w:tc>
+          <w:tcPr>
+            <w:tcW w:w="1846" w:type="dxa"/>
+            <w:vAlign w:val="center"/>
+          </w:tcPr>
+          <w:p>
+            <w:pPr>
+              <w:jc w:val="center"/>
+              <w:rPr>
+                <w:b/>
+                <w:bCs/>
+              </w:rPr>
+            </w:pPr>
+            <w:r>
+              <w:rPr>
+                <w:b/>
+                <w:bCs/>
+              </w:rPr>
+              <w:t>KNN</w:t>
+            </w:r>
+          </w:p>
+        </w:tc>
+        <w:tc>
+          <w:tcPr>
+            <w:tcW w:w="913" w:type="dxa"/>
+            <w:vAlign w:val="center"/>
+          </w:tcPr>
+          <w:p>
+            <w:pPr>
+              <w:jc w:val="center"/>
+            </w:pPr>
+          </w:p>
+        </w:tc>
+        <w:tc>
+          <w:tcPr>
+            <w:tcW w:w="913" w:type="dxa"/>
+            <w:vAlign w:val="center"/>
+          </w:tcPr>
+          <w:p>
+            <w:pPr>
+              <w:jc w:val="center"/>
+            </w:pPr>
+          </w:p>
+        </w:tc>
+        <w:tc>
+          <w:tcPr>
+            <w:tcW w:w="913" w:type="dxa"/>
+            <w:vAlign w:val="center"/>
+          </w:tcPr>
+          <w:p>
+            <w:pPr>
+              <w:jc w:val="center"/>
+            </w:pPr>
+          </w:p>
+        </w:tc>
+        <w:tc>
+          <w:tcPr>
+            <w:tcW w:w="913" w:type="dxa"/>
+            <w:vAlign w:val="center"/>
+          </w:tcPr>
+          <w:p>
+            <w:pPr>
+              <w:jc w:val="center"/>
+            </w:pPr>
+          </w:p>
+        </w:tc>
+        <w:tc>
+          <w:tcPr>
+            <w:tcW w:w="913" w:type="dxa"/>
+            <w:vAlign w:val="center"/>
+          </w:tcPr>
+          <w:p>
+            <w:pPr>
+              <w:jc w:val="center"/>
+            </w:pPr>
+          </w:p>
+        </w:tc>
+      </w:tr>
+      <w:tr>
+        <w:trPr>
+          <w:trHeight w:val="224"/>
+          <w:jc w:val="center"/>
+        </w:trPr>
+        <w:tc>
+          <w:tcPr>
+            <w:tcW w:w="1846" w:type="dxa"/>
+            <w:vAlign w:val="center"/>
+          </w:tcPr>
+          <w:p>
+            <w:pPr>
+              <w:jc w:val="center"/>
+              <w:rPr>
+                <w:b/>
+                <w:bCs/>
+              </w:rPr>
+            </w:pPr>
+            <w:r>
+              <w:rPr>
+                <w:b/>
+                <w:bCs/>
+              </w:rPr>
+              <w:t>Naive Bayes</w:t>
+            </w:r>
+          </w:p>
+        </w:tc>
+        <w:tc>
+          <w:tcPr>
+            <w:tcW w:w="913" w:type="dxa"/>
+            <w:vAlign w:val="center"/>
+          </w:tcPr>
+          <w:p>
+            <w:pPr>
+              <w:jc w:val="center"/>
+            </w:pPr>
+          </w:p>
+        </w:tc>
+        <w:tc>
+          <w:tcPr>
+            <w:tcW w:w="913" w:type="dxa"/>
+            <w:vAlign w:val="center"/>
+          </w:tcPr>
+          <w:p>
+            <w:pPr>
+              <w:jc w:val="center"/>
+            </w:pPr>
+          </w:p>
+        </w:tc>
+        <w:tc>
+          <w:tcPr>
+            <w:tcW w:w="913" w:type="dxa"/>
+            <w:vAlign w:val="center"/>
+          </w:tcPr>
+          <w:p>
+            <w:pPr>
+              <w:jc w:val="center"/>
+            </w:pPr>
+          </w:p>
+        </w:tc>
+        <w:tc>
+          <w:tcPr>
+            <w:tcW w:w="913" w:type="dxa"/>
+            <w:vAlign w:val="center"/>
+          </w:tcPr>
+          <w:p>
+            <w:pPr>
+              <w:jc w:val="center"/>
+            </w:pPr>
+          </w:p>
+        </w:tc>
+        <w:tc>
+          <w:tcPr>
+            <w:tcW w:w="913" w:type="dxa"/>
+            <w:vAlign w:val="center"/>
+          </w:tcPr>
+          <w:p>
+            <w:pPr>
+              <w:jc w:val="center"/>
+            </w:pPr>
+          </w:p>
+        </w:tc>
+      </w:tr>
+      <w:tr>
+        <w:trPr>
+          <w:trHeight w:val="216"/>
+          <w:jc w:val="center"/>
+        </w:trPr>
+        <w:tc>
+          <w:tcPr>
+            <w:tcW w:w="1846" w:type="dxa"/>
+            <w:vAlign w:val="center"/>
+          </w:tcPr>
+          <w:p>
+            <w:pPr>
+              <w:jc w:val="center"/>
+              <w:rPr>
+                <w:b/>
+                <w:bCs/>
+              </w:rPr>
+            </w:pPr>
+            <w:r>
+              <w:rPr>
+                <w:b/>
+                <w:bCs/>
+              </w:rPr>
+              <w:t>NN</w:t>
+            </w:r>
+          </w:p>
+        </w:tc>
+        <w:tc>
+          <w:tcPr>
+            <w:tcW w:w="913" w:type="dxa"/>
+            <w:vAlign w:val="center"/>
+          </w:tcPr>
+          <w:p>
+            <w:pPr>
+              <w:jc w:val="center"/>
+            </w:pPr>
+          </w:p>
+        </w:tc>
+        <w:tc>
+          <w:tcPr>
+            <w:tcW w:w="913" w:type="dxa"/>
+            <w:vAlign w:val="center"/>
+          </w:tcPr>
+          <w:p>
+            <w:pPr>
+              <w:jc w:val="center"/>
+            </w:pPr>
+          </w:p>
+        </w:tc>
+        <w:tc>
+          <w:tcPr>
+            <w:tcW w:w="913" w:type="dxa"/>
+            <w:vAlign w:val="center"/>
+          </w:tcPr>
+          <w:p>
+            <w:pPr>
+              <w:jc w:val="center"/>
+            </w:pPr>
+          </w:p>
+        </w:tc>
+        <w:tc>
+          <w:tcPr>
+            <w:tcW w:w="913" w:type="dxa"/>
+            <w:vAlign w:val="center"/>
+          </w:tcPr>
+          <w:p>
+            <w:pPr>
+              <w:jc w:val="center"/>
+            </w:pPr>
+          </w:p>
+        </w:tc>
+        <w:tc>
+          <w:tcPr>
+            <w:tcW w:w="913" w:type="dxa"/>
+            <w:vAlign w:val="center"/>
+          </w:tcPr>
+          <w:p>
+            <w:pPr>
+              <w:jc w:val="center"/>
+            </w:pPr>
+          </w:p>
+        </w:tc>
+      </w:tr>
+      <w:tr>
+        <w:trPr>
+          <w:trHeight w:val="216"/>
+          <w:jc w:val="center"/>
+        </w:trPr>
+        <w:tc>
+          <w:tcPr>
+            <w:tcW w:w="1846" w:type="dxa"/>
+            <w:vAlign w:val="center"/>
+          </w:tcPr>
+          <w:p>
+            <w:pPr>
+              <w:jc w:val="center"/>
+              <w:rPr>
+                <w:b/>
+                <w:bCs/>
+              </w:rPr>
+            </w:pPr>
+            <w:r>
+              <w:rPr>
+                <w:b/>
+                <w:bCs/>
+              </w:rPr>
+              <w:t>SVM</w:t>
+            </w:r>
+          </w:p>
+        </w:tc>
+        <w:tc>
+          <w:tcPr>
+            <w:tcW w:w="913" w:type="dxa"/>
+            <w:vAlign w:val="center"/>
+          </w:tcPr>
+          <w:p>
+            <w:pPr>
+              <w:jc w:val="center"/>
+            </w:pPr>
+          </w:p>
+        </w:tc>
+        <w:tc>
+          <w:tcPr>
+            <w:tcW w:w="913" w:type="dxa"/>
+            <w:vAlign w:val="center"/>
+          </w:tcPr>
+          <w:p>
+            <w:pPr>
+              <w:jc w:val="center"/>
+            </w:pPr>
+          </w:p>
+        </w:tc>
+        <w:tc>
+          <w:tcPr>
+            <w:tcW w:w="913" w:type="dxa"/>
+            <w:vAlign w:val="center"/>
+          </w:tcPr>
+          <w:p>
+            <w:pPr>
+              <w:jc w:val="center"/>
+            </w:pPr>
+          </w:p>
+        </w:tc>
+        <w:tc>
+          <w:tcPr>
+            <w:tcW w:w="913" w:type="dxa"/>
+            <w:vAlign w:val="center"/>
+          </w:tcPr>
+          <w:p>
+            <w:pPr>
+              <w:jc w:val="center"/>
+            </w:pPr>
+          </w:p>
+        </w:tc>
+        <w:tc>
+          <w:tcPr>
+            <w:tcW w:w="913" w:type="dxa"/>
+            <w:vAlign w:val="center"/>
+          </w:tcPr>
+          <w:p>
+            <w:pPr>
+              <w:jc w:val="center"/>
+            </w:pPr>
+          </w:p>
+        </w:tc>
+      </w:tr>
+      <w:tr>
+        <w:trPr>
+          <w:trHeight w:val="440"/>
+          <w:jc w:val="center"/>
+        </w:trPr>
+        <w:tc>
+          <w:tcPr>
+            <w:tcW w:w="1846" w:type="dxa"/>
+            <w:vAlign w:val="center"/>
+          </w:tcPr>
+          <w:p>
+            <w:pPr>
+              <w:jc w:val="center"/>
+              <w:rPr>
+                <w:b/>
+                <w:bCs/>
+              </w:rPr>
+            </w:pPr>
+            <w:r>
+              <w:rPr>
+                <w:b/>
+                <w:bCs/>
+              </w:rPr>
+              <w:t>Random Forest</w:t>
+            </w:r>
+          </w:p>
+        </w:tc>
+        <w:tc>
+          <w:tcPr>
+            <w:tcW w:w="913" w:type="dxa"/>
+            <w:vAlign w:val="center"/>
+          </w:tcPr>
+          <w:p>
+            <w:pPr>
+              <w:jc w:val="center"/>
+            </w:pPr>
+          </w:p>
+        </w:tc>
+        <w:tc>
+          <w:tcPr>
+            <w:tcW w:w="913" w:type="dxa"/>
+            <w:vAlign w:val="center"/>
+          </w:tcPr>
+          <w:p>
+            <w:pPr>
+              <w:jc w:val="center"/>
+            </w:pPr>
+          </w:p>
+        </w:tc>
+        <w:tc>
+          <w:tcPr>
+            <w:tcW w:w="913" w:type="dxa"/>
+            <w:vAlign w:val="center"/>
+          </w:tcPr>
+          <w:p>
+            <w:pPr>
+              <w:jc w:val="center"/>
+            </w:pPr>
+          </w:p>
+        </w:tc>
+        <w:tc>
+          <w:tcPr>
+            <w:tcW w:w="913" w:type="dxa"/>
+            <w:vAlign w:val="center"/>
+          </w:tcPr>
+          <w:p>
+            <w:pPr>
+              <w:jc w:val="center"/>
+            </w:pPr>
+          </w:p>
+        </w:tc>
+        <w:tc>
+          <w:tcPr>
+            <w:tcW w:w="913" w:type="dxa"/>
+            <w:vAlign w:val="center"/>
+          </w:tcPr>
+          <w:p>
+            <w:pPr>
+              <w:jc w:val="center"/>
+            </w:pPr>
+          </w:p>
+        </w:tc>
+      </w:tr>
+      <w:tr>
+        <w:trPr>
+          <w:trHeight w:val="440"/>
+          <w:jc w:val="center"/>
+        </w:trPr>
+        <w:tc>
+          <w:tcPr>
+            <w:tcW w:w="1846" w:type="dxa"/>
+            <w:vAlign w:val="center"/>
+          </w:tcPr>
+          <w:p>
+            <w:pPr>
+              <w:jc w:val="center"/>
+              <w:rPr>
+                <w:b/>
+                <w:bCs/>
+              </w:rPr>
+            </w:pPr>
+            <w:r>
+              <w:rPr>
+                <w:b/>
+                <w:bCs/>
+              </w:rPr>
+              <w:t>Log. Regression</w:t>
+            </w:r>
+          </w:p>
+        </w:tc>
+        <w:tc>
+          <w:tcPr>
+            <w:tcW w:w="913" w:type="dxa"/>
+            <w:vAlign w:val="center"/>
+          </w:tcPr>
+          <w:p>
+            <w:pPr>
+              <w:jc w:val="center"/>
+            </w:pPr>
+          </w:p>
+        </w:tc>
+        <w:tc>
+          <w:tcPr>
+            <w:tcW w:w="913" w:type="dxa"/>
+            <w:vAlign w:val="center"/>
+          </w:tcPr>
+          <w:p>
+            <w:pPr>
+              <w:jc w:val="center"/>
+            </w:pPr>
+          </w:p>
+        </w:tc>
+        <w:tc>
+          <w:tcPr>
+            <w:tcW w:w="913" w:type="dxa"/>
+            <w:vAlign w:val="center"/>
+          </w:tcPr>
+          <w:p>
+            <w:pPr>
+              <w:jc w:val="center"/>
+            </w:pPr>
+          </w:p>
+        </w:tc>
+        <w:tc>
+          <w:tcPr>
+            <w:tcW w:w="913" w:type="dxa"/>
+            <w:vAlign w:val="center"/>
+          </w:tcPr>
+          <w:p>
+            <w:pPr>
+              <w:jc w:val="center"/>
+            </w:pPr>
+          </w:p>
+        </w:tc>
+        <w:tc>
+          <w:tcPr>
+            <w:tcW w:w="913" w:type="dxa"/>
+            <w:vAlign w:val="center"/>
+          </w:tcPr>
+          <w:p>
+            <w:pPr>
+              <w:jc w:val="center"/>
+            </w:pPr>
+          </w:p>
+        </w:tc>
+      </w:tr>
+      <w:tr>
+        <w:trPr>
+          <w:trHeight w:val="216"/>
+          <w:jc w:val="center"/>
+        </w:trPr>
+        <w:tc>
+          <w:tcPr>
+            <w:tcW w:w="1846" w:type="dxa"/>
+            <w:vAlign w:val="center"/>
+          </w:tcPr>
+          <w:p>
+            <w:pPr>
+              <w:jc w:val="center"/>
+              <w:rPr>
+                <w:b/>
+                <w:bCs/>
+              </w:rPr>
+            </w:pPr>
+            <w:r>
+              <w:rPr>
+                <w:b/>
+                <w:bCs/>
+              </w:rPr>
+              <w:t>K-Means</w:t>
+            </w:r>
+          </w:p>
+        </w:tc>
+        <w:tc>
+          <w:tcPr>
+            <w:tcW w:w="913" w:type="dxa"/>
+            <w:vAlign w:val="center"/>
+          </w:tcPr>
+          <w:p>
+            <w:pPr>
+              <w:jc w:val="center"/>
+            </w:pPr>
+          </w:p>
+        </w:tc>
+        <w:tc>
+          <w:tcPr>
+            <w:tcW w:w="913" w:type="dxa"/>
+            <w:vAlign w:val="center"/>
+          </w:tcPr>
+          <w:p>
+            <w:pPr>
+              <w:jc w:val="center"/>
+            </w:pPr>
+          </w:p>
+        </w:tc>
+        <w:tc>
+          <w:tcPr>
+            <w:tcW w:w="913" w:type="dxa"/>
+            <w:vAlign w:val="center"/>
+          </w:tcPr>
+          <w:p>
+            <w:pPr>
+              <w:jc w:val="center"/>
+            </w:pPr>
+          </w:p>
+        </w:tc>
+        <w:tc>
+          <w:tcPr>
+            <w:tcW w:w="913" w:type="dxa"/>
+            <w:vAlign w:val="center"/>
+          </w:tcPr>
+          <w:p>
+            <w:pPr>
+              <w:jc w:val="center"/>
+            </w:pPr>
+          </w:p>
+        </w:tc>
+        <w:tc>
+          <w:tcPr>
+            <w:tcW w:w="913" w:type="dxa"/>
+            <w:vAlign w:val="center"/>
+          </w:tcPr>
+          <w:p>
+            <w:pPr>
+              <w:jc w:val="center"/>
+            </w:pPr>
+          </w:p>
+        </w:tc>
+      </w:tr>
+      <w:tr>
+        <w:trPr>
+          <w:trHeight w:val="216"/>
+          <w:jc w:val="center"/>
+        </w:trPr>
+        <w:tc>
+          <w:tcPr>
+            <w:tcW w:w="1846" w:type="dxa"/>
+            <w:vAlign w:val="center"/>
+          </w:tcPr>
+          <w:p>
+            <w:pPr>
+              <w:jc w:val="center"/>
+              <w:rPr>
+                <w:b/>
+                <w:bCs/>
+              </w:rPr>
+            </w:pPr>
+            <w:r>
+              <w:rPr>
+                <w:b/>
+                <w:bCs/>
+              </w:rPr>
+              <w:t>AGNES</w:t>
+            </w:r>
+          </w:p>
+        </w:tc>
+        <w:tc>
+          <w:tcPr>
+            <w:tcW w:w="913" w:type="dxa"/>
+            <w:vAlign w:val="center"/>
+          </w:tcPr>
+          <w:p>
+            <w:pPr>
+              <w:jc w:val="center"/>
+            </w:pPr>
+          </w:p>
+        </w:tc>
+        <w:tc>
+          <w:tcPr>
+            <w:tcW w:w="913" w:type="dxa"/>
+            <w:vAlign w:val="center"/>
+          </w:tcPr>
+          <w:p>
+            <w:pPr>
+              <w:jc w:val="center"/>
+            </w:pPr>
+          </w:p>
+        </w:tc>
+        <w:tc>
+          <w:tcPr>
+            <w:tcW w:w="913" w:type="dxa"/>
+            <w:vAlign w:val="center"/>
+          </w:tcPr>
+          <w:p>
+            <w:pPr>
+              <w:jc w:val="center"/>
+            </w:pPr>
+          </w:p>
+        </w:tc>
+        <w:tc>
+          <w:tcPr>
+            <w:tcW w:w="913" w:type="dxa"/>
+            <w:vAlign w:val="center"/>
+          </w:tcPr>
+          <w:p>
+            <w:pPr>
+              <w:jc w:val="center"/>
+            </w:pPr>
+          </w:p>
+        </w:tc>
+        <w:tc>
+          <w:tcPr>
+            <w:tcW w:w="913" w:type="dxa"/>
+            <w:vAlign w:val="center"/>
+          </w:tcPr>
+          <w:p>
+            <w:pPr>
+              <w:jc w:val="center"/>
+            </w:pPr>
+          </w:p>
+        </w:tc>
+      </w:tr>
+    </w:tbl>
+    <w:p>
+      <w:r>
+        <w:t>Tabela F1’s</w:t>
+      </w:r>
+      <w:r>
+        <w:t xml:space="preserve"> Binario</w:t>
       </w:r>
     </w:p>
     <w:p/>
     <w:tbl>
       <w:tblPr>
         <w:tblStyle w:val="TabelacomGrelha"/>
-        <w:tblW w:w="0" w:type="auto"/>
+        <w:tblW w:w="6411" w:type="dxa"/>
         <w:jc w:val="center"/>
         <w:tblLook w:val="04A0" w:firstRow="1" w:lastRow="0" w:firstColumn="1" w:lastColumn="0" w:noHBand="0" w:noVBand="1"/>
       </w:tblPr>
       <w:tblGrid>
-        <w:gridCol w:w="1502"/>
-        <w:gridCol w:w="1502"/>
-        <w:gridCol w:w="1503"/>
-        <w:gridCol w:w="1503"/>
-        <w:gridCol w:w="1503"/>
-        <w:gridCol w:w="1503"/>
+        <w:gridCol w:w="1846"/>
+        <w:gridCol w:w="913"/>
+        <w:gridCol w:w="913"/>
+        <w:gridCol w:w="913"/>
+        <w:gridCol w:w="913"/>
+        <w:gridCol w:w="913"/>
       </w:tblGrid>
       <w:tr>
         <w:trPr>
+          <w:trHeight w:val="440"/>
           <w:jc w:val="center"/>
         </w:trPr>
         <w:tc>
           <w:tcPr>
-            <w:tcW w:w="1502" w:type="dxa"/>
+            <w:tcW w:w="1846" w:type="dxa"/>
             <w:vAlign w:val="center"/>
           </w:tcPr>
           <w:p>
@@ -6300,7 +6843,7 @@
         </w:tc>
         <w:tc>
           <w:tcPr>
-            <w:tcW w:w="1502" w:type="dxa"/>
+            <w:tcW w:w="913" w:type="dxa"/>
             <w:vAlign w:val="center"/>
           </w:tcPr>
           <w:p>
@@ -6322,7 +6865,7 @@
         </w:tc>
         <w:tc>
           <w:tcPr>
-            <w:tcW w:w="1503" w:type="dxa"/>
+            <w:tcW w:w="913" w:type="dxa"/>
             <w:vAlign w:val="center"/>
           </w:tcPr>
           <w:p>
@@ -6344,7 +6887,7 @@
         </w:tc>
         <w:tc>
           <w:tcPr>
-            <w:tcW w:w="1503" w:type="dxa"/>
+            <w:tcW w:w="913" w:type="dxa"/>
             <w:vAlign w:val="center"/>
           </w:tcPr>
           <w:p>
@@ -6366,7 +6909,7 @@
         </w:tc>
         <w:tc>
           <w:tcPr>
-            <w:tcW w:w="1503" w:type="dxa"/>
+            <w:tcW w:w="913" w:type="dxa"/>
             <w:vAlign w:val="center"/>
           </w:tcPr>
           <w:p>
@@ -6388,7 +6931,7 @@
         </w:tc>
         <w:tc>
           <w:tcPr>
-            <w:tcW w:w="1503" w:type="dxa"/>
+            <w:tcW w:w="913" w:type="dxa"/>
             <w:vAlign w:val="center"/>
           </w:tcPr>
           <w:p>
@@ -6411,11 +6954,12 @@
       </w:tr>
       <w:tr>
         <w:trPr>
+          <w:trHeight w:val="432"/>
           <w:jc w:val="center"/>
         </w:trPr>
         <w:tc>
           <w:tcPr>
-            <w:tcW w:w="1502" w:type="dxa"/>
+            <w:tcW w:w="1846" w:type="dxa"/>
             <w:vAlign w:val="center"/>
           </w:tcPr>
           <w:p>
@@ -6437,82 +6981,68 @@
         </w:tc>
         <w:tc>
           <w:tcPr>
-            <w:tcW w:w="1502" w:type="dxa"/>
-            <w:vAlign w:val="center"/>
-          </w:tcPr>
-          <w:p>
-            <w:pPr>
-              <w:jc w:val="center"/>
-            </w:pPr>
-            <w:r>
-              <w:t>0.9355</w:t>
-            </w:r>
-          </w:p>
-        </w:tc>
-        <w:tc>
-          <w:tcPr>
-            <w:tcW w:w="1503" w:type="dxa"/>
-            <w:vAlign w:val="center"/>
-          </w:tcPr>
-          <w:p>
-            <w:pPr>
-              <w:jc w:val="center"/>
-            </w:pPr>
-            <w:r>
-              <w:t>0.9109</w:t>
-            </w:r>
-          </w:p>
-        </w:tc>
-        <w:tc>
-          <w:tcPr>
-            <w:tcW w:w="1503" w:type="dxa"/>
-            <w:vAlign w:val="center"/>
-          </w:tcPr>
-          <w:p>
-            <w:pPr>
-              <w:jc w:val="center"/>
-            </w:pPr>
-            <w:r>
-              <w:t>0.8590</w:t>
-            </w:r>
-          </w:p>
-        </w:tc>
-        <w:tc>
-          <w:tcPr>
-            <w:tcW w:w="1503" w:type="dxa"/>
-            <w:vAlign w:val="center"/>
-          </w:tcPr>
-          <w:p>
-            <w:pPr>
-              <w:jc w:val="center"/>
-            </w:pPr>
-            <w:r>
-              <w:t>0.5654</w:t>
-            </w:r>
-          </w:p>
-        </w:tc>
-        <w:tc>
-          <w:tcPr>
-            <w:tcW w:w="1503" w:type="dxa"/>
-            <w:vAlign w:val="center"/>
-          </w:tcPr>
-          <w:p>
-            <w:pPr>
-              <w:jc w:val="center"/>
-            </w:pPr>
-            <w:r>
-              <w:t>0.9397</w:t>
-            </w:r>
+            <w:tcW w:w="913" w:type="dxa"/>
+            <w:vAlign w:val="center"/>
+          </w:tcPr>
+          <w:p>
+            <w:pPr>
+              <w:jc w:val="center"/>
+            </w:pPr>
+          </w:p>
+        </w:tc>
+        <w:tc>
+          <w:tcPr>
+            <w:tcW w:w="913" w:type="dxa"/>
+            <w:vAlign w:val="center"/>
+          </w:tcPr>
+          <w:p>
+            <w:pPr>
+              <w:jc w:val="center"/>
+            </w:pPr>
+          </w:p>
+        </w:tc>
+        <w:tc>
+          <w:tcPr>
+            <w:tcW w:w="913" w:type="dxa"/>
+            <w:vAlign w:val="center"/>
+          </w:tcPr>
+          <w:p>
+            <w:pPr>
+              <w:jc w:val="center"/>
+            </w:pPr>
+          </w:p>
+        </w:tc>
+        <w:tc>
+          <w:tcPr>
+            <w:tcW w:w="913" w:type="dxa"/>
+            <w:vAlign w:val="center"/>
+          </w:tcPr>
+          <w:p>
+            <w:pPr>
+              <w:jc w:val="center"/>
+            </w:pPr>
+          </w:p>
+        </w:tc>
+        <w:tc>
+          <w:tcPr>
+            <w:tcW w:w="913" w:type="dxa"/>
+            <w:vAlign w:val="center"/>
+          </w:tcPr>
+          <w:p>
+            <w:pPr>
+              <w:jc w:val="center"/>
+            </w:pPr>
           </w:p>
         </w:tc>
       </w:tr>
       <w:tr>
         <w:trPr>
+          <w:trHeight w:val="216"/>
           <w:jc w:val="center"/>
         </w:trPr>
         <w:tc>
           <w:tcPr>
-            <w:tcW w:w="1502" w:type="dxa"/>
+            <w:tcW w:w="1846" w:type="dxa"/>
             <w:vAlign w:val="center"/>
           </w:tcPr>
           <w:p>
@@ -6534,82 +7064,68 @@
         </w:tc>
         <w:tc>
           <w:tcPr>
-            <w:tcW w:w="1502" w:type="dxa"/>
-            <w:vAlign w:val="center"/>
-          </w:tcPr>
-          <w:p>
-            <w:pPr>
-              <w:jc w:val="center"/>
-            </w:pPr>
-            <w:r>
-              <w:t>0.9426</w:t>
-            </w:r>
-          </w:p>
-        </w:tc>
-        <w:tc>
-          <w:tcPr>
-            <w:tcW w:w="1503" w:type="dxa"/>
-            <w:vAlign w:val="center"/>
-          </w:tcPr>
-          <w:p>
-            <w:pPr>
-              <w:jc w:val="center"/>
-            </w:pPr>
-            <w:r>
-              <w:t>0.9247</w:t>
-            </w:r>
-          </w:p>
-        </w:tc>
-        <w:tc>
-          <w:tcPr>
-            <w:tcW w:w="1503" w:type="dxa"/>
-            <w:vAlign w:val="center"/>
-          </w:tcPr>
-          <w:p>
-            <w:pPr>
-              <w:jc w:val="center"/>
-            </w:pPr>
-            <w:r>
-              <w:t>0.8758</w:t>
-            </w:r>
-          </w:p>
-        </w:tc>
-        <w:tc>
-          <w:tcPr>
-            <w:tcW w:w="1503" w:type="dxa"/>
-            <w:vAlign w:val="center"/>
-          </w:tcPr>
-          <w:p>
-            <w:pPr>
-              <w:jc w:val="center"/>
-            </w:pPr>
-            <w:r>
-              <w:t>0.6254</w:t>
-            </w:r>
-          </w:p>
-        </w:tc>
-        <w:tc>
-          <w:tcPr>
-            <w:tcW w:w="1503" w:type="dxa"/>
-            <w:vAlign w:val="center"/>
-          </w:tcPr>
-          <w:p>
-            <w:pPr>
-              <w:jc w:val="center"/>
-            </w:pPr>
-            <w:r>
-              <w:t>0.9523</w:t>
-            </w:r>
+            <w:tcW w:w="913" w:type="dxa"/>
+            <w:vAlign w:val="center"/>
+          </w:tcPr>
+          <w:p>
+            <w:pPr>
+              <w:jc w:val="center"/>
+            </w:pPr>
+          </w:p>
+        </w:tc>
+        <w:tc>
+          <w:tcPr>
+            <w:tcW w:w="913" w:type="dxa"/>
+            <w:vAlign w:val="center"/>
+          </w:tcPr>
+          <w:p>
+            <w:pPr>
+              <w:jc w:val="center"/>
+            </w:pPr>
+          </w:p>
+        </w:tc>
+        <w:tc>
+          <w:tcPr>
+            <w:tcW w:w="913" w:type="dxa"/>
+            <w:vAlign w:val="center"/>
+          </w:tcPr>
+          <w:p>
+            <w:pPr>
+              <w:jc w:val="center"/>
+            </w:pPr>
+          </w:p>
+        </w:tc>
+        <w:tc>
+          <w:tcPr>
+            <w:tcW w:w="913" w:type="dxa"/>
+            <w:vAlign w:val="center"/>
+          </w:tcPr>
+          <w:p>
+            <w:pPr>
+              <w:jc w:val="center"/>
+            </w:pPr>
+          </w:p>
+        </w:tc>
+        <w:tc>
+          <w:tcPr>
+            <w:tcW w:w="913" w:type="dxa"/>
+            <w:vAlign w:val="center"/>
+          </w:tcPr>
+          <w:p>
+            <w:pPr>
+              <w:jc w:val="center"/>
+            </w:pPr>
           </w:p>
         </w:tc>
       </w:tr>
       <w:tr>
         <w:trPr>
+          <w:trHeight w:val="224"/>
           <w:jc w:val="center"/>
         </w:trPr>
         <w:tc>
           <w:tcPr>
-            <w:tcW w:w="1502" w:type="dxa"/>
+            <w:tcW w:w="1846" w:type="dxa"/>
             <w:vAlign w:val="center"/>
           </w:tcPr>
           <w:p>
@@ -6631,82 +7147,68 @@
         </w:tc>
         <w:tc>
           <w:tcPr>
-            <w:tcW w:w="1502" w:type="dxa"/>
-            <w:vAlign w:val="center"/>
-          </w:tcPr>
-          <w:p>
-            <w:pPr>
-              <w:jc w:val="center"/>
-            </w:pPr>
-            <w:r>
-              <w:t>0.9555</w:t>
-            </w:r>
-          </w:p>
-        </w:tc>
-        <w:tc>
-          <w:tcPr>
-            <w:tcW w:w="1503" w:type="dxa"/>
-            <w:vAlign w:val="center"/>
-          </w:tcPr>
-          <w:p>
-            <w:pPr>
-              <w:jc w:val="center"/>
-            </w:pPr>
-            <w:r>
-              <w:t>0.9369</w:t>
-            </w:r>
-          </w:p>
-        </w:tc>
-        <w:tc>
-          <w:tcPr>
-            <w:tcW w:w="1503" w:type="dxa"/>
-            <w:vAlign w:val="center"/>
-          </w:tcPr>
-          <w:p>
-            <w:pPr>
-              <w:jc w:val="center"/>
-            </w:pPr>
-            <w:r>
-              <w:t>0.8789</w:t>
-            </w:r>
-          </w:p>
-        </w:tc>
-        <w:tc>
-          <w:tcPr>
-            <w:tcW w:w="1503" w:type="dxa"/>
-            <w:vAlign w:val="center"/>
-          </w:tcPr>
-          <w:p>
-            <w:pPr>
-              <w:jc w:val="center"/>
-            </w:pPr>
-            <w:r>
-              <w:t>0.6704</w:t>
-            </w:r>
-          </w:p>
-        </w:tc>
-        <w:tc>
-          <w:tcPr>
-            <w:tcW w:w="1503" w:type="dxa"/>
-            <w:vAlign w:val="center"/>
-          </w:tcPr>
-          <w:p>
-            <w:pPr>
-              <w:jc w:val="center"/>
-            </w:pPr>
-            <w:r>
-              <w:t>0.9569</w:t>
-            </w:r>
+            <w:tcW w:w="913" w:type="dxa"/>
+            <w:vAlign w:val="center"/>
+          </w:tcPr>
+          <w:p>
+            <w:pPr>
+              <w:jc w:val="center"/>
+            </w:pPr>
+          </w:p>
+        </w:tc>
+        <w:tc>
+          <w:tcPr>
+            <w:tcW w:w="913" w:type="dxa"/>
+            <w:vAlign w:val="center"/>
+          </w:tcPr>
+          <w:p>
+            <w:pPr>
+              <w:jc w:val="center"/>
+            </w:pPr>
+          </w:p>
+        </w:tc>
+        <w:tc>
+          <w:tcPr>
+            <w:tcW w:w="913" w:type="dxa"/>
+            <w:vAlign w:val="center"/>
+          </w:tcPr>
+          <w:p>
+            <w:pPr>
+              <w:jc w:val="center"/>
+            </w:pPr>
+          </w:p>
+        </w:tc>
+        <w:tc>
+          <w:tcPr>
+            <w:tcW w:w="913" w:type="dxa"/>
+            <w:vAlign w:val="center"/>
+          </w:tcPr>
+          <w:p>
+            <w:pPr>
+              <w:jc w:val="center"/>
+            </w:pPr>
+          </w:p>
+        </w:tc>
+        <w:tc>
+          <w:tcPr>
+            <w:tcW w:w="913" w:type="dxa"/>
+            <w:vAlign w:val="center"/>
+          </w:tcPr>
+          <w:p>
+            <w:pPr>
+              <w:jc w:val="center"/>
+            </w:pPr>
           </w:p>
         </w:tc>
       </w:tr>
       <w:tr>
         <w:trPr>
+          <w:trHeight w:val="216"/>
           <w:jc w:val="center"/>
         </w:trPr>
         <w:tc>
           <w:tcPr>
-            <w:tcW w:w="1502" w:type="dxa"/>
+            <w:tcW w:w="1846" w:type="dxa"/>
             <w:vAlign w:val="center"/>
           </w:tcPr>
           <w:p>
@@ -6728,82 +7230,68 @@
         </w:tc>
         <w:tc>
           <w:tcPr>
-            <w:tcW w:w="1502" w:type="dxa"/>
-            <w:vAlign w:val="center"/>
-          </w:tcPr>
-          <w:p>
-            <w:pPr>
-              <w:jc w:val="center"/>
-            </w:pPr>
-            <w:r>
-              <w:t>0.9533</w:t>
-            </w:r>
-          </w:p>
-        </w:tc>
-        <w:tc>
-          <w:tcPr>
-            <w:tcW w:w="1503" w:type="dxa"/>
-            <w:vAlign w:val="center"/>
-          </w:tcPr>
-          <w:p>
-            <w:pPr>
-              <w:jc w:val="center"/>
-            </w:pPr>
-            <w:r>
-              <w:t>0.9360</w:t>
-            </w:r>
-          </w:p>
-        </w:tc>
-        <w:tc>
-          <w:tcPr>
-            <w:tcW w:w="1503" w:type="dxa"/>
-            <w:vAlign w:val="center"/>
-          </w:tcPr>
-          <w:p>
-            <w:pPr>
-              <w:jc w:val="center"/>
-            </w:pPr>
-            <w:r>
-              <w:t>0.8934</w:t>
-            </w:r>
-          </w:p>
-        </w:tc>
-        <w:tc>
-          <w:tcPr>
-            <w:tcW w:w="1503" w:type="dxa"/>
-            <w:vAlign w:val="center"/>
-          </w:tcPr>
-          <w:p>
-            <w:pPr>
-              <w:jc w:val="center"/>
-            </w:pPr>
-            <w:r>
-              <w:t>0.6816</w:t>
-            </w:r>
-          </w:p>
-        </w:tc>
-        <w:tc>
-          <w:tcPr>
-            <w:tcW w:w="1503" w:type="dxa"/>
-            <w:vAlign w:val="center"/>
-          </w:tcPr>
-          <w:p>
-            <w:pPr>
-              <w:jc w:val="center"/>
-            </w:pPr>
-            <w:r>
-              <w:t>0.9560</w:t>
-            </w:r>
+            <w:tcW w:w="913" w:type="dxa"/>
+            <w:vAlign w:val="center"/>
+          </w:tcPr>
+          <w:p>
+            <w:pPr>
+              <w:jc w:val="center"/>
+            </w:pPr>
+          </w:p>
+        </w:tc>
+        <w:tc>
+          <w:tcPr>
+            <w:tcW w:w="913" w:type="dxa"/>
+            <w:vAlign w:val="center"/>
+          </w:tcPr>
+          <w:p>
+            <w:pPr>
+              <w:jc w:val="center"/>
+            </w:pPr>
+          </w:p>
+        </w:tc>
+        <w:tc>
+          <w:tcPr>
+            <w:tcW w:w="913" w:type="dxa"/>
+            <w:vAlign w:val="center"/>
+          </w:tcPr>
+          <w:p>
+            <w:pPr>
+              <w:jc w:val="center"/>
+            </w:pPr>
+          </w:p>
+        </w:tc>
+        <w:tc>
+          <w:tcPr>
+            <w:tcW w:w="913" w:type="dxa"/>
+            <w:vAlign w:val="center"/>
+          </w:tcPr>
+          <w:p>
+            <w:pPr>
+              <w:jc w:val="center"/>
+            </w:pPr>
+          </w:p>
+        </w:tc>
+        <w:tc>
+          <w:tcPr>
+            <w:tcW w:w="913" w:type="dxa"/>
+            <w:vAlign w:val="center"/>
+          </w:tcPr>
+          <w:p>
+            <w:pPr>
+              <w:jc w:val="center"/>
+            </w:pPr>
           </w:p>
         </w:tc>
       </w:tr>
       <w:tr>
         <w:trPr>
+          <w:trHeight w:val="216"/>
           <w:jc w:val="center"/>
         </w:trPr>
         <w:tc>
           <w:tcPr>
-            <w:tcW w:w="1502" w:type="dxa"/>
+            <w:tcW w:w="1846" w:type="dxa"/>
             <w:vAlign w:val="center"/>
           </w:tcPr>
           <w:p>
@@ -6825,82 +7313,68 @@
         </w:tc>
         <w:tc>
           <w:tcPr>
-            <w:tcW w:w="1502" w:type="dxa"/>
-            <w:vAlign w:val="center"/>
-          </w:tcPr>
-          <w:p>
-            <w:pPr>
-              <w:jc w:val="center"/>
-            </w:pPr>
-            <w:r>
-              <w:t>0.9550</w:t>
-            </w:r>
-          </w:p>
-        </w:tc>
-        <w:tc>
-          <w:tcPr>
-            <w:tcW w:w="1503" w:type="dxa"/>
-            <w:vAlign w:val="center"/>
-          </w:tcPr>
-          <w:p>
-            <w:pPr>
-              <w:jc w:val="center"/>
-            </w:pPr>
-            <w:r>
-              <w:t>0.9360</w:t>
-            </w:r>
-          </w:p>
-        </w:tc>
-        <w:tc>
-          <w:tcPr>
-            <w:tcW w:w="1503" w:type="dxa"/>
-            <w:vAlign w:val="center"/>
-          </w:tcPr>
-          <w:p>
-            <w:pPr>
-              <w:jc w:val="center"/>
-            </w:pPr>
-            <w:r>
-              <w:t>0.8965</w:t>
-            </w:r>
-          </w:p>
-        </w:tc>
-        <w:tc>
-          <w:tcPr>
-            <w:tcW w:w="1503" w:type="dxa"/>
-            <w:vAlign w:val="center"/>
-          </w:tcPr>
-          <w:p>
-            <w:pPr>
-              <w:jc w:val="center"/>
-            </w:pPr>
-            <w:r>
-              <w:t>0.5869</w:t>
-            </w:r>
-          </w:p>
-        </w:tc>
-        <w:tc>
-          <w:tcPr>
-            <w:tcW w:w="1503" w:type="dxa"/>
-            <w:vAlign w:val="center"/>
-          </w:tcPr>
-          <w:p>
-            <w:pPr>
-              <w:jc w:val="center"/>
-            </w:pPr>
-            <w:r>
-              <w:t>0.9561</w:t>
-            </w:r>
+            <w:tcW w:w="913" w:type="dxa"/>
+            <w:vAlign w:val="center"/>
+          </w:tcPr>
+          <w:p>
+            <w:pPr>
+              <w:jc w:val="center"/>
+            </w:pPr>
+          </w:p>
+        </w:tc>
+        <w:tc>
+          <w:tcPr>
+            <w:tcW w:w="913" w:type="dxa"/>
+            <w:vAlign w:val="center"/>
+          </w:tcPr>
+          <w:p>
+            <w:pPr>
+              <w:jc w:val="center"/>
+            </w:pPr>
+          </w:p>
+        </w:tc>
+        <w:tc>
+          <w:tcPr>
+            <w:tcW w:w="913" w:type="dxa"/>
+            <w:vAlign w:val="center"/>
+          </w:tcPr>
+          <w:p>
+            <w:pPr>
+              <w:jc w:val="center"/>
+            </w:pPr>
+          </w:p>
+        </w:tc>
+        <w:tc>
+          <w:tcPr>
+            <w:tcW w:w="913" w:type="dxa"/>
+            <w:vAlign w:val="center"/>
+          </w:tcPr>
+          <w:p>
+            <w:pPr>
+              <w:jc w:val="center"/>
+            </w:pPr>
+          </w:p>
+        </w:tc>
+        <w:tc>
+          <w:tcPr>
+            <w:tcW w:w="913" w:type="dxa"/>
+            <w:vAlign w:val="center"/>
+          </w:tcPr>
+          <w:p>
+            <w:pPr>
+              <w:jc w:val="center"/>
+            </w:pPr>
           </w:p>
         </w:tc>
       </w:tr>
       <w:tr>
         <w:trPr>
+          <w:trHeight w:val="440"/>
           <w:jc w:val="center"/>
         </w:trPr>
         <w:tc>
           <w:tcPr>
-            <w:tcW w:w="1502" w:type="dxa"/>
+            <w:tcW w:w="1846" w:type="dxa"/>
             <w:vAlign w:val="center"/>
           </w:tcPr>
           <w:p>
@@ -6922,82 +7396,68 @@
         </w:tc>
         <w:tc>
           <w:tcPr>
-            <w:tcW w:w="1502" w:type="dxa"/>
-            <w:vAlign w:val="center"/>
-          </w:tcPr>
-          <w:p>
-            <w:pPr>
-              <w:jc w:val="center"/>
-            </w:pPr>
-            <w:r>
-              <w:t>0.9530</w:t>
-            </w:r>
-          </w:p>
-        </w:tc>
-        <w:tc>
-          <w:tcPr>
-            <w:tcW w:w="1503" w:type="dxa"/>
-            <w:vAlign w:val="center"/>
-          </w:tcPr>
-          <w:p>
-            <w:pPr>
-              <w:jc w:val="center"/>
-            </w:pPr>
-            <w:r>
-              <w:t>0.9362</w:t>
-            </w:r>
-          </w:p>
-        </w:tc>
-        <w:tc>
-          <w:tcPr>
-            <w:tcW w:w="1503" w:type="dxa"/>
-            <w:vAlign w:val="center"/>
-          </w:tcPr>
-          <w:p>
-            <w:pPr>
-              <w:jc w:val="center"/>
-            </w:pPr>
-            <w:r>
-              <w:t>0.8957</w:t>
-            </w:r>
-          </w:p>
-        </w:tc>
-        <w:tc>
-          <w:tcPr>
-            <w:tcW w:w="1503" w:type="dxa"/>
-            <w:vAlign w:val="center"/>
-          </w:tcPr>
-          <w:p>
-            <w:pPr>
-              <w:jc w:val="center"/>
-            </w:pPr>
-            <w:r>
-              <w:t>0.6001</w:t>
-            </w:r>
-          </w:p>
-        </w:tc>
-        <w:tc>
-          <w:tcPr>
-            <w:tcW w:w="1503" w:type="dxa"/>
-            <w:vAlign w:val="center"/>
-          </w:tcPr>
-          <w:p>
-            <w:pPr>
-              <w:jc w:val="center"/>
-            </w:pPr>
-            <w:r>
-              <w:t>0.9554</w:t>
-            </w:r>
+            <w:tcW w:w="913" w:type="dxa"/>
+            <w:vAlign w:val="center"/>
+          </w:tcPr>
+          <w:p>
+            <w:pPr>
+              <w:jc w:val="center"/>
+            </w:pPr>
+          </w:p>
+        </w:tc>
+        <w:tc>
+          <w:tcPr>
+            <w:tcW w:w="913" w:type="dxa"/>
+            <w:vAlign w:val="center"/>
+          </w:tcPr>
+          <w:p>
+            <w:pPr>
+              <w:jc w:val="center"/>
+            </w:pPr>
+          </w:p>
+        </w:tc>
+        <w:tc>
+          <w:tcPr>
+            <w:tcW w:w="913" w:type="dxa"/>
+            <w:vAlign w:val="center"/>
+          </w:tcPr>
+          <w:p>
+            <w:pPr>
+              <w:jc w:val="center"/>
+            </w:pPr>
+          </w:p>
+        </w:tc>
+        <w:tc>
+          <w:tcPr>
+            <w:tcW w:w="913" w:type="dxa"/>
+            <w:vAlign w:val="center"/>
+          </w:tcPr>
+          <w:p>
+            <w:pPr>
+              <w:jc w:val="center"/>
+            </w:pPr>
+          </w:p>
+        </w:tc>
+        <w:tc>
+          <w:tcPr>
+            <w:tcW w:w="913" w:type="dxa"/>
+            <w:vAlign w:val="center"/>
+          </w:tcPr>
+          <w:p>
+            <w:pPr>
+              <w:jc w:val="center"/>
+            </w:pPr>
           </w:p>
         </w:tc>
       </w:tr>
       <w:tr>
         <w:trPr>
+          <w:trHeight w:val="440"/>
           <w:jc w:val="center"/>
         </w:trPr>
         <w:tc>
           <w:tcPr>
-            <w:tcW w:w="1502" w:type="dxa"/>
+            <w:tcW w:w="1846" w:type="dxa"/>
             <w:vAlign w:val="center"/>
           </w:tcPr>
           <w:p>
@@ -7019,82 +7479,68 @@
         </w:tc>
         <w:tc>
           <w:tcPr>
-            <w:tcW w:w="1502" w:type="dxa"/>
-            <w:vAlign w:val="center"/>
-          </w:tcPr>
-          <w:p>
-            <w:pPr>
-              <w:jc w:val="center"/>
-            </w:pPr>
-            <w:r>
-              <w:t>0.9545</w:t>
-            </w:r>
-          </w:p>
-        </w:tc>
-        <w:tc>
-          <w:tcPr>
-            <w:tcW w:w="1503" w:type="dxa"/>
-            <w:vAlign w:val="center"/>
-          </w:tcPr>
-          <w:p>
-            <w:pPr>
-              <w:jc w:val="center"/>
-            </w:pPr>
-            <w:r>
-              <w:t>0.9363</w:t>
-            </w:r>
-          </w:p>
-        </w:tc>
-        <w:tc>
-          <w:tcPr>
-            <w:tcW w:w="1503" w:type="dxa"/>
-            <w:vAlign w:val="center"/>
-          </w:tcPr>
-          <w:p>
-            <w:pPr>
-              <w:jc w:val="center"/>
-            </w:pPr>
-            <w:r>
-              <w:t>0.8970</w:t>
-            </w:r>
-          </w:p>
-        </w:tc>
-        <w:tc>
-          <w:tcPr>
-            <w:tcW w:w="1503" w:type="dxa"/>
-            <w:vAlign w:val="center"/>
-          </w:tcPr>
-          <w:p>
-            <w:pPr>
-              <w:jc w:val="center"/>
-            </w:pPr>
-            <w:r>
-              <w:t>0.5846</w:t>
-            </w:r>
-          </w:p>
-        </w:tc>
-        <w:tc>
-          <w:tcPr>
-            <w:tcW w:w="1503" w:type="dxa"/>
-            <w:vAlign w:val="center"/>
-          </w:tcPr>
-          <w:p>
-            <w:pPr>
-              <w:jc w:val="center"/>
-            </w:pPr>
-            <w:r>
-              <w:t>0.9561</w:t>
-            </w:r>
+            <w:tcW w:w="913" w:type="dxa"/>
+            <w:vAlign w:val="center"/>
+          </w:tcPr>
+          <w:p>
+            <w:pPr>
+              <w:jc w:val="center"/>
+            </w:pPr>
+          </w:p>
+        </w:tc>
+        <w:tc>
+          <w:tcPr>
+            <w:tcW w:w="913" w:type="dxa"/>
+            <w:vAlign w:val="center"/>
+          </w:tcPr>
+          <w:p>
+            <w:pPr>
+              <w:jc w:val="center"/>
+            </w:pPr>
+          </w:p>
+        </w:tc>
+        <w:tc>
+          <w:tcPr>
+            <w:tcW w:w="913" w:type="dxa"/>
+            <w:vAlign w:val="center"/>
+          </w:tcPr>
+          <w:p>
+            <w:pPr>
+              <w:jc w:val="center"/>
+            </w:pPr>
+          </w:p>
+        </w:tc>
+        <w:tc>
+          <w:tcPr>
+            <w:tcW w:w="913" w:type="dxa"/>
+            <w:vAlign w:val="center"/>
+          </w:tcPr>
+          <w:p>
+            <w:pPr>
+              <w:jc w:val="center"/>
+            </w:pPr>
+          </w:p>
+        </w:tc>
+        <w:tc>
+          <w:tcPr>
+            <w:tcW w:w="913" w:type="dxa"/>
+            <w:vAlign w:val="center"/>
+          </w:tcPr>
+          <w:p>
+            <w:pPr>
+              <w:jc w:val="center"/>
+            </w:pPr>
           </w:p>
         </w:tc>
       </w:tr>
       <w:tr>
         <w:trPr>
+          <w:trHeight w:val="216"/>
           <w:jc w:val="center"/>
         </w:trPr>
         <w:tc>
           <w:tcPr>
-            <w:tcW w:w="1502" w:type="dxa"/>
+            <w:tcW w:w="1846" w:type="dxa"/>
             <w:vAlign w:val="center"/>
           </w:tcPr>
           <w:p>
@@ -7116,82 +7562,68 @@
         </w:tc>
         <w:tc>
           <w:tcPr>
-            <w:tcW w:w="1502" w:type="dxa"/>
-            <w:vAlign w:val="center"/>
-          </w:tcPr>
-          <w:p>
-            <w:pPr>
-              <w:jc w:val="center"/>
-            </w:pPr>
-            <w:r>
-              <w:t>0.9496</w:t>
-            </w:r>
-          </w:p>
-        </w:tc>
-        <w:tc>
-          <w:tcPr>
-            <w:tcW w:w="1503" w:type="dxa"/>
-            <w:vAlign w:val="center"/>
-          </w:tcPr>
-          <w:p>
-            <w:pPr>
-              <w:jc w:val="center"/>
-            </w:pPr>
-            <w:r>
-              <w:t>0.9091</w:t>
-            </w:r>
-          </w:p>
-        </w:tc>
-        <w:tc>
-          <w:tcPr>
-            <w:tcW w:w="1503" w:type="dxa"/>
-            <w:vAlign w:val="center"/>
-          </w:tcPr>
-          <w:p>
-            <w:pPr>
-              <w:jc w:val="center"/>
-            </w:pPr>
-            <w:r>
-              <w:t>0.6901</w:t>
-            </w:r>
-          </w:p>
-        </w:tc>
-        <w:tc>
-          <w:tcPr>
-            <w:tcW w:w="1503" w:type="dxa"/>
-            <w:vAlign w:val="center"/>
-          </w:tcPr>
-          <w:p>
-            <w:pPr>
-              <w:jc w:val="center"/>
-            </w:pPr>
-            <w:r>
-              <w:t>0.7261</w:t>
-            </w:r>
-          </w:p>
-        </w:tc>
-        <w:tc>
-          <w:tcPr>
-            <w:tcW w:w="1503" w:type="dxa"/>
-            <w:vAlign w:val="center"/>
-          </w:tcPr>
-          <w:p>
-            <w:pPr>
-              <w:jc w:val="center"/>
-            </w:pPr>
-            <w:r>
-              <w:t>0.9499</w:t>
-            </w:r>
+            <w:tcW w:w="913" w:type="dxa"/>
+            <w:vAlign w:val="center"/>
+          </w:tcPr>
+          <w:p>
+            <w:pPr>
+              <w:jc w:val="center"/>
+            </w:pPr>
+          </w:p>
+        </w:tc>
+        <w:tc>
+          <w:tcPr>
+            <w:tcW w:w="913" w:type="dxa"/>
+            <w:vAlign w:val="center"/>
+          </w:tcPr>
+          <w:p>
+            <w:pPr>
+              <w:jc w:val="center"/>
+            </w:pPr>
+          </w:p>
+        </w:tc>
+        <w:tc>
+          <w:tcPr>
+            <w:tcW w:w="913" w:type="dxa"/>
+            <w:vAlign w:val="center"/>
+          </w:tcPr>
+          <w:p>
+            <w:pPr>
+              <w:jc w:val="center"/>
+            </w:pPr>
+          </w:p>
+        </w:tc>
+        <w:tc>
+          <w:tcPr>
+            <w:tcW w:w="913" w:type="dxa"/>
+            <w:vAlign w:val="center"/>
+          </w:tcPr>
+          <w:p>
+            <w:pPr>
+              <w:jc w:val="center"/>
+            </w:pPr>
+          </w:p>
+        </w:tc>
+        <w:tc>
+          <w:tcPr>
+            <w:tcW w:w="913" w:type="dxa"/>
+            <w:vAlign w:val="center"/>
+          </w:tcPr>
+          <w:p>
+            <w:pPr>
+              <w:jc w:val="center"/>
+            </w:pPr>
           </w:p>
         </w:tc>
       </w:tr>
       <w:tr>
         <w:trPr>
+          <w:trHeight w:val="216"/>
           <w:jc w:val="center"/>
         </w:trPr>
         <w:tc>
           <w:tcPr>
-            <w:tcW w:w="1502" w:type="dxa"/>
+            <w:tcW w:w="1846" w:type="dxa"/>
             <w:vAlign w:val="center"/>
           </w:tcPr>
           <w:p>
@@ -7213,79 +7645,1061 @@
         </w:tc>
         <w:tc>
           <w:tcPr>
-            <w:tcW w:w="1502" w:type="dxa"/>
-            <w:vAlign w:val="center"/>
-          </w:tcPr>
-          <w:p>
-            <w:pPr>
-              <w:jc w:val="center"/>
-            </w:pPr>
-            <w:r>
-              <w:t>0.9467</w:t>
-            </w:r>
-          </w:p>
-        </w:tc>
-        <w:tc>
-          <w:tcPr>
-            <w:tcW w:w="1503" w:type="dxa"/>
-            <w:vAlign w:val="center"/>
-          </w:tcPr>
-          <w:p>
-            <w:pPr>
-              <w:jc w:val="center"/>
-            </w:pPr>
-            <w:r>
-              <w:t>0.9269</w:t>
-            </w:r>
-          </w:p>
-        </w:tc>
-        <w:tc>
-          <w:tcPr>
-            <w:tcW w:w="1503" w:type="dxa"/>
-            <w:vAlign w:val="center"/>
-          </w:tcPr>
-          <w:p>
-            <w:pPr>
-              <w:jc w:val="center"/>
-            </w:pPr>
-            <w:r>
-              <w:t>0.6846</w:t>
-            </w:r>
-          </w:p>
-        </w:tc>
-        <w:tc>
-          <w:tcPr>
-            <w:tcW w:w="1503" w:type="dxa"/>
-            <w:vAlign w:val="center"/>
-          </w:tcPr>
-          <w:p>
-            <w:pPr>
-              <w:jc w:val="center"/>
-            </w:pPr>
-            <w:r>
-              <w:t>0.7261</w:t>
-            </w:r>
-          </w:p>
-        </w:tc>
-        <w:tc>
-          <w:tcPr>
-            <w:tcW w:w="1503" w:type="dxa"/>
-            <w:vAlign w:val="center"/>
-          </w:tcPr>
-          <w:p>
-            <w:pPr>
-              <w:jc w:val="center"/>
-            </w:pPr>
-            <w:r>
-              <w:t>0.9437</w:t>
-            </w:r>
+            <w:tcW w:w="913" w:type="dxa"/>
+            <w:vAlign w:val="center"/>
+          </w:tcPr>
+          <w:p>
+            <w:pPr>
+              <w:jc w:val="center"/>
+            </w:pPr>
+          </w:p>
+        </w:tc>
+        <w:tc>
+          <w:tcPr>
+            <w:tcW w:w="913" w:type="dxa"/>
+            <w:vAlign w:val="center"/>
+          </w:tcPr>
+          <w:p>
+            <w:pPr>
+              <w:jc w:val="center"/>
+            </w:pPr>
+          </w:p>
+        </w:tc>
+        <w:tc>
+          <w:tcPr>
+            <w:tcW w:w="913" w:type="dxa"/>
+            <w:vAlign w:val="center"/>
+          </w:tcPr>
+          <w:p>
+            <w:pPr>
+              <w:jc w:val="center"/>
+            </w:pPr>
+          </w:p>
+        </w:tc>
+        <w:tc>
+          <w:tcPr>
+            <w:tcW w:w="913" w:type="dxa"/>
+            <w:vAlign w:val="center"/>
+          </w:tcPr>
+          <w:p>
+            <w:pPr>
+              <w:jc w:val="center"/>
+            </w:pPr>
+          </w:p>
+        </w:tc>
+        <w:tc>
+          <w:tcPr>
+            <w:tcW w:w="913" w:type="dxa"/>
+            <w:vAlign w:val="center"/>
+          </w:tcPr>
+          <w:p>
+            <w:pPr>
+              <w:jc w:val="center"/>
+            </w:pPr>
           </w:p>
         </w:tc>
       </w:tr>
     </w:tbl>
     <w:p>
       <w:r>
-        <w:t>Tabela F1’s</w:t>
+        <w:t>Tabela F1’s weighted 5 classes</w:t>
+      </w:r>
+    </w:p>
+    <w:p/>
+    <w:tbl>
+      <w:tblPr>
+        <w:tblStyle w:val="TabelacomGrelha"/>
+        <w:tblW w:w="6411" w:type="dxa"/>
+        <w:jc w:val="center"/>
+        <w:tblLook w:val="04A0" w:firstRow="1" w:lastRow="0" w:firstColumn="1" w:lastColumn="0" w:noHBand="0" w:noVBand="1"/>
+      </w:tblPr>
+      <w:tblGrid>
+        <w:gridCol w:w="1846"/>
+        <w:gridCol w:w="913"/>
+        <w:gridCol w:w="913"/>
+        <w:gridCol w:w="913"/>
+        <w:gridCol w:w="913"/>
+        <w:gridCol w:w="913"/>
+      </w:tblGrid>
+      <w:tr>
+        <w:trPr>
+          <w:trHeight w:val="440"/>
+          <w:jc w:val="center"/>
+        </w:trPr>
+        <w:tc>
+          <w:tcPr>
+            <w:tcW w:w="1846" w:type="dxa"/>
+            <w:vAlign w:val="center"/>
+          </w:tcPr>
+          <w:p>
+            <w:pPr>
+              <w:jc w:val="center"/>
+              <w:rPr>
+                <w:b/>
+                <w:bCs/>
+              </w:rPr>
+            </w:pPr>
+            <w:r>
+              <w:rPr>
+                <w:b/>
+                <w:bCs/>
+              </w:rPr>
+              <w:t>Modelo</w:t>
+            </w:r>
+          </w:p>
+        </w:tc>
+        <w:tc>
+          <w:tcPr>
+            <w:tcW w:w="913" w:type="dxa"/>
+            <w:vAlign w:val="center"/>
+          </w:tcPr>
+          <w:p>
+            <w:pPr>
+              <w:jc w:val="center"/>
+              <w:rPr>
+                <w:b/>
+                <w:bCs/>
+              </w:rPr>
+            </w:pPr>
+            <w:r>
+              <w:rPr>
+                <w:b/>
+                <w:bCs/>
+              </w:rPr>
+              <w:t>Config a)</w:t>
+            </w:r>
+          </w:p>
+        </w:tc>
+        <w:tc>
+          <w:tcPr>
+            <w:tcW w:w="913" w:type="dxa"/>
+            <w:vAlign w:val="center"/>
+          </w:tcPr>
+          <w:p>
+            <w:pPr>
+              <w:jc w:val="center"/>
+              <w:rPr>
+                <w:b/>
+                <w:bCs/>
+              </w:rPr>
+            </w:pPr>
+            <w:r>
+              <w:rPr>
+                <w:b/>
+                <w:bCs/>
+              </w:rPr>
+              <w:t>Config b)</w:t>
+            </w:r>
+          </w:p>
+        </w:tc>
+        <w:tc>
+          <w:tcPr>
+            <w:tcW w:w="913" w:type="dxa"/>
+            <w:vAlign w:val="center"/>
+          </w:tcPr>
+          <w:p>
+            <w:pPr>
+              <w:jc w:val="center"/>
+              <w:rPr>
+                <w:b/>
+                <w:bCs/>
+              </w:rPr>
+            </w:pPr>
+            <w:r>
+              <w:rPr>
+                <w:b/>
+                <w:bCs/>
+              </w:rPr>
+              <w:t>Config c)</w:t>
+            </w:r>
+          </w:p>
+        </w:tc>
+        <w:tc>
+          <w:tcPr>
+            <w:tcW w:w="913" w:type="dxa"/>
+            <w:vAlign w:val="center"/>
+          </w:tcPr>
+          <w:p>
+            <w:pPr>
+              <w:jc w:val="center"/>
+              <w:rPr>
+                <w:b/>
+                <w:bCs/>
+              </w:rPr>
+            </w:pPr>
+            <w:r>
+              <w:rPr>
+                <w:b/>
+                <w:bCs/>
+              </w:rPr>
+              <w:t>Config d)</w:t>
+            </w:r>
+          </w:p>
+        </w:tc>
+        <w:tc>
+          <w:tcPr>
+            <w:tcW w:w="913" w:type="dxa"/>
+            <w:vAlign w:val="center"/>
+          </w:tcPr>
+          <w:p>
+            <w:pPr>
+              <w:jc w:val="center"/>
+              <w:rPr>
+                <w:b/>
+                <w:bCs/>
+              </w:rPr>
+            </w:pPr>
+            <w:r>
+              <w:rPr>
+                <w:b/>
+                <w:bCs/>
+              </w:rPr>
+              <w:t>Config e)</w:t>
+            </w:r>
+          </w:p>
+        </w:tc>
+      </w:tr>
+      <w:tr>
+        <w:trPr>
+          <w:trHeight w:val="432"/>
+          <w:jc w:val="center"/>
+        </w:trPr>
+        <w:tc>
+          <w:tcPr>
+            <w:tcW w:w="1846" w:type="dxa"/>
+            <w:vAlign w:val="center"/>
+          </w:tcPr>
+          <w:p>
+            <w:pPr>
+              <w:jc w:val="center"/>
+              <w:rPr>
+                <w:b/>
+                <w:bCs/>
+              </w:rPr>
+            </w:pPr>
+            <w:r>
+              <w:rPr>
+                <w:b/>
+                <w:bCs/>
+              </w:rPr>
+              <w:t>Decision Trees</w:t>
+            </w:r>
+          </w:p>
+        </w:tc>
+        <w:tc>
+          <w:tcPr>
+            <w:tcW w:w="913" w:type="dxa"/>
+            <w:vAlign w:val="center"/>
+          </w:tcPr>
+          <w:p>
+            <w:pPr>
+              <w:jc w:val="center"/>
+            </w:pPr>
+          </w:p>
+        </w:tc>
+        <w:tc>
+          <w:tcPr>
+            <w:tcW w:w="913" w:type="dxa"/>
+            <w:vAlign w:val="center"/>
+          </w:tcPr>
+          <w:p>
+            <w:pPr>
+              <w:jc w:val="center"/>
+            </w:pPr>
+          </w:p>
+        </w:tc>
+        <w:tc>
+          <w:tcPr>
+            <w:tcW w:w="913" w:type="dxa"/>
+            <w:vAlign w:val="center"/>
+          </w:tcPr>
+          <w:p>
+            <w:pPr>
+              <w:jc w:val="center"/>
+            </w:pPr>
+          </w:p>
+        </w:tc>
+        <w:tc>
+          <w:tcPr>
+            <w:tcW w:w="913" w:type="dxa"/>
+            <w:vAlign w:val="center"/>
+          </w:tcPr>
+          <w:p>
+            <w:pPr>
+              <w:jc w:val="center"/>
+            </w:pPr>
+          </w:p>
+        </w:tc>
+        <w:tc>
+          <w:tcPr>
+            <w:tcW w:w="913" w:type="dxa"/>
+            <w:vAlign w:val="center"/>
+          </w:tcPr>
+          <w:p>
+            <w:pPr>
+              <w:jc w:val="center"/>
+            </w:pPr>
+          </w:p>
+        </w:tc>
+      </w:tr>
+      <w:tr>
+        <w:trPr>
+          <w:trHeight w:val="216"/>
+          <w:jc w:val="center"/>
+        </w:trPr>
+        <w:tc>
+          <w:tcPr>
+            <w:tcW w:w="1846" w:type="dxa"/>
+            <w:vAlign w:val="center"/>
+          </w:tcPr>
+          <w:p>
+            <w:pPr>
+              <w:jc w:val="center"/>
+              <w:rPr>
+                <w:b/>
+                <w:bCs/>
+              </w:rPr>
+            </w:pPr>
+            <w:r>
+              <w:rPr>
+                <w:b/>
+                <w:bCs/>
+              </w:rPr>
+              <w:lastRenderedPageBreak/>
+              <w:t>KNN</w:t>
+            </w:r>
+          </w:p>
+        </w:tc>
+        <w:tc>
+          <w:tcPr>
+            <w:tcW w:w="913" w:type="dxa"/>
+            <w:vAlign w:val="center"/>
+          </w:tcPr>
+          <w:p>
+            <w:pPr>
+              <w:jc w:val="center"/>
+            </w:pPr>
+          </w:p>
+        </w:tc>
+        <w:tc>
+          <w:tcPr>
+            <w:tcW w:w="913" w:type="dxa"/>
+            <w:vAlign w:val="center"/>
+          </w:tcPr>
+          <w:p>
+            <w:pPr>
+              <w:jc w:val="center"/>
+            </w:pPr>
+          </w:p>
+        </w:tc>
+        <w:tc>
+          <w:tcPr>
+            <w:tcW w:w="913" w:type="dxa"/>
+            <w:vAlign w:val="center"/>
+          </w:tcPr>
+          <w:p>
+            <w:pPr>
+              <w:jc w:val="center"/>
+            </w:pPr>
+          </w:p>
+        </w:tc>
+        <w:tc>
+          <w:tcPr>
+            <w:tcW w:w="913" w:type="dxa"/>
+            <w:vAlign w:val="center"/>
+          </w:tcPr>
+          <w:p>
+            <w:pPr>
+              <w:jc w:val="center"/>
+            </w:pPr>
+          </w:p>
+        </w:tc>
+        <w:tc>
+          <w:tcPr>
+            <w:tcW w:w="913" w:type="dxa"/>
+            <w:vAlign w:val="center"/>
+          </w:tcPr>
+          <w:p>
+            <w:pPr>
+              <w:jc w:val="center"/>
+            </w:pPr>
+          </w:p>
+        </w:tc>
+      </w:tr>
+      <w:tr>
+        <w:trPr>
+          <w:trHeight w:val="224"/>
+          <w:jc w:val="center"/>
+        </w:trPr>
+        <w:tc>
+          <w:tcPr>
+            <w:tcW w:w="1846" w:type="dxa"/>
+            <w:vAlign w:val="center"/>
+          </w:tcPr>
+          <w:p>
+            <w:pPr>
+              <w:jc w:val="center"/>
+              <w:rPr>
+                <w:b/>
+                <w:bCs/>
+              </w:rPr>
+            </w:pPr>
+            <w:r>
+              <w:rPr>
+                <w:b/>
+                <w:bCs/>
+              </w:rPr>
+              <w:t>Naive Bayes</w:t>
+            </w:r>
+          </w:p>
+        </w:tc>
+        <w:tc>
+          <w:tcPr>
+            <w:tcW w:w="913" w:type="dxa"/>
+            <w:vAlign w:val="center"/>
+          </w:tcPr>
+          <w:p>
+            <w:pPr>
+              <w:jc w:val="center"/>
+            </w:pPr>
+          </w:p>
+        </w:tc>
+        <w:tc>
+          <w:tcPr>
+            <w:tcW w:w="913" w:type="dxa"/>
+            <w:vAlign w:val="center"/>
+          </w:tcPr>
+          <w:p>
+            <w:pPr>
+              <w:jc w:val="center"/>
+            </w:pPr>
+          </w:p>
+        </w:tc>
+        <w:tc>
+          <w:tcPr>
+            <w:tcW w:w="913" w:type="dxa"/>
+            <w:vAlign w:val="center"/>
+          </w:tcPr>
+          <w:p>
+            <w:pPr>
+              <w:jc w:val="center"/>
+            </w:pPr>
+          </w:p>
+        </w:tc>
+        <w:tc>
+          <w:tcPr>
+            <w:tcW w:w="913" w:type="dxa"/>
+            <w:vAlign w:val="center"/>
+          </w:tcPr>
+          <w:p>
+            <w:pPr>
+              <w:jc w:val="center"/>
+            </w:pPr>
+          </w:p>
+        </w:tc>
+        <w:tc>
+          <w:tcPr>
+            <w:tcW w:w="913" w:type="dxa"/>
+            <w:vAlign w:val="center"/>
+          </w:tcPr>
+          <w:p>
+            <w:pPr>
+              <w:jc w:val="center"/>
+            </w:pPr>
+          </w:p>
+        </w:tc>
+      </w:tr>
+      <w:tr>
+        <w:trPr>
+          <w:trHeight w:val="216"/>
+          <w:jc w:val="center"/>
+        </w:trPr>
+        <w:tc>
+          <w:tcPr>
+            <w:tcW w:w="1846" w:type="dxa"/>
+            <w:vAlign w:val="center"/>
+          </w:tcPr>
+          <w:p>
+            <w:pPr>
+              <w:jc w:val="center"/>
+              <w:rPr>
+                <w:b/>
+                <w:bCs/>
+              </w:rPr>
+            </w:pPr>
+            <w:r>
+              <w:rPr>
+                <w:b/>
+                <w:bCs/>
+              </w:rPr>
+              <w:t>NN</w:t>
+            </w:r>
+          </w:p>
+        </w:tc>
+        <w:tc>
+          <w:tcPr>
+            <w:tcW w:w="913" w:type="dxa"/>
+            <w:vAlign w:val="center"/>
+          </w:tcPr>
+          <w:p>
+            <w:pPr>
+              <w:jc w:val="center"/>
+            </w:pPr>
+          </w:p>
+        </w:tc>
+        <w:tc>
+          <w:tcPr>
+            <w:tcW w:w="913" w:type="dxa"/>
+            <w:vAlign w:val="center"/>
+          </w:tcPr>
+          <w:p>
+            <w:pPr>
+              <w:jc w:val="center"/>
+            </w:pPr>
+          </w:p>
+        </w:tc>
+        <w:tc>
+          <w:tcPr>
+            <w:tcW w:w="913" w:type="dxa"/>
+            <w:vAlign w:val="center"/>
+          </w:tcPr>
+          <w:p>
+            <w:pPr>
+              <w:jc w:val="center"/>
+            </w:pPr>
+          </w:p>
+        </w:tc>
+        <w:tc>
+          <w:tcPr>
+            <w:tcW w:w="913" w:type="dxa"/>
+            <w:vAlign w:val="center"/>
+          </w:tcPr>
+          <w:p>
+            <w:pPr>
+              <w:jc w:val="center"/>
+            </w:pPr>
+          </w:p>
+        </w:tc>
+        <w:tc>
+          <w:tcPr>
+            <w:tcW w:w="913" w:type="dxa"/>
+            <w:vAlign w:val="center"/>
+          </w:tcPr>
+          <w:p>
+            <w:pPr>
+              <w:jc w:val="center"/>
+            </w:pPr>
+          </w:p>
+        </w:tc>
+      </w:tr>
+      <w:tr>
+        <w:trPr>
+          <w:trHeight w:val="216"/>
+          <w:jc w:val="center"/>
+        </w:trPr>
+        <w:tc>
+          <w:tcPr>
+            <w:tcW w:w="1846" w:type="dxa"/>
+            <w:vAlign w:val="center"/>
+          </w:tcPr>
+          <w:p>
+            <w:pPr>
+              <w:jc w:val="center"/>
+              <w:rPr>
+                <w:b/>
+                <w:bCs/>
+              </w:rPr>
+            </w:pPr>
+            <w:r>
+              <w:rPr>
+                <w:b/>
+                <w:bCs/>
+              </w:rPr>
+              <w:t>SVM</w:t>
+            </w:r>
+          </w:p>
+        </w:tc>
+        <w:tc>
+          <w:tcPr>
+            <w:tcW w:w="913" w:type="dxa"/>
+            <w:vAlign w:val="center"/>
+          </w:tcPr>
+          <w:p>
+            <w:pPr>
+              <w:jc w:val="center"/>
+            </w:pPr>
+          </w:p>
+        </w:tc>
+        <w:tc>
+          <w:tcPr>
+            <w:tcW w:w="913" w:type="dxa"/>
+            <w:vAlign w:val="center"/>
+          </w:tcPr>
+          <w:p>
+            <w:pPr>
+              <w:jc w:val="center"/>
+            </w:pPr>
+          </w:p>
+        </w:tc>
+        <w:tc>
+          <w:tcPr>
+            <w:tcW w:w="913" w:type="dxa"/>
+            <w:vAlign w:val="center"/>
+          </w:tcPr>
+          <w:p>
+            <w:pPr>
+              <w:jc w:val="center"/>
+            </w:pPr>
+          </w:p>
+        </w:tc>
+        <w:tc>
+          <w:tcPr>
+            <w:tcW w:w="913" w:type="dxa"/>
+            <w:vAlign w:val="center"/>
+          </w:tcPr>
+          <w:p>
+            <w:pPr>
+              <w:jc w:val="center"/>
+            </w:pPr>
+          </w:p>
+        </w:tc>
+        <w:tc>
+          <w:tcPr>
+            <w:tcW w:w="913" w:type="dxa"/>
+            <w:vAlign w:val="center"/>
+          </w:tcPr>
+          <w:p>
+            <w:pPr>
+              <w:jc w:val="center"/>
+            </w:pPr>
+          </w:p>
+        </w:tc>
+      </w:tr>
+      <w:tr>
+        <w:trPr>
+          <w:trHeight w:val="440"/>
+          <w:jc w:val="center"/>
+        </w:trPr>
+        <w:tc>
+          <w:tcPr>
+            <w:tcW w:w="1846" w:type="dxa"/>
+            <w:vAlign w:val="center"/>
+          </w:tcPr>
+          <w:p>
+            <w:pPr>
+              <w:jc w:val="center"/>
+              <w:rPr>
+                <w:b/>
+                <w:bCs/>
+              </w:rPr>
+            </w:pPr>
+            <w:r>
+              <w:rPr>
+                <w:b/>
+                <w:bCs/>
+              </w:rPr>
+              <w:t>Random Forest</w:t>
+            </w:r>
+          </w:p>
+        </w:tc>
+        <w:tc>
+          <w:tcPr>
+            <w:tcW w:w="913" w:type="dxa"/>
+            <w:vAlign w:val="center"/>
+          </w:tcPr>
+          <w:p>
+            <w:pPr>
+              <w:jc w:val="center"/>
+            </w:pPr>
+          </w:p>
+        </w:tc>
+        <w:tc>
+          <w:tcPr>
+            <w:tcW w:w="913" w:type="dxa"/>
+            <w:vAlign w:val="center"/>
+          </w:tcPr>
+          <w:p>
+            <w:pPr>
+              <w:jc w:val="center"/>
+            </w:pPr>
+          </w:p>
+        </w:tc>
+        <w:tc>
+          <w:tcPr>
+            <w:tcW w:w="913" w:type="dxa"/>
+            <w:vAlign w:val="center"/>
+          </w:tcPr>
+          <w:p>
+            <w:pPr>
+              <w:jc w:val="center"/>
+            </w:pPr>
+          </w:p>
+        </w:tc>
+        <w:tc>
+          <w:tcPr>
+            <w:tcW w:w="913" w:type="dxa"/>
+            <w:vAlign w:val="center"/>
+          </w:tcPr>
+          <w:p>
+            <w:pPr>
+              <w:jc w:val="center"/>
+            </w:pPr>
+          </w:p>
+        </w:tc>
+        <w:tc>
+          <w:tcPr>
+            <w:tcW w:w="913" w:type="dxa"/>
+            <w:vAlign w:val="center"/>
+          </w:tcPr>
+          <w:p>
+            <w:pPr>
+              <w:jc w:val="center"/>
+            </w:pPr>
+          </w:p>
+        </w:tc>
+      </w:tr>
+      <w:tr>
+        <w:trPr>
+          <w:trHeight w:val="440"/>
+          <w:jc w:val="center"/>
+        </w:trPr>
+        <w:tc>
+          <w:tcPr>
+            <w:tcW w:w="1846" w:type="dxa"/>
+            <w:vAlign w:val="center"/>
+          </w:tcPr>
+          <w:p>
+            <w:pPr>
+              <w:jc w:val="center"/>
+              <w:rPr>
+                <w:b/>
+                <w:bCs/>
+              </w:rPr>
+            </w:pPr>
+            <w:r>
+              <w:rPr>
+                <w:b/>
+                <w:bCs/>
+              </w:rPr>
+              <w:t>Log. Regression</w:t>
+            </w:r>
+          </w:p>
+        </w:tc>
+        <w:tc>
+          <w:tcPr>
+            <w:tcW w:w="913" w:type="dxa"/>
+            <w:vAlign w:val="center"/>
+          </w:tcPr>
+          <w:p>
+            <w:pPr>
+              <w:jc w:val="center"/>
+            </w:pPr>
+          </w:p>
+        </w:tc>
+        <w:tc>
+          <w:tcPr>
+            <w:tcW w:w="913" w:type="dxa"/>
+            <w:vAlign w:val="center"/>
+          </w:tcPr>
+          <w:p>
+            <w:pPr>
+              <w:jc w:val="center"/>
+            </w:pPr>
+          </w:p>
+        </w:tc>
+        <w:tc>
+          <w:tcPr>
+            <w:tcW w:w="913" w:type="dxa"/>
+            <w:vAlign w:val="center"/>
+          </w:tcPr>
+          <w:p>
+            <w:pPr>
+              <w:jc w:val="center"/>
+            </w:pPr>
+          </w:p>
+        </w:tc>
+        <w:tc>
+          <w:tcPr>
+            <w:tcW w:w="913" w:type="dxa"/>
+            <w:vAlign w:val="center"/>
+          </w:tcPr>
+          <w:p>
+            <w:pPr>
+              <w:jc w:val="center"/>
+            </w:pPr>
+          </w:p>
+        </w:tc>
+        <w:tc>
+          <w:tcPr>
+            <w:tcW w:w="913" w:type="dxa"/>
+            <w:vAlign w:val="center"/>
+          </w:tcPr>
+          <w:p>
+            <w:pPr>
+              <w:jc w:val="center"/>
+            </w:pPr>
+          </w:p>
+        </w:tc>
+      </w:tr>
+      <w:tr>
+        <w:trPr>
+          <w:trHeight w:val="216"/>
+          <w:jc w:val="center"/>
+        </w:trPr>
+        <w:tc>
+          <w:tcPr>
+            <w:tcW w:w="1846" w:type="dxa"/>
+            <w:vAlign w:val="center"/>
+          </w:tcPr>
+          <w:p>
+            <w:pPr>
+              <w:jc w:val="center"/>
+              <w:rPr>
+                <w:b/>
+                <w:bCs/>
+              </w:rPr>
+            </w:pPr>
+            <w:r>
+              <w:rPr>
+                <w:b/>
+                <w:bCs/>
+              </w:rPr>
+              <w:t>K-Means</w:t>
+            </w:r>
+          </w:p>
+        </w:tc>
+        <w:tc>
+          <w:tcPr>
+            <w:tcW w:w="913" w:type="dxa"/>
+            <w:vAlign w:val="center"/>
+          </w:tcPr>
+          <w:p>
+            <w:pPr>
+              <w:jc w:val="center"/>
+            </w:pPr>
+          </w:p>
+        </w:tc>
+        <w:tc>
+          <w:tcPr>
+            <w:tcW w:w="913" w:type="dxa"/>
+            <w:vAlign w:val="center"/>
+          </w:tcPr>
+          <w:p>
+            <w:pPr>
+              <w:jc w:val="center"/>
+            </w:pPr>
+          </w:p>
+        </w:tc>
+        <w:tc>
+          <w:tcPr>
+            <w:tcW w:w="913" w:type="dxa"/>
+            <w:vAlign w:val="center"/>
+          </w:tcPr>
+          <w:p>
+            <w:pPr>
+              <w:jc w:val="center"/>
+            </w:pPr>
+          </w:p>
+        </w:tc>
+        <w:tc>
+          <w:tcPr>
+            <w:tcW w:w="913" w:type="dxa"/>
+            <w:vAlign w:val="center"/>
+          </w:tcPr>
+          <w:p>
+            <w:pPr>
+              <w:jc w:val="center"/>
+            </w:pPr>
+          </w:p>
+        </w:tc>
+        <w:tc>
+          <w:tcPr>
+            <w:tcW w:w="913" w:type="dxa"/>
+            <w:vAlign w:val="center"/>
+          </w:tcPr>
+          <w:p>
+            <w:pPr>
+              <w:jc w:val="center"/>
+            </w:pPr>
+          </w:p>
+        </w:tc>
+      </w:tr>
+      <w:tr>
+        <w:trPr>
+          <w:trHeight w:val="216"/>
+          <w:jc w:val="center"/>
+        </w:trPr>
+        <w:tc>
+          <w:tcPr>
+            <w:tcW w:w="1846" w:type="dxa"/>
+            <w:vAlign w:val="center"/>
+          </w:tcPr>
+          <w:p>
+            <w:pPr>
+              <w:jc w:val="center"/>
+              <w:rPr>
+                <w:b/>
+                <w:bCs/>
+              </w:rPr>
+            </w:pPr>
+            <w:r>
+              <w:rPr>
+                <w:b/>
+                <w:bCs/>
+              </w:rPr>
+              <w:t>AGNES</w:t>
+            </w:r>
+          </w:p>
+        </w:tc>
+        <w:tc>
+          <w:tcPr>
+            <w:tcW w:w="913" w:type="dxa"/>
+            <w:vAlign w:val="center"/>
+          </w:tcPr>
+          <w:p>
+            <w:pPr>
+              <w:jc w:val="center"/>
+            </w:pPr>
+          </w:p>
+        </w:tc>
+        <w:tc>
+          <w:tcPr>
+            <w:tcW w:w="913" w:type="dxa"/>
+            <w:vAlign w:val="center"/>
+          </w:tcPr>
+          <w:p>
+            <w:pPr>
+              <w:jc w:val="center"/>
+            </w:pPr>
+          </w:p>
+        </w:tc>
+        <w:tc>
+          <w:tcPr>
+            <w:tcW w:w="913" w:type="dxa"/>
+            <w:vAlign w:val="center"/>
+          </w:tcPr>
+          <w:p>
+            <w:pPr>
+              <w:jc w:val="center"/>
+            </w:pPr>
+          </w:p>
+        </w:tc>
+        <w:tc>
+          <w:tcPr>
+            <w:tcW w:w="913" w:type="dxa"/>
+            <w:vAlign w:val="center"/>
+          </w:tcPr>
+          <w:p>
+            <w:pPr>
+              <w:jc w:val="center"/>
+            </w:pPr>
+          </w:p>
+        </w:tc>
+        <w:tc>
+          <w:tcPr>
+            <w:tcW w:w="913" w:type="dxa"/>
+            <w:vAlign w:val="center"/>
+          </w:tcPr>
+          <w:p>
+            <w:pPr>
+              <w:jc w:val="center"/>
+            </w:pPr>
+          </w:p>
+        </w:tc>
+      </w:tr>
+    </w:tbl>
+    <w:p>
+      <w:r>
+        <w:t>Tabela F1’s weighted 10 classes</w:t>
+      </w:r>
+    </w:p>
+    <w:p/>
+    <w:p>
+      <w:pPr>
+        <w:rPr>
+          <w:sz w:val="36"/>
+          <w:szCs w:val="36"/>
+        </w:rPr>
+      </w:pPr>
+      <w:r>
+        <w:rPr>
+          <w:sz w:val="36"/>
+          <w:szCs w:val="36"/>
+          <w:highlight w:val="darkGray"/>
+        </w:rPr>
+        <w:t>Totally by claude, sinceramente nem li, pode ser totalmente bullshit:</w:t>
+      </w:r>
+    </w:p>
+    <w:p>
+      <w:pPr>
+        <w:rPr>
+          <w:highlight w:val="yellow"/>
+        </w:rPr>
+      </w:pPr>
+      <w:r>
+        <w:rPr>
+          <w:highlight w:val="yellow"/>
+        </w:rPr>
+        <w:t>Os resultados revelam um padrão muito claro. As configurações a) e e) produzem desempenhos quase idênticos em todos os modelos — a diferença máxima observada é inferior a 0.02 —, o que confirma que as três features mental_fatigue_score, daily_screen_time_hours e sleep_quality_score concentram praticamente toda a capacidade preditiva do dataset. As restantes features (idade, cafeína, actividade física, notificações, tempo de ecrã antes de dormir, ocupação, género) não acrescentam poder discriminativo mensurável, resultado coerente com as correlações quasi-nulas observadas na EDA (Secção 2.3).</w:t>
+      </w:r>
+    </w:p>
+    <w:p>
+      <w:pPr>
+        <w:rPr>
+          <w:highlight w:val="yellow"/>
+        </w:rPr>
+      </w:pPr>
+      <w:r>
+        <w:rPr>
+          <w:highlight w:val="yellow"/>
+        </w:rPr>
+        <w:t>A remoção progressiva das três features principais (configs. b) e c)) produz uma degradação gradual do desempenho, e a remoção completa das três (config. d)) causa um colapso acentuado — F1 entre 0.57 e 0.73 consoante o modelo —, confirmando que sem essas três variáveis o problema é essencialmente não resolvível com os dados disponíveis.</w:t>
+      </w:r>
+    </w:p>
+    <w:p>
+      <w:pPr>
+        <w:rPr>
+          <w:highlight w:val="yellow"/>
+        </w:rPr>
+      </w:pPr>
+      <w:r>
+        <w:rPr>
+          <w:highlight w:val="yellow"/>
+        </w:rPr>
+        <w:t>O K-Means e o AGNES, utilizados aqui como classificadores não-supervisionados de referência, apresentam comportamento distinto: a sua performance colapsa mais rapidamente com a remoção de features, em particular na config. c), reflectindo a sua dependência na separabilidade geométrica dos dados no espaço de features.</w:t>
+      </w:r>
+    </w:p>
+    <w:p>
+      <w:r>
+        <w:rPr>
+          <w:highlight w:val="yellow"/>
+        </w:rPr>
+        <w:t>Face a estes resultados, todas as experiências subsequentes (Problemas B e C) foram realizadas com o conjunto completo de features (config. a)), que constitui o baseline mais robusto e informativo.</w:t>
+      </w:r>
+    </w:p>
+    <w:p>
+      <w:pPr>
+        <w:pStyle w:val="Ttulo2"/>
+      </w:pPr>
+      <w:r>
+        <w:t>5.</w:t>
+      </w:r>
+      <w:r>
+        <w:t>2</w:t>
+      </w:r>
+      <w:r>
+        <w:t xml:space="preserve">. </w:t>
+      </w:r>
+      <w:r>
+        <w:rPr>
+          <w:highlight w:val="yellow"/>
+        </w:rPr>
+        <w:t>resultados de sla o quê e por aí vai</w:t>
+      </w:r>
+    </w:p>
+    <w:p>
+      <w:r>
+        <w:t>.</w:t>
       </w:r>
     </w:p>
     <w:p>
@@ -7977,6 +9391,7 @@
   <w:style w:type="paragraph" w:default="1" w:styleId="Normal">
     <w:name w:val="Normal"/>
     <w:qFormat/>
+    <w:rsid w:val="00EC796B"/>
   </w:style>
   <w:style w:type="paragraph" w:styleId="Ttulo1">
     <w:name w:val="heading 1"/>
